--- a/Mcq/1 study iq/1.docx
+++ b/Mcq/1 study iq/1.docx
@@ -7173,13 +7173,6 @@
           <w:lang w:val="en-US"/>
         </w:rPr>
       </w:pPr>
-    </w:p>
-    <w:p>
-      <w:pPr>
-        <w:rPr>
-          <w:lang w:val="en-US"/>
-        </w:rPr>
-      </w:pPr>
       <w:r>
         <w:rPr>
           <w:noProof/>
@@ -7242,6 +7235,302 @@
     <w:p>
       <w:pPr>
         <w:rPr>
+          <w:lang w:val="en-US"/>
+        </w:rPr>
+      </w:pPr>
+      <w:proofErr w:type="spellStart"/>
+      <w:r>
+        <w:rPr>
+          <w:lang w:val="en-US"/>
+        </w:rPr>
+        <w:t>Brrahmvadini</w:t>
+      </w:r>
+      <w:proofErr w:type="spellEnd"/>
+      <w:r>
+        <w:rPr>
+          <w:lang w:val="en-US"/>
+        </w:rPr>
+        <w:t xml:space="preserve"> means </w:t>
+      </w:r>
+      <w:proofErr w:type="spellStart"/>
+      <w:r>
+        <w:rPr>
+          <w:lang w:val="en-US"/>
+        </w:rPr>
+        <w:t>regvedic</w:t>
+      </w:r>
+      <w:proofErr w:type="spellEnd"/>
+      <w:r>
+        <w:rPr>
+          <w:lang w:val="en-US"/>
+        </w:rPr>
+        <w:t xml:space="preserve"> period me in woman </w:t>
+      </w:r>
+      <w:proofErr w:type="gramStart"/>
+      <w:r>
+        <w:rPr>
+          <w:lang w:val="en-US"/>
+        </w:rPr>
+        <w:t>sages</w:t>
+      </w:r>
+      <w:proofErr w:type="gramEnd"/>
+      <w:r>
+        <w:rPr>
+          <w:lang w:val="en-US"/>
+        </w:rPr>
+        <w:t xml:space="preserve"> </w:t>
+      </w:r>
+      <w:proofErr w:type="spellStart"/>
+      <w:r>
+        <w:rPr>
+          <w:lang w:val="en-US"/>
+        </w:rPr>
+        <w:t>ke</w:t>
+      </w:r>
+      <w:proofErr w:type="spellEnd"/>
+      <w:r>
+        <w:rPr>
+          <w:lang w:val="en-US"/>
+        </w:rPr>
+        <w:t xml:space="preserve"> </w:t>
+      </w:r>
+      <w:proofErr w:type="spellStart"/>
+      <w:r>
+        <w:rPr>
+          <w:lang w:val="en-US"/>
+        </w:rPr>
+        <w:t>kuch</w:t>
+      </w:r>
+      <w:proofErr w:type="spellEnd"/>
+      <w:r>
+        <w:rPr>
+          <w:lang w:val="en-US"/>
+        </w:rPr>
+        <w:t xml:space="preserve"> </w:t>
+      </w:r>
+      <w:proofErr w:type="spellStart"/>
+      <w:r>
+        <w:rPr>
+          <w:lang w:val="en-US"/>
+        </w:rPr>
+        <w:t>hymes</w:t>
+      </w:r>
+      <w:proofErr w:type="spellEnd"/>
+      <w:r>
+        <w:rPr>
+          <w:lang w:val="en-US"/>
+        </w:rPr>
+        <w:t xml:space="preserve"> mile </w:t>
+      </w:r>
+      <w:proofErr w:type="spellStart"/>
+      <w:r>
+        <w:rPr>
+          <w:lang w:val="en-US"/>
+        </w:rPr>
+        <w:t>hai</w:t>
+      </w:r>
+      <w:proofErr w:type="spellEnd"/>
+      <w:r>
+        <w:rPr>
+          <w:lang w:val="en-US"/>
+        </w:rPr>
+        <w:t xml:space="preserve">  </w:t>
+      </w:r>
+    </w:p>
+    <w:p>
+      <w:pPr>
+        <w:rPr>
+          <w:lang w:val="en-US"/>
+        </w:rPr>
+      </w:pPr>
+      <w:r>
+        <w:rPr>
+          <w:lang w:val="en-US"/>
+        </w:rPr>
+        <w:t xml:space="preserve">Remaining three are post </w:t>
+      </w:r>
+      <w:proofErr w:type="spellStart"/>
+      <w:proofErr w:type="gramStart"/>
+      <w:r>
+        <w:rPr>
+          <w:lang w:val="en-US"/>
+        </w:rPr>
+        <w:t>vedic</w:t>
+      </w:r>
+      <w:proofErr w:type="spellEnd"/>
+      <w:proofErr w:type="gramEnd"/>
+      <w:r>
+        <w:rPr>
+          <w:lang w:val="en-US"/>
+        </w:rPr>
+        <w:t xml:space="preserve"> period sages </w:t>
+      </w:r>
+    </w:p>
+    <w:p>
+      <w:pPr>
+        <w:rPr>
+          <w:lang w:val="en-US"/>
+        </w:rPr>
+      </w:pPr>
+      <w:proofErr w:type="spellStart"/>
+      <w:r>
+        <w:rPr>
+          <w:lang w:val="en-US"/>
+        </w:rPr>
+        <w:t>Brahmavadini</w:t>
+      </w:r>
+      <w:proofErr w:type="spellEnd"/>
+      <w:r>
+        <w:rPr>
+          <w:lang w:val="en-US"/>
+        </w:rPr>
+        <w:t xml:space="preserve"> </w:t>
+      </w:r>
+      <w:proofErr w:type="spellStart"/>
+      <w:r>
+        <w:rPr>
+          <w:lang w:val="en-US"/>
+        </w:rPr>
+        <w:t>inko</w:t>
+      </w:r>
+      <w:proofErr w:type="spellEnd"/>
+      <w:r>
+        <w:rPr>
+          <w:lang w:val="en-US"/>
+        </w:rPr>
+        <w:t xml:space="preserve"> </w:t>
+      </w:r>
+      <w:proofErr w:type="spellStart"/>
+      <w:r>
+        <w:rPr>
+          <w:lang w:val="en-US"/>
+        </w:rPr>
+        <w:t>isley</w:t>
+      </w:r>
+      <w:proofErr w:type="spellEnd"/>
+      <w:r>
+        <w:rPr>
+          <w:lang w:val="en-US"/>
+        </w:rPr>
+        <w:t xml:space="preserve"> bola </w:t>
+      </w:r>
+      <w:proofErr w:type="spellStart"/>
+      <w:r>
+        <w:rPr>
+          <w:lang w:val="en-US"/>
+        </w:rPr>
+        <w:t>jata</w:t>
+      </w:r>
+      <w:proofErr w:type="spellEnd"/>
+      <w:r>
+        <w:rPr>
+          <w:lang w:val="en-US"/>
+        </w:rPr>
+        <w:t xml:space="preserve"> </w:t>
+      </w:r>
+      <w:proofErr w:type="spellStart"/>
+      <w:r>
+        <w:rPr>
+          <w:lang w:val="en-US"/>
+        </w:rPr>
+        <w:t>hai</w:t>
+      </w:r>
+      <w:proofErr w:type="spellEnd"/>
+      <w:r>
+        <w:rPr>
+          <w:lang w:val="en-US"/>
+        </w:rPr>
+        <w:t xml:space="preserve"> </w:t>
+      </w:r>
+      <w:proofErr w:type="spellStart"/>
+      <w:r>
+        <w:rPr>
+          <w:lang w:val="en-US"/>
+        </w:rPr>
+        <w:t>kuki</w:t>
+      </w:r>
+      <w:proofErr w:type="spellEnd"/>
+      <w:r>
+        <w:rPr>
+          <w:lang w:val="en-US"/>
+        </w:rPr>
+        <w:t xml:space="preserve"> they have </w:t>
+      </w:r>
+      <w:proofErr w:type="spellStart"/>
+      <w:r>
+        <w:rPr>
+          <w:lang w:val="en-US"/>
+        </w:rPr>
+        <w:t>comkpose</w:t>
+      </w:r>
+      <w:proofErr w:type="spellEnd"/>
+      <w:r>
+        <w:rPr>
+          <w:lang w:val="en-US"/>
+        </w:rPr>
+        <w:t xml:space="preserve"> different various </w:t>
+      </w:r>
+      <w:proofErr w:type="gramStart"/>
+      <w:r>
+        <w:rPr>
+          <w:lang w:val="en-US"/>
+        </w:rPr>
+        <w:t xml:space="preserve">song  </w:t>
+      </w:r>
+      <w:proofErr w:type="spellStart"/>
+      <w:r>
+        <w:rPr>
+          <w:lang w:val="en-US"/>
+        </w:rPr>
+        <w:t>hymes</w:t>
+      </w:r>
+      <w:proofErr w:type="spellEnd"/>
+      <w:proofErr w:type="gramEnd"/>
+      <w:r>
+        <w:rPr>
+          <w:lang w:val="en-US"/>
+        </w:rPr>
+        <w:t xml:space="preserve"> in </w:t>
+      </w:r>
+      <w:proofErr w:type="spellStart"/>
+      <w:r>
+        <w:rPr>
+          <w:lang w:val="en-US"/>
+        </w:rPr>
+        <w:t>regvadedic</w:t>
+      </w:r>
+      <w:proofErr w:type="spellEnd"/>
+      <w:r>
+        <w:rPr>
+          <w:lang w:val="en-US"/>
+        </w:rPr>
+        <w:t xml:space="preserve"> period </w:t>
+      </w:r>
+    </w:p>
+    <w:p>
+      <w:pPr>
+        <w:rPr>
+          <w:lang w:val="en-US"/>
+        </w:rPr>
+      </w:pPr>
+    </w:p>
+    <w:p>
+      <w:pPr>
+        <w:rPr>
+          <w:lang w:val="en-US"/>
+        </w:rPr>
+      </w:pPr>
+    </w:p>
+    <w:p>
+      <w:pPr>
+        <w:rPr>
+          <w:lang w:val="en-US"/>
+        </w:rPr>
+      </w:pPr>
+    </w:p>
+    <w:p>
+      <w:pPr>
+        <w:rPr>
           <w:sz w:val="40"/>
           <w:lang w:val="en-US"/>
         </w:rPr>
@@ -7319,6 +7608,409 @@
           <w:lang w:val="en-US"/>
         </w:rPr>
       </w:pPr>
+      <w:r>
+        <w:rPr>
+          <w:lang w:val="en-US"/>
+        </w:rPr>
+        <w:t xml:space="preserve"> Indus valley civilization </w:t>
+      </w:r>
+      <w:proofErr w:type="spellStart"/>
+      <w:proofErr w:type="gramStart"/>
+      <w:r>
+        <w:rPr>
+          <w:lang w:val="en-US"/>
+        </w:rPr>
+        <w:t>ko</w:t>
+      </w:r>
+      <w:proofErr w:type="spellEnd"/>
+      <w:proofErr w:type="gramEnd"/>
+      <w:r>
+        <w:rPr>
+          <w:lang w:val="en-US"/>
+        </w:rPr>
+        <w:t xml:space="preserve"> basically bola he </w:t>
+      </w:r>
+      <w:proofErr w:type="spellStart"/>
+      <w:r>
+        <w:rPr>
+          <w:lang w:val="en-US"/>
+        </w:rPr>
+        <w:t>jata</w:t>
+      </w:r>
+      <w:proofErr w:type="spellEnd"/>
+      <w:r>
+        <w:rPr>
+          <w:lang w:val="en-US"/>
+        </w:rPr>
+        <w:t xml:space="preserve"> </w:t>
+      </w:r>
+      <w:proofErr w:type="spellStart"/>
+      <w:r>
+        <w:rPr>
+          <w:lang w:val="en-US"/>
+        </w:rPr>
+        <w:t>hai</w:t>
+      </w:r>
+      <w:proofErr w:type="spellEnd"/>
+      <w:r>
+        <w:rPr>
+          <w:lang w:val="en-US"/>
+        </w:rPr>
+        <w:t xml:space="preserve"> </w:t>
+      </w:r>
+      <w:proofErr w:type="spellStart"/>
+      <w:r>
+        <w:rPr>
+          <w:lang w:val="en-US"/>
+        </w:rPr>
+        <w:t>sapt</w:t>
+      </w:r>
+      <w:proofErr w:type="spellEnd"/>
+      <w:r>
+        <w:rPr>
+          <w:lang w:val="en-US"/>
+        </w:rPr>
+        <w:t xml:space="preserve"> </w:t>
+      </w:r>
+      <w:proofErr w:type="spellStart"/>
+      <w:r>
+        <w:rPr>
+          <w:lang w:val="en-US"/>
+        </w:rPr>
+        <w:t>sindhu</w:t>
+      </w:r>
+      <w:proofErr w:type="spellEnd"/>
+      <w:r>
+        <w:rPr>
+          <w:lang w:val="en-US"/>
+        </w:rPr>
+        <w:t xml:space="preserve"> </w:t>
+      </w:r>
+      <w:proofErr w:type="spellStart"/>
+      <w:r>
+        <w:rPr>
+          <w:lang w:val="en-US"/>
+        </w:rPr>
+        <w:t>civliation</w:t>
+      </w:r>
+      <w:proofErr w:type="spellEnd"/>
+      <w:r>
+        <w:rPr>
+          <w:lang w:val="en-US"/>
+        </w:rPr>
+        <w:t xml:space="preserve"> </w:t>
+      </w:r>
+    </w:p>
+    <w:p>
+      <w:pPr>
+        <w:rPr>
+          <w:lang w:val="en-US"/>
+        </w:rPr>
+      </w:pPr>
+      <w:proofErr w:type="spellStart"/>
+      <w:r>
+        <w:rPr>
+          <w:lang w:val="en-US"/>
+        </w:rPr>
+        <w:lastRenderedPageBreak/>
+        <w:t>Saraswati</w:t>
+      </w:r>
+      <w:proofErr w:type="spellEnd"/>
+      <w:r>
+        <w:rPr>
+          <w:lang w:val="en-US"/>
+        </w:rPr>
+        <w:t xml:space="preserve"> ka name in logo ne </w:t>
+      </w:r>
+      <w:proofErr w:type="spellStart"/>
+      <w:r>
+        <w:rPr>
+          <w:lang w:val="en-US"/>
+        </w:rPr>
+        <w:t>naditarna</w:t>
+      </w:r>
+      <w:proofErr w:type="spellEnd"/>
+      <w:r>
+        <w:rPr>
+          <w:lang w:val="en-US"/>
+        </w:rPr>
+        <w:t xml:space="preserve"> </w:t>
+      </w:r>
+      <w:proofErr w:type="spellStart"/>
+      <w:r>
+        <w:rPr>
+          <w:lang w:val="en-US"/>
+        </w:rPr>
+        <w:t>rakha</w:t>
+      </w:r>
+      <w:proofErr w:type="spellEnd"/>
+      <w:r>
+        <w:rPr>
+          <w:lang w:val="en-US"/>
+        </w:rPr>
+        <w:t xml:space="preserve"> </w:t>
+      </w:r>
+      <w:proofErr w:type="spellStart"/>
+      <w:proofErr w:type="gramStart"/>
+      <w:r>
+        <w:rPr>
+          <w:lang w:val="en-US"/>
+        </w:rPr>
+        <w:t>tha</w:t>
+      </w:r>
+      <w:proofErr w:type="spellEnd"/>
+      <w:r>
+        <w:rPr>
+          <w:lang w:val="en-US"/>
+        </w:rPr>
+        <w:t xml:space="preserve">  </w:t>
+      </w:r>
+      <w:proofErr w:type="spellStart"/>
+      <w:r>
+        <w:rPr>
+          <w:lang w:val="en-US"/>
+        </w:rPr>
+        <w:t>jisko</w:t>
+      </w:r>
+      <w:proofErr w:type="spellEnd"/>
+      <w:proofErr w:type="gramEnd"/>
+      <w:r>
+        <w:rPr>
+          <w:lang w:val="en-US"/>
+        </w:rPr>
+        <w:t xml:space="preserve"> </w:t>
+      </w:r>
+      <w:proofErr w:type="spellStart"/>
+      <w:r>
+        <w:rPr>
+          <w:lang w:val="en-US"/>
+        </w:rPr>
+        <w:t>baad</w:t>
+      </w:r>
+      <w:proofErr w:type="spellEnd"/>
+      <w:r>
+        <w:rPr>
+          <w:lang w:val="en-US"/>
+        </w:rPr>
+        <w:t xml:space="preserve"> me </w:t>
+      </w:r>
+      <w:proofErr w:type="spellStart"/>
+      <w:r>
+        <w:rPr>
+          <w:lang w:val="en-US"/>
+        </w:rPr>
+        <w:t>saraswati</w:t>
+      </w:r>
+      <w:proofErr w:type="spellEnd"/>
+      <w:r>
+        <w:rPr>
+          <w:lang w:val="en-US"/>
+        </w:rPr>
+        <w:t xml:space="preserve"> ka </w:t>
+      </w:r>
+      <w:proofErr w:type="spellStart"/>
+      <w:r>
+        <w:rPr>
+          <w:lang w:val="en-US"/>
+        </w:rPr>
+        <w:t>naam</w:t>
+      </w:r>
+      <w:proofErr w:type="spellEnd"/>
+      <w:r>
+        <w:rPr>
+          <w:lang w:val="en-US"/>
+        </w:rPr>
+        <w:t xml:space="preserve"> </w:t>
+      </w:r>
+      <w:proofErr w:type="spellStart"/>
+      <w:r>
+        <w:rPr>
+          <w:lang w:val="en-US"/>
+        </w:rPr>
+        <w:t>dyiagayay</w:t>
+      </w:r>
+      <w:proofErr w:type="spellEnd"/>
+      <w:r>
+        <w:rPr>
+          <w:lang w:val="en-US"/>
+        </w:rPr>
+        <w:t xml:space="preserve"> </w:t>
+      </w:r>
+      <w:proofErr w:type="spellStart"/>
+      <w:r>
+        <w:rPr>
+          <w:lang w:val="en-US"/>
+        </w:rPr>
+        <w:t>tha</w:t>
+      </w:r>
+      <w:proofErr w:type="spellEnd"/>
+      <w:r>
+        <w:rPr>
+          <w:lang w:val="en-US"/>
+        </w:rPr>
+        <w:t xml:space="preserve"> </w:t>
+      </w:r>
+    </w:p>
+    <w:p>
+      <w:pPr>
+        <w:rPr>
+          <w:lang w:val="en-US"/>
+        </w:rPr>
+      </w:pPr>
+      <w:r>
+        <w:rPr>
+          <w:lang w:val="en-US"/>
+        </w:rPr>
+        <w:t xml:space="preserve">Early people of </w:t>
+      </w:r>
+      <w:proofErr w:type="spellStart"/>
+      <w:r>
+        <w:rPr>
+          <w:lang w:val="en-US"/>
+        </w:rPr>
+        <w:t>vedic</w:t>
+      </w:r>
+      <w:proofErr w:type="spellEnd"/>
+      <w:r>
+        <w:rPr>
+          <w:lang w:val="en-US"/>
+        </w:rPr>
+        <w:t xml:space="preserve"> period did not aware of the </w:t>
+      </w:r>
+      <w:proofErr w:type="spellStart"/>
+      <w:proofErr w:type="gramStart"/>
+      <w:r>
+        <w:rPr>
+          <w:lang w:val="en-US"/>
+        </w:rPr>
+        <w:t>ganga</w:t>
+      </w:r>
+      <w:proofErr w:type="spellEnd"/>
+      <w:r>
+        <w:rPr>
+          <w:lang w:val="en-US"/>
+        </w:rPr>
+        <w:t xml:space="preserve">  but</w:t>
+      </w:r>
+      <w:proofErr w:type="gramEnd"/>
+      <w:r>
+        <w:rPr>
+          <w:lang w:val="en-US"/>
+        </w:rPr>
+        <w:t xml:space="preserve"> later on </w:t>
+      </w:r>
+      <w:proofErr w:type="spellStart"/>
+      <w:r>
+        <w:rPr>
+          <w:lang w:val="en-US"/>
+        </w:rPr>
+        <w:t>ganga</w:t>
+      </w:r>
+      <w:proofErr w:type="spellEnd"/>
+      <w:r>
+        <w:rPr>
+          <w:lang w:val="en-US"/>
+        </w:rPr>
+        <w:t xml:space="preserve"> </w:t>
+      </w:r>
+      <w:proofErr w:type="spellStart"/>
+      <w:r>
+        <w:rPr>
+          <w:lang w:val="en-US"/>
+        </w:rPr>
+        <w:t>ke</w:t>
+      </w:r>
+      <w:proofErr w:type="spellEnd"/>
+      <w:r>
+        <w:rPr>
+          <w:lang w:val="en-US"/>
+        </w:rPr>
+        <w:t xml:space="preserve"> evidence </w:t>
+      </w:r>
+      <w:proofErr w:type="spellStart"/>
+      <w:r>
+        <w:rPr>
+          <w:lang w:val="en-US"/>
+        </w:rPr>
+        <w:t>humko</w:t>
+      </w:r>
+      <w:proofErr w:type="spellEnd"/>
+      <w:r>
+        <w:rPr>
+          <w:lang w:val="en-US"/>
+        </w:rPr>
+        <w:t xml:space="preserve"> </w:t>
+      </w:r>
+      <w:proofErr w:type="spellStart"/>
+      <w:r>
+        <w:rPr>
+          <w:lang w:val="en-US"/>
+        </w:rPr>
+        <w:t>milne</w:t>
+      </w:r>
+      <w:proofErr w:type="spellEnd"/>
+      <w:r>
+        <w:rPr>
+          <w:lang w:val="en-US"/>
+        </w:rPr>
+        <w:t xml:space="preserve"> </w:t>
+      </w:r>
+      <w:proofErr w:type="spellStart"/>
+      <w:r>
+        <w:rPr>
+          <w:lang w:val="en-US"/>
+        </w:rPr>
+        <w:t>lage</w:t>
+      </w:r>
+      <w:proofErr w:type="spellEnd"/>
+      <w:r>
+        <w:rPr>
+          <w:lang w:val="en-US"/>
+        </w:rPr>
+        <w:t xml:space="preserve"> on the period of </w:t>
+      </w:r>
+      <w:proofErr w:type="spellStart"/>
+      <w:r>
+        <w:rPr>
+          <w:lang w:val="en-US"/>
+        </w:rPr>
+        <w:t>mahajanpada</w:t>
+      </w:r>
+      <w:proofErr w:type="spellEnd"/>
+      <w:r>
+        <w:rPr>
+          <w:lang w:val="en-US"/>
+        </w:rPr>
+        <w:t xml:space="preserve"> </w:t>
+      </w:r>
+    </w:p>
+    <w:p>
+      <w:pPr>
+        <w:rPr>
+          <w:lang w:val="en-US"/>
+        </w:rPr>
+      </w:pPr>
+    </w:p>
+    <w:p>
+      <w:pPr>
+        <w:rPr>
+          <w:lang w:val="en-US"/>
+        </w:rPr>
+      </w:pPr>
+      <w:proofErr w:type="spellStart"/>
+      <w:r>
+        <w:rPr>
+          <w:lang w:val="en-US"/>
+        </w:rPr>
+        <w:t>Satudri</w:t>
+      </w:r>
+      <w:proofErr w:type="spellEnd"/>
+      <w:r>
+        <w:rPr>
+          <w:lang w:val="en-US"/>
+        </w:rPr>
+        <w:t xml:space="preserve"> – Jhelum </w:t>
+      </w:r>
     </w:p>
     <w:p>
       <w:pPr>
@@ -7347,7 +8039,6 @@
           <w:noProof/>
           <w:lang w:val="en-US"/>
         </w:rPr>
-        <w:lastRenderedPageBreak/>
         <w:drawing>
           <wp:inline distT="0" distB="0" distL="0" distR="0">
             <wp:extent cx="5731510" cy="1493851"/>
@@ -7401,6 +8092,67 @@
           <w:lang w:val="en-US"/>
         </w:rPr>
       </w:pPr>
+      <w:r>
+        <w:rPr>
+          <w:lang w:val="en-US"/>
+        </w:rPr>
+        <w:t xml:space="preserve">Royal treasure = </w:t>
+      </w:r>
+      <w:proofErr w:type="spellStart"/>
+      <w:r>
+        <w:rPr>
+          <w:lang w:val="en-US"/>
+        </w:rPr>
+        <w:t>kis</w:t>
+      </w:r>
+      <w:proofErr w:type="spellEnd"/>
+      <w:r>
+        <w:rPr>
+          <w:lang w:val="en-US"/>
+        </w:rPr>
+        <w:t xml:space="preserve"> </w:t>
+      </w:r>
+      <w:proofErr w:type="spellStart"/>
+      <w:r>
+        <w:rPr>
+          <w:lang w:val="en-US"/>
+        </w:rPr>
+        <w:t>kosa</w:t>
+      </w:r>
+      <w:proofErr w:type="spellEnd"/>
+      <w:r>
+        <w:rPr>
+          <w:lang w:val="en-US"/>
+        </w:rPr>
+        <w:t xml:space="preserve"> </w:t>
+      </w:r>
+    </w:p>
+    <w:p>
+      <w:pPr>
+        <w:rPr>
+          <w:lang w:val="en-US"/>
+        </w:rPr>
+      </w:pPr>
+      <w:r>
+        <w:rPr>
+          <w:lang w:val="en-US"/>
+        </w:rPr>
+        <w:t xml:space="preserve">And remaining three </w:t>
+      </w:r>
+      <w:proofErr w:type="gramStart"/>
+      <w:r>
+        <w:rPr>
+          <w:lang w:val="en-US"/>
+        </w:rPr>
+        <w:t>are</w:t>
+      </w:r>
+      <w:proofErr w:type="gramEnd"/>
+      <w:r>
+        <w:rPr>
+          <w:lang w:val="en-US"/>
+        </w:rPr>
+        <w:t xml:space="preserve"> family related term </w:t>
+      </w:r>
     </w:p>
     <w:p>
       <w:pPr>
@@ -7503,11 +8255,380 @@
           <w:lang w:val="en-US"/>
         </w:rPr>
       </w:pPr>
-      <w:r>
-        <w:rPr>
-          <w:lang w:val="en-US"/>
-        </w:rPr>
-        <w:t>12</w:t>
+      <w:proofErr w:type="spellStart"/>
+      <w:r>
+        <w:rPr>
+          <w:lang w:val="en-US"/>
+        </w:rPr>
+        <w:t>Ans</w:t>
+      </w:r>
+      <w:proofErr w:type="spellEnd"/>
+      <w:r>
+        <w:rPr>
+          <w:lang w:val="en-US"/>
+        </w:rPr>
+        <w:t xml:space="preserve">: </w:t>
+      </w:r>
+      <w:proofErr w:type="spellStart"/>
+      <w:r>
+        <w:rPr>
+          <w:lang w:val="en-US"/>
+        </w:rPr>
+        <w:t>kathopanishad</w:t>
+      </w:r>
+      <w:proofErr w:type="spellEnd"/>
+      <w:r>
+        <w:rPr>
+          <w:lang w:val="en-US"/>
+        </w:rPr>
+        <w:t xml:space="preserve"> </w:t>
+      </w:r>
+    </w:p>
+    <w:p>
+      <w:pPr>
+        <w:rPr>
+          <w:lang w:val="en-US"/>
+        </w:rPr>
+      </w:pPr>
+      <w:proofErr w:type="spellStart"/>
+      <w:r>
+        <w:rPr>
+          <w:lang w:val="en-US"/>
+        </w:rPr>
+        <w:t>Chandogya</w:t>
+      </w:r>
+      <w:proofErr w:type="spellEnd"/>
+      <w:r>
+        <w:rPr>
+          <w:lang w:val="en-US"/>
+        </w:rPr>
+        <w:t xml:space="preserve"> </w:t>
+      </w:r>
+      <w:proofErr w:type="spellStart"/>
+      <w:r>
+        <w:rPr>
+          <w:lang w:val="en-US"/>
+        </w:rPr>
+        <w:t>upanish</w:t>
+      </w:r>
+      <w:proofErr w:type="spellEnd"/>
+      <w:r>
+        <w:rPr>
+          <w:lang w:val="en-US"/>
+        </w:rPr>
+        <w:t xml:space="preserve"> – is one of the largest and one of the oldest Upanishad </w:t>
+      </w:r>
+      <w:proofErr w:type="spellStart"/>
+      <w:r>
+        <w:rPr>
+          <w:lang w:val="en-US"/>
+        </w:rPr>
+        <w:t>hai</w:t>
+      </w:r>
+      <w:proofErr w:type="spellEnd"/>
+      <w:r>
+        <w:rPr>
+          <w:lang w:val="en-US"/>
+        </w:rPr>
+        <w:t xml:space="preserve"> </w:t>
+      </w:r>
+    </w:p>
+    <w:p>
+      <w:pPr>
+        <w:rPr>
+          <w:lang w:val="en-US"/>
+        </w:rPr>
+      </w:pPr>
+      <w:proofErr w:type="spellStart"/>
+      <w:r>
+        <w:rPr>
+          <w:lang w:val="en-US"/>
+        </w:rPr>
+        <w:t>Mundakopanishad</w:t>
+      </w:r>
+      <w:proofErr w:type="spellEnd"/>
+      <w:proofErr w:type="gramStart"/>
+      <w:r>
+        <w:rPr>
+          <w:lang w:val="en-US"/>
+        </w:rPr>
+        <w:t>-  se</w:t>
+      </w:r>
+      <w:proofErr w:type="gramEnd"/>
+      <w:r>
+        <w:rPr>
+          <w:lang w:val="en-US"/>
+        </w:rPr>
+        <w:t xml:space="preserve"> </w:t>
+      </w:r>
+      <w:proofErr w:type="spellStart"/>
+      <w:r>
+        <w:rPr>
+          <w:lang w:val="en-US"/>
+        </w:rPr>
+        <w:t>humne</w:t>
+      </w:r>
+      <w:proofErr w:type="spellEnd"/>
+      <w:r>
+        <w:rPr>
+          <w:lang w:val="en-US"/>
+        </w:rPr>
+        <w:t xml:space="preserve"> </w:t>
+      </w:r>
+      <w:proofErr w:type="spellStart"/>
+      <w:r>
+        <w:rPr>
+          <w:lang w:val="en-US"/>
+        </w:rPr>
+        <w:t>satyamev</w:t>
+      </w:r>
+      <w:proofErr w:type="spellEnd"/>
+      <w:r>
+        <w:rPr>
+          <w:lang w:val="en-US"/>
+        </w:rPr>
+        <w:t xml:space="preserve"> </w:t>
+      </w:r>
+      <w:proofErr w:type="spellStart"/>
+      <w:r>
+        <w:rPr>
+          <w:lang w:val="en-US"/>
+        </w:rPr>
+        <w:t>jayate</w:t>
+      </w:r>
+      <w:proofErr w:type="spellEnd"/>
+      <w:r>
+        <w:rPr>
+          <w:lang w:val="en-US"/>
+        </w:rPr>
+        <w:t xml:space="preserve"> term </w:t>
+      </w:r>
+      <w:proofErr w:type="spellStart"/>
+      <w:r>
+        <w:rPr>
+          <w:lang w:val="en-US"/>
+        </w:rPr>
+        <w:t>lyia</w:t>
+      </w:r>
+      <w:proofErr w:type="spellEnd"/>
+      <w:r>
+        <w:rPr>
+          <w:lang w:val="en-US"/>
+        </w:rPr>
+        <w:t xml:space="preserve"> </w:t>
+      </w:r>
+      <w:proofErr w:type="spellStart"/>
+      <w:r>
+        <w:rPr>
+          <w:lang w:val="en-US"/>
+        </w:rPr>
+        <w:t>hai</w:t>
+      </w:r>
+      <w:proofErr w:type="spellEnd"/>
+      <w:r>
+        <w:rPr>
+          <w:lang w:val="en-US"/>
+        </w:rPr>
+        <w:t xml:space="preserve"> </w:t>
+      </w:r>
+    </w:p>
+    <w:p>
+      <w:pPr>
+        <w:rPr>
+          <w:lang w:val="en-US"/>
+        </w:rPr>
+      </w:pPr>
+      <w:proofErr w:type="spellStart"/>
+      <w:r>
+        <w:rPr>
+          <w:lang w:val="en-US"/>
+        </w:rPr>
+        <w:t>Ishabasoupanishd</w:t>
+      </w:r>
+      <w:proofErr w:type="spellEnd"/>
+      <w:r>
+        <w:rPr>
+          <w:lang w:val="en-US"/>
+        </w:rPr>
+        <w:t xml:space="preserve"> – recently in </w:t>
+      </w:r>
+      <w:proofErr w:type="gramStart"/>
+      <w:r>
+        <w:rPr>
+          <w:lang w:val="en-US"/>
+        </w:rPr>
+        <w:t xml:space="preserve">name  </w:t>
+      </w:r>
+      <w:proofErr w:type="spellStart"/>
+      <w:r>
+        <w:rPr>
+          <w:lang w:val="en-US"/>
+        </w:rPr>
+        <w:t>lokpan</w:t>
+      </w:r>
+      <w:proofErr w:type="spellEnd"/>
+      <w:proofErr w:type="gramEnd"/>
+      <w:r>
+        <w:rPr>
+          <w:lang w:val="en-US"/>
+        </w:rPr>
+        <w:t xml:space="preserve"> </w:t>
+      </w:r>
+      <w:proofErr w:type="spellStart"/>
+      <w:r>
+        <w:rPr>
+          <w:lang w:val="en-US"/>
+        </w:rPr>
+        <w:t>jo</w:t>
+      </w:r>
+      <w:proofErr w:type="spellEnd"/>
+      <w:r>
+        <w:rPr>
+          <w:lang w:val="en-US"/>
+        </w:rPr>
+        <w:t xml:space="preserve"> 2020 me </w:t>
+      </w:r>
+      <w:proofErr w:type="spellStart"/>
+      <w:r>
+        <w:rPr>
+          <w:lang w:val="en-US"/>
+        </w:rPr>
+        <w:t>bana</w:t>
+      </w:r>
+      <w:proofErr w:type="spellEnd"/>
+      <w:r>
+        <w:rPr>
+          <w:lang w:val="en-US"/>
+        </w:rPr>
+        <w:t xml:space="preserve"> </w:t>
+      </w:r>
+      <w:proofErr w:type="spellStart"/>
+      <w:r>
+        <w:rPr>
+          <w:lang w:val="en-US"/>
+        </w:rPr>
+        <w:t>tha</w:t>
+      </w:r>
+      <w:proofErr w:type="spellEnd"/>
+      <w:r>
+        <w:rPr>
+          <w:lang w:val="en-US"/>
+        </w:rPr>
+        <w:t xml:space="preserve"> </w:t>
+      </w:r>
+      <w:proofErr w:type="spellStart"/>
+      <w:r>
+        <w:rPr>
+          <w:lang w:val="en-US"/>
+        </w:rPr>
+        <w:t>uska</w:t>
+      </w:r>
+      <w:proofErr w:type="spellEnd"/>
+      <w:r>
+        <w:rPr>
+          <w:lang w:val="en-US"/>
+        </w:rPr>
+        <w:t xml:space="preserve"> </w:t>
+      </w:r>
+      <w:proofErr w:type="spellStart"/>
+      <w:r>
+        <w:rPr>
+          <w:lang w:val="en-US"/>
+        </w:rPr>
+        <w:t>motot</w:t>
+      </w:r>
+      <w:proofErr w:type="spellEnd"/>
+      <w:r>
+        <w:rPr>
+          <w:lang w:val="en-US"/>
+        </w:rPr>
+        <w:t xml:space="preserve"> </w:t>
+      </w:r>
+      <w:proofErr w:type="spellStart"/>
+      <w:r>
+        <w:rPr>
+          <w:lang w:val="en-US"/>
+        </w:rPr>
+        <w:t>humen</w:t>
+      </w:r>
+      <w:proofErr w:type="spellEnd"/>
+      <w:r>
+        <w:rPr>
+          <w:lang w:val="en-US"/>
+        </w:rPr>
+        <w:t xml:space="preserve"> </w:t>
+      </w:r>
+      <w:proofErr w:type="spellStart"/>
+      <w:r>
+        <w:rPr>
+          <w:lang w:val="en-US"/>
+        </w:rPr>
+        <w:t>ishabasoupansihd</w:t>
+      </w:r>
+      <w:proofErr w:type="spellEnd"/>
+      <w:r>
+        <w:rPr>
+          <w:lang w:val="en-US"/>
+        </w:rPr>
+        <w:t xml:space="preserve"> se </w:t>
+      </w:r>
+      <w:proofErr w:type="spellStart"/>
+      <w:r>
+        <w:rPr>
+          <w:lang w:val="en-US"/>
+        </w:rPr>
+        <w:t>lyia</w:t>
+      </w:r>
+      <w:proofErr w:type="spellEnd"/>
+      <w:r>
+        <w:rPr>
+          <w:lang w:val="en-US"/>
+        </w:rPr>
+        <w:t xml:space="preserve"> </w:t>
+      </w:r>
+      <w:proofErr w:type="spellStart"/>
+      <w:r>
+        <w:rPr>
+          <w:lang w:val="en-US"/>
+        </w:rPr>
+        <w:t>tha</w:t>
+      </w:r>
+      <w:proofErr w:type="spellEnd"/>
+      <w:r>
+        <w:rPr>
+          <w:lang w:val="en-US"/>
+        </w:rPr>
+        <w:t xml:space="preserve"> </w:t>
+      </w:r>
+    </w:p>
+    <w:p>
+      <w:pPr>
+        <w:rPr>
+          <w:lang w:val="en-US"/>
+        </w:rPr>
+      </w:pPr>
+    </w:p>
+    <w:p>
+      <w:pPr>
+        <w:rPr>
+          <w:lang w:val="en-US"/>
+        </w:rPr>
+      </w:pPr>
+    </w:p>
+    <w:p>
+      <w:pPr>
+        <w:rPr>
+          <w:sz w:val="36"/>
+          <w:lang w:val="en-US"/>
+        </w:rPr>
+      </w:pPr>
+      <w:r>
+        <w:rPr>
+          <w:sz w:val="36"/>
+          <w:highlight w:val="yellow"/>
+          <w:lang w:val="en-US"/>
+        </w:rPr>
+        <w:t>5</w:t>
       </w:r>
     </w:p>
     <w:p>
@@ -7574,11 +8695,1358 @@
           <w:lang w:val="en-US"/>
         </w:rPr>
       </w:pPr>
-      <w:r>
-        <w:rPr>
-          <w:lang w:val="en-US"/>
-        </w:rPr>
-        <w:t>13</w:t>
+      <w:proofErr w:type="spellStart"/>
+      <w:r>
+        <w:rPr>
+          <w:lang w:val="en-US"/>
+        </w:rPr>
+        <w:t>Inke</w:t>
+      </w:r>
+      <w:proofErr w:type="spellEnd"/>
+      <w:r>
+        <w:rPr>
+          <w:lang w:val="en-US"/>
+        </w:rPr>
+        <w:t xml:space="preserve"> </w:t>
+      </w:r>
+      <w:proofErr w:type="spellStart"/>
+      <w:r>
+        <w:rPr>
+          <w:lang w:val="en-US"/>
+        </w:rPr>
+        <w:t>jo</w:t>
+      </w:r>
+      <w:proofErr w:type="spellEnd"/>
+      <w:r>
+        <w:rPr>
+          <w:lang w:val="en-US"/>
+        </w:rPr>
+        <w:t xml:space="preserve"> language </w:t>
+      </w:r>
+      <w:proofErr w:type="spellStart"/>
+      <w:r>
+        <w:rPr>
+          <w:lang w:val="en-US"/>
+        </w:rPr>
+        <w:t>hai</w:t>
+      </w:r>
+      <w:proofErr w:type="spellEnd"/>
+      <w:r>
+        <w:rPr>
+          <w:lang w:val="en-US"/>
+        </w:rPr>
+        <w:t xml:space="preserve"> </w:t>
+      </w:r>
+      <w:proofErr w:type="spellStart"/>
+      <w:r>
+        <w:rPr>
+          <w:lang w:val="en-US"/>
+        </w:rPr>
+        <w:t>usko</w:t>
+      </w:r>
+      <w:proofErr w:type="spellEnd"/>
+      <w:r>
+        <w:rPr>
+          <w:lang w:val="en-US"/>
+        </w:rPr>
+        <w:t xml:space="preserve"> Aryan bola </w:t>
+      </w:r>
+      <w:proofErr w:type="spellStart"/>
+      <w:r>
+        <w:rPr>
+          <w:lang w:val="en-US"/>
+        </w:rPr>
+        <w:t>jata</w:t>
+      </w:r>
+      <w:proofErr w:type="spellEnd"/>
+      <w:r>
+        <w:rPr>
+          <w:lang w:val="en-US"/>
+        </w:rPr>
+        <w:t xml:space="preserve"> </w:t>
+      </w:r>
+      <w:proofErr w:type="spellStart"/>
+      <w:proofErr w:type="gramStart"/>
+      <w:r>
+        <w:rPr>
+          <w:lang w:val="en-US"/>
+        </w:rPr>
+        <w:t>tha</w:t>
+      </w:r>
+      <w:proofErr w:type="spellEnd"/>
+      <w:r>
+        <w:rPr>
+          <w:lang w:val="en-US"/>
+        </w:rPr>
+        <w:t xml:space="preserve">  hum</w:t>
+      </w:r>
+      <w:proofErr w:type="gramEnd"/>
+      <w:r>
+        <w:rPr>
+          <w:lang w:val="en-US"/>
+        </w:rPr>
+        <w:t xml:space="preserve"> </w:t>
+      </w:r>
+      <w:proofErr w:type="spellStart"/>
+      <w:r>
+        <w:rPr>
+          <w:lang w:val="en-US"/>
+        </w:rPr>
+        <w:t>logog</w:t>
+      </w:r>
+      <w:proofErr w:type="spellEnd"/>
+      <w:r>
+        <w:rPr>
+          <w:lang w:val="en-US"/>
+        </w:rPr>
+        <w:t xml:space="preserve"> </w:t>
+      </w:r>
+      <w:proofErr w:type="spellStart"/>
+      <w:r>
+        <w:rPr>
+          <w:lang w:val="en-US"/>
+        </w:rPr>
+        <w:t>ko</w:t>
+      </w:r>
+      <w:proofErr w:type="spellEnd"/>
+      <w:r>
+        <w:rPr>
+          <w:lang w:val="en-US"/>
+        </w:rPr>
+        <w:t xml:space="preserve"> </w:t>
+      </w:r>
+      <w:proofErr w:type="spellStart"/>
+      <w:r>
+        <w:rPr>
+          <w:lang w:val="en-US"/>
+        </w:rPr>
+        <w:t>bahut</w:t>
+      </w:r>
+      <w:proofErr w:type="spellEnd"/>
+      <w:r>
+        <w:rPr>
+          <w:lang w:val="en-US"/>
+        </w:rPr>
+        <w:t xml:space="preserve"> </w:t>
+      </w:r>
+      <w:proofErr w:type="spellStart"/>
+      <w:r>
+        <w:rPr>
+          <w:lang w:val="en-US"/>
+        </w:rPr>
+        <w:t>sare</w:t>
+      </w:r>
+      <w:proofErr w:type="spellEnd"/>
+      <w:r>
+        <w:rPr>
+          <w:lang w:val="en-US"/>
+        </w:rPr>
+        <w:t xml:space="preserve"> central </w:t>
+      </w:r>
+      <w:proofErr w:type="spellStart"/>
+      <w:r>
+        <w:rPr>
+          <w:lang w:val="en-US"/>
+        </w:rPr>
+        <w:t>asian</w:t>
+      </w:r>
+      <w:proofErr w:type="spellEnd"/>
+      <w:r>
+        <w:rPr>
+          <w:lang w:val="en-US"/>
+        </w:rPr>
+        <w:t xml:space="preserve"> </w:t>
+      </w:r>
+      <w:proofErr w:type="spellStart"/>
+      <w:r>
+        <w:rPr>
+          <w:lang w:val="en-US"/>
+        </w:rPr>
+        <w:t>ke</w:t>
+      </w:r>
+      <w:proofErr w:type="spellEnd"/>
+      <w:r>
+        <w:rPr>
+          <w:lang w:val="en-US"/>
+        </w:rPr>
+        <w:t xml:space="preserve"> inscription mile </w:t>
+      </w:r>
+      <w:proofErr w:type="spellStart"/>
+      <w:r>
+        <w:rPr>
+          <w:lang w:val="en-US"/>
+        </w:rPr>
+        <w:t>hai</w:t>
+      </w:r>
+      <w:proofErr w:type="spellEnd"/>
+      <w:r>
+        <w:rPr>
+          <w:lang w:val="en-US"/>
+        </w:rPr>
+        <w:t xml:space="preserve"> </w:t>
+      </w:r>
+      <w:proofErr w:type="spellStart"/>
+      <w:r>
+        <w:rPr>
+          <w:lang w:val="en-US"/>
+        </w:rPr>
+        <w:t>bahastun</w:t>
+      </w:r>
+      <w:proofErr w:type="spellEnd"/>
+      <w:r>
+        <w:rPr>
+          <w:lang w:val="en-US"/>
+        </w:rPr>
+        <w:t xml:space="preserve"> inscription is there </w:t>
+      </w:r>
+      <w:proofErr w:type="spellStart"/>
+      <w:r>
+        <w:rPr>
+          <w:lang w:val="en-US"/>
+        </w:rPr>
+        <w:t>naksh</w:t>
+      </w:r>
+      <w:proofErr w:type="spellEnd"/>
+      <w:r>
+        <w:rPr>
+          <w:lang w:val="en-US"/>
+        </w:rPr>
+        <w:t xml:space="preserve"> inscription is there ye inscription </w:t>
+      </w:r>
+      <w:proofErr w:type="spellStart"/>
+      <w:r>
+        <w:rPr>
+          <w:lang w:val="en-US"/>
+        </w:rPr>
+        <w:t>hume</w:t>
+      </w:r>
+      <w:proofErr w:type="spellEnd"/>
+      <w:r>
+        <w:rPr>
+          <w:lang w:val="en-US"/>
+        </w:rPr>
+        <w:t xml:space="preserve"> information </w:t>
+      </w:r>
+      <w:proofErr w:type="spellStart"/>
+      <w:r>
+        <w:rPr>
+          <w:lang w:val="en-US"/>
+        </w:rPr>
+        <w:t>dete</w:t>
+      </w:r>
+      <w:proofErr w:type="spellEnd"/>
+      <w:r>
+        <w:rPr>
+          <w:lang w:val="en-US"/>
+        </w:rPr>
+        <w:t xml:space="preserve"> </w:t>
+      </w:r>
+      <w:proofErr w:type="spellStart"/>
+      <w:r>
+        <w:rPr>
+          <w:lang w:val="en-US"/>
+        </w:rPr>
+        <w:t>hai</w:t>
+      </w:r>
+      <w:proofErr w:type="spellEnd"/>
+      <w:r>
+        <w:rPr>
+          <w:lang w:val="en-US"/>
+        </w:rPr>
+        <w:t xml:space="preserve">  regarding Aryan </w:t>
+      </w:r>
+      <w:proofErr w:type="spellStart"/>
+      <w:r>
+        <w:rPr>
+          <w:lang w:val="en-US"/>
+        </w:rPr>
+        <w:t>ke</w:t>
+      </w:r>
+      <w:proofErr w:type="spellEnd"/>
+      <w:r>
+        <w:rPr>
+          <w:lang w:val="en-US"/>
+        </w:rPr>
+        <w:t xml:space="preserve"> Aryan </w:t>
+      </w:r>
+      <w:proofErr w:type="spellStart"/>
+      <w:r>
+        <w:rPr>
+          <w:lang w:val="en-US"/>
+        </w:rPr>
+        <w:t>kise</w:t>
+      </w:r>
+      <w:proofErr w:type="spellEnd"/>
+      <w:r>
+        <w:rPr>
+          <w:lang w:val="en-US"/>
+        </w:rPr>
+        <w:t xml:space="preserve"> </w:t>
+      </w:r>
+      <w:proofErr w:type="spellStart"/>
+      <w:r>
+        <w:rPr>
+          <w:lang w:val="en-US"/>
+        </w:rPr>
+        <w:t>jamane</w:t>
+      </w:r>
+      <w:proofErr w:type="spellEnd"/>
+      <w:r>
+        <w:rPr>
+          <w:lang w:val="en-US"/>
+        </w:rPr>
+        <w:t xml:space="preserve"> me central </w:t>
+      </w:r>
+      <w:proofErr w:type="spellStart"/>
+      <w:r>
+        <w:rPr>
+          <w:lang w:val="en-US"/>
+        </w:rPr>
+        <w:t>asia</w:t>
+      </w:r>
+      <w:proofErr w:type="spellEnd"/>
+      <w:r>
+        <w:rPr>
+          <w:lang w:val="en-US"/>
+        </w:rPr>
+        <w:t xml:space="preserve"> me </w:t>
+      </w:r>
+      <w:proofErr w:type="spellStart"/>
+      <w:r>
+        <w:rPr>
+          <w:lang w:val="en-US"/>
+        </w:rPr>
+        <w:t>rahte</w:t>
+      </w:r>
+      <w:proofErr w:type="spellEnd"/>
+      <w:r>
+        <w:rPr>
+          <w:lang w:val="en-US"/>
+        </w:rPr>
+        <w:t xml:space="preserve"> the  central </w:t>
+      </w:r>
+      <w:proofErr w:type="spellStart"/>
+      <w:r>
+        <w:rPr>
+          <w:lang w:val="en-US"/>
+        </w:rPr>
+        <w:t>asia</w:t>
+      </w:r>
+      <w:proofErr w:type="spellEnd"/>
+      <w:r>
+        <w:rPr>
+          <w:lang w:val="en-US"/>
+        </w:rPr>
+        <w:t xml:space="preserve"> se </w:t>
+      </w:r>
+      <w:proofErr w:type="spellStart"/>
+      <w:r>
+        <w:rPr>
+          <w:lang w:val="en-US"/>
+        </w:rPr>
+        <w:t>neeche</w:t>
+      </w:r>
+      <w:proofErr w:type="spellEnd"/>
+      <w:r>
+        <w:rPr>
+          <w:lang w:val="en-US"/>
+        </w:rPr>
+        <w:t xml:space="preserve"> </w:t>
+      </w:r>
+      <w:proofErr w:type="spellStart"/>
+      <w:r>
+        <w:rPr>
+          <w:lang w:val="en-US"/>
+        </w:rPr>
+        <w:t>utar</w:t>
+      </w:r>
+      <w:proofErr w:type="spellEnd"/>
+      <w:r>
+        <w:rPr>
+          <w:lang w:val="en-US"/>
+        </w:rPr>
+        <w:t xml:space="preserve"> </w:t>
+      </w:r>
+      <w:proofErr w:type="spellStart"/>
+      <w:r>
+        <w:rPr>
+          <w:lang w:val="en-US"/>
+        </w:rPr>
+        <w:t>kee</w:t>
+      </w:r>
+      <w:proofErr w:type="spellEnd"/>
+      <w:r>
+        <w:rPr>
+          <w:lang w:val="en-US"/>
+        </w:rPr>
+        <w:t xml:space="preserve"> </w:t>
+      </w:r>
+      <w:proofErr w:type="spellStart"/>
+      <w:r>
+        <w:rPr>
+          <w:lang w:val="en-US"/>
+        </w:rPr>
+        <w:t>wo</w:t>
+      </w:r>
+      <w:proofErr w:type="spellEnd"/>
+      <w:r>
+        <w:rPr>
+          <w:lang w:val="en-US"/>
+        </w:rPr>
+        <w:t xml:space="preserve"> turkey me aye  turkey se </w:t>
+      </w:r>
+      <w:proofErr w:type="spellStart"/>
+      <w:r>
+        <w:rPr>
+          <w:lang w:val="en-US"/>
+        </w:rPr>
+        <w:t>unka</w:t>
+      </w:r>
+      <w:proofErr w:type="spellEnd"/>
+      <w:r>
+        <w:rPr>
+          <w:lang w:val="en-US"/>
+        </w:rPr>
+        <w:t xml:space="preserve"> </w:t>
+      </w:r>
+      <w:proofErr w:type="spellStart"/>
+      <w:r>
+        <w:rPr>
+          <w:lang w:val="en-US"/>
+        </w:rPr>
+        <w:t>ek</w:t>
+      </w:r>
+      <w:proofErr w:type="spellEnd"/>
+      <w:r>
+        <w:rPr>
+          <w:lang w:val="en-US"/>
+        </w:rPr>
+        <w:t xml:space="preserve"> branch </w:t>
+      </w:r>
+      <w:proofErr w:type="spellStart"/>
+      <w:r>
+        <w:rPr>
+          <w:lang w:val="en-US"/>
+        </w:rPr>
+        <w:t>chala</w:t>
+      </w:r>
+      <w:proofErr w:type="spellEnd"/>
+      <w:r>
+        <w:rPr>
+          <w:lang w:val="en-US"/>
+        </w:rPr>
+        <w:t xml:space="preserve"> </w:t>
+      </w:r>
+      <w:proofErr w:type="spellStart"/>
+      <w:r>
+        <w:rPr>
+          <w:lang w:val="en-US"/>
+        </w:rPr>
+        <w:t>gayay</w:t>
+      </w:r>
+      <w:proofErr w:type="spellEnd"/>
+      <w:r>
+        <w:rPr>
+          <w:lang w:val="en-US"/>
+        </w:rPr>
+        <w:t xml:space="preserve"> </w:t>
+      </w:r>
+      <w:proofErr w:type="spellStart"/>
+      <w:r>
+        <w:rPr>
+          <w:lang w:val="en-US"/>
+        </w:rPr>
+        <w:t>india</w:t>
+      </w:r>
+      <w:proofErr w:type="spellEnd"/>
+      <w:r>
+        <w:rPr>
+          <w:lang w:val="en-US"/>
+        </w:rPr>
+        <w:t xml:space="preserve"> </w:t>
+      </w:r>
+      <w:proofErr w:type="spellStart"/>
+      <w:r>
+        <w:rPr>
+          <w:lang w:val="en-US"/>
+        </w:rPr>
+        <w:t>ke</w:t>
+      </w:r>
+      <w:proofErr w:type="spellEnd"/>
+      <w:r>
+        <w:rPr>
+          <w:lang w:val="en-US"/>
+        </w:rPr>
+        <w:t xml:space="preserve"> </w:t>
+      </w:r>
+      <w:proofErr w:type="spellStart"/>
+      <w:r>
+        <w:rPr>
+          <w:lang w:val="en-US"/>
+        </w:rPr>
+        <w:t>taraf</w:t>
+      </w:r>
+      <w:proofErr w:type="spellEnd"/>
+      <w:r>
+        <w:rPr>
+          <w:lang w:val="en-US"/>
+        </w:rPr>
+        <w:t xml:space="preserve"> </w:t>
+      </w:r>
+      <w:proofErr w:type="spellStart"/>
+      <w:r>
+        <w:rPr>
+          <w:lang w:val="en-US"/>
+        </w:rPr>
+        <w:t>aur</w:t>
+      </w:r>
+      <w:proofErr w:type="spellEnd"/>
+      <w:r>
+        <w:rPr>
+          <w:lang w:val="en-US"/>
+        </w:rPr>
+        <w:t xml:space="preserve"> </w:t>
+      </w:r>
+      <w:proofErr w:type="spellStart"/>
+      <w:r>
+        <w:rPr>
+          <w:lang w:val="en-US"/>
+        </w:rPr>
+        <w:t>ek</w:t>
+      </w:r>
+      <w:proofErr w:type="spellEnd"/>
+      <w:r>
+        <w:rPr>
+          <w:lang w:val="en-US"/>
+        </w:rPr>
+        <w:t xml:space="preserve"> branch </w:t>
+      </w:r>
+      <w:proofErr w:type="spellStart"/>
+      <w:r>
+        <w:rPr>
+          <w:lang w:val="en-US"/>
+        </w:rPr>
+        <w:t>chaal</w:t>
+      </w:r>
+      <w:proofErr w:type="spellEnd"/>
+      <w:r>
+        <w:rPr>
+          <w:lang w:val="en-US"/>
+        </w:rPr>
+        <w:t xml:space="preserve"> </w:t>
+      </w:r>
+      <w:proofErr w:type="spellStart"/>
+      <w:r>
+        <w:rPr>
+          <w:lang w:val="en-US"/>
+        </w:rPr>
+        <w:t>gayay</w:t>
+      </w:r>
+      <w:proofErr w:type="spellEnd"/>
+      <w:r>
+        <w:rPr>
+          <w:lang w:val="en-US"/>
+        </w:rPr>
+        <w:t xml:space="preserve"> Europe </w:t>
+      </w:r>
+      <w:proofErr w:type="spellStart"/>
+      <w:r>
+        <w:rPr>
+          <w:lang w:val="en-US"/>
+        </w:rPr>
+        <w:t>ke</w:t>
+      </w:r>
+      <w:proofErr w:type="spellEnd"/>
+      <w:r>
+        <w:rPr>
+          <w:lang w:val="en-US"/>
+        </w:rPr>
+        <w:t xml:space="preserve"> </w:t>
+      </w:r>
+      <w:proofErr w:type="spellStart"/>
+      <w:r>
+        <w:rPr>
+          <w:lang w:val="en-US"/>
+        </w:rPr>
+        <w:t>taraf</w:t>
+      </w:r>
+      <w:proofErr w:type="spellEnd"/>
+      <w:r>
+        <w:rPr>
+          <w:lang w:val="en-US"/>
+        </w:rPr>
+        <w:t xml:space="preserve"> </w:t>
+      </w:r>
+    </w:p>
+    <w:p>
+      <w:pPr>
+        <w:rPr>
+          <w:lang w:val="en-US"/>
+        </w:rPr>
+      </w:pPr>
+      <w:r>
+        <w:rPr>
+          <w:lang w:val="en-US"/>
+        </w:rPr>
+        <w:t xml:space="preserve">So turkey me </w:t>
+      </w:r>
+      <w:proofErr w:type="spellStart"/>
+      <w:r>
+        <w:rPr>
+          <w:lang w:val="en-US"/>
+        </w:rPr>
+        <w:t>joinscription</w:t>
+      </w:r>
+      <w:proofErr w:type="spellEnd"/>
+      <w:r>
+        <w:rPr>
+          <w:lang w:val="en-US"/>
+        </w:rPr>
+        <w:t xml:space="preserve"> se mile </w:t>
+      </w:r>
+      <w:proofErr w:type="spellStart"/>
+      <w:r>
+        <w:rPr>
+          <w:lang w:val="en-US"/>
+        </w:rPr>
+        <w:t>hai</w:t>
+      </w:r>
+      <w:proofErr w:type="spellEnd"/>
+      <w:r>
+        <w:rPr>
+          <w:lang w:val="en-US"/>
+        </w:rPr>
+        <w:t xml:space="preserve"> </w:t>
+      </w:r>
+      <w:proofErr w:type="spellStart"/>
+      <w:r>
+        <w:rPr>
+          <w:lang w:val="en-US"/>
+        </w:rPr>
+        <w:t>ussse</w:t>
+      </w:r>
+      <w:proofErr w:type="spellEnd"/>
+      <w:r>
+        <w:rPr>
+          <w:lang w:val="en-US"/>
+        </w:rPr>
+        <w:t xml:space="preserve"> </w:t>
+      </w:r>
+      <w:proofErr w:type="spellStart"/>
+      <w:r>
+        <w:rPr>
+          <w:lang w:val="en-US"/>
+        </w:rPr>
+        <w:t>humen</w:t>
+      </w:r>
+      <w:proofErr w:type="spellEnd"/>
+      <w:r>
+        <w:rPr>
+          <w:lang w:val="en-US"/>
+        </w:rPr>
+        <w:t xml:space="preserve"> </w:t>
+      </w:r>
+      <w:proofErr w:type="spellStart"/>
+      <w:r>
+        <w:rPr>
+          <w:lang w:val="en-US"/>
+        </w:rPr>
+        <w:t>yee</w:t>
+      </w:r>
+      <w:proofErr w:type="spellEnd"/>
+      <w:r>
+        <w:rPr>
+          <w:lang w:val="en-US"/>
+        </w:rPr>
+        <w:t xml:space="preserve"> derive </w:t>
+      </w:r>
+      <w:proofErr w:type="spellStart"/>
+      <w:r>
+        <w:rPr>
+          <w:lang w:val="en-US"/>
+        </w:rPr>
+        <w:t>kyia</w:t>
+      </w:r>
+      <w:proofErr w:type="spellEnd"/>
+      <w:r>
+        <w:rPr>
+          <w:lang w:val="en-US"/>
+        </w:rPr>
+        <w:t xml:space="preserve"> </w:t>
+      </w:r>
+      <w:proofErr w:type="spellStart"/>
+      <w:r>
+        <w:rPr>
+          <w:lang w:val="en-US"/>
+        </w:rPr>
+        <w:t>hai</w:t>
+      </w:r>
+      <w:proofErr w:type="spellEnd"/>
+      <w:r>
+        <w:rPr>
+          <w:lang w:val="en-US"/>
+        </w:rPr>
+        <w:t xml:space="preserve"> </w:t>
+      </w:r>
+      <w:proofErr w:type="spellStart"/>
+      <w:r>
+        <w:rPr>
+          <w:lang w:val="en-US"/>
+        </w:rPr>
+        <w:t>ke</w:t>
+      </w:r>
+      <w:proofErr w:type="spellEnd"/>
+      <w:r>
+        <w:rPr>
+          <w:lang w:val="en-US"/>
+        </w:rPr>
+        <w:t xml:space="preserve"> Aryan is a </w:t>
+      </w:r>
+      <w:proofErr w:type="spellStart"/>
+      <w:r>
+        <w:rPr>
+          <w:lang w:val="en-US"/>
+        </w:rPr>
+        <w:t>lagnauge</w:t>
+      </w:r>
+      <w:proofErr w:type="spellEnd"/>
+      <w:r>
+        <w:rPr>
+          <w:lang w:val="en-US"/>
+        </w:rPr>
+        <w:t xml:space="preserve"> </w:t>
+      </w:r>
+    </w:p>
+    <w:p>
+      <w:pPr>
+        <w:rPr>
+          <w:lang w:val="en-US"/>
+        </w:rPr>
+      </w:pPr>
+      <w:r>
+        <w:rPr>
+          <w:lang w:val="en-US"/>
+        </w:rPr>
+        <w:t xml:space="preserve">In today different type of </w:t>
+      </w:r>
+      <w:proofErr w:type="spellStart"/>
+      <w:r>
+        <w:rPr>
+          <w:lang w:val="en-US"/>
+        </w:rPr>
+        <w:t>lagnaute</w:t>
+      </w:r>
+      <w:proofErr w:type="spellEnd"/>
+      <w:r>
+        <w:rPr>
+          <w:lang w:val="en-US"/>
+        </w:rPr>
+        <w:t xml:space="preserve"> </w:t>
+      </w:r>
+      <w:proofErr w:type="gramStart"/>
+      <w:r>
+        <w:rPr>
+          <w:lang w:val="en-US"/>
+        </w:rPr>
+        <w:t>identify  different</w:t>
+      </w:r>
+      <w:proofErr w:type="gramEnd"/>
+      <w:r>
+        <w:rPr>
+          <w:lang w:val="en-US"/>
+        </w:rPr>
+        <w:t xml:space="preserve"> type of region in </w:t>
+      </w:r>
+      <w:proofErr w:type="spellStart"/>
+      <w:r>
+        <w:rPr>
+          <w:lang w:val="en-US"/>
+        </w:rPr>
+        <w:t>india</w:t>
+      </w:r>
+      <w:proofErr w:type="spellEnd"/>
+      <w:r>
+        <w:rPr>
+          <w:lang w:val="en-US"/>
+        </w:rPr>
+        <w:t xml:space="preserve"> even till today  in this way </w:t>
+      </w:r>
+      <w:proofErr w:type="spellStart"/>
+      <w:r>
+        <w:rPr>
+          <w:lang w:val="en-US"/>
+        </w:rPr>
+        <w:t>arayn</w:t>
+      </w:r>
+      <w:proofErr w:type="spellEnd"/>
+      <w:r>
+        <w:rPr>
+          <w:lang w:val="en-US"/>
+        </w:rPr>
+        <w:t xml:space="preserve"> signify the minority population of central </w:t>
+      </w:r>
+      <w:proofErr w:type="spellStart"/>
+      <w:r>
+        <w:rPr>
+          <w:lang w:val="en-US"/>
+        </w:rPr>
+        <w:t>asia</w:t>
+      </w:r>
+      <w:proofErr w:type="spellEnd"/>
+      <w:r>
+        <w:rPr>
+          <w:lang w:val="en-US"/>
+        </w:rPr>
+        <w:t xml:space="preserve">  </w:t>
+      </w:r>
+    </w:p>
+    <w:p>
+      <w:pPr>
+        <w:rPr>
+          <w:lang w:val="en-US"/>
+        </w:rPr>
+      </w:pPr>
+      <w:r>
+        <w:rPr>
+          <w:lang w:val="en-US"/>
+        </w:rPr>
+        <w:t xml:space="preserve">So central </w:t>
+      </w:r>
+      <w:proofErr w:type="spellStart"/>
+      <w:r>
+        <w:rPr>
+          <w:lang w:val="en-US"/>
+        </w:rPr>
+        <w:t>asia</w:t>
+      </w:r>
+      <w:proofErr w:type="spellEnd"/>
+      <w:r>
+        <w:rPr>
+          <w:lang w:val="en-US"/>
+        </w:rPr>
+        <w:t xml:space="preserve"> </w:t>
+      </w:r>
+      <w:proofErr w:type="spellStart"/>
+      <w:r>
+        <w:rPr>
+          <w:lang w:val="en-US"/>
+        </w:rPr>
+        <w:t>ke</w:t>
+      </w:r>
+      <w:proofErr w:type="spellEnd"/>
+      <w:r>
+        <w:rPr>
+          <w:lang w:val="en-US"/>
+        </w:rPr>
+        <w:t xml:space="preserve"> </w:t>
+      </w:r>
+      <w:proofErr w:type="spellStart"/>
+      <w:r>
+        <w:rPr>
+          <w:lang w:val="en-US"/>
+        </w:rPr>
+        <w:t>jo</w:t>
+      </w:r>
+      <w:proofErr w:type="spellEnd"/>
+      <w:r>
+        <w:rPr>
+          <w:lang w:val="en-US"/>
+        </w:rPr>
+        <w:t xml:space="preserve"> </w:t>
+      </w:r>
+      <w:proofErr w:type="spellStart"/>
+      <w:r>
+        <w:rPr>
+          <w:lang w:val="en-US"/>
+        </w:rPr>
+        <w:t>chote</w:t>
+      </w:r>
+      <w:proofErr w:type="spellEnd"/>
+      <w:r>
+        <w:rPr>
+          <w:lang w:val="en-US"/>
+        </w:rPr>
+        <w:t xml:space="preserve"> tribe the </w:t>
+      </w:r>
+      <w:proofErr w:type="spellStart"/>
+      <w:r>
+        <w:rPr>
+          <w:lang w:val="en-US"/>
+        </w:rPr>
+        <w:t>unme</w:t>
+      </w:r>
+      <w:proofErr w:type="spellEnd"/>
+      <w:r>
+        <w:rPr>
+          <w:lang w:val="en-US"/>
+        </w:rPr>
+        <w:t xml:space="preserve"> se </w:t>
+      </w:r>
+      <w:r>
+        <w:rPr>
+          <w:lang w:val="en-US"/>
+        </w:rPr>
+        <w:t xml:space="preserve">one of the tribe is </w:t>
+      </w:r>
+      <w:proofErr w:type="gramStart"/>
+      <w:r>
+        <w:rPr>
+          <w:lang w:val="en-US"/>
+        </w:rPr>
+        <w:t>Aryan  somewhere</w:t>
+      </w:r>
+      <w:proofErr w:type="gramEnd"/>
+      <w:r>
+        <w:rPr>
+          <w:lang w:val="en-US"/>
+        </w:rPr>
+        <w:t xml:space="preserve"> around 2000BCE ye log </w:t>
+      </w:r>
+      <w:proofErr w:type="spellStart"/>
+      <w:r>
+        <w:rPr>
+          <w:lang w:val="en-US"/>
+        </w:rPr>
+        <w:t>kabe</w:t>
+      </w:r>
+      <w:proofErr w:type="spellEnd"/>
+      <w:r>
+        <w:rPr>
+          <w:lang w:val="en-US"/>
+        </w:rPr>
+        <w:t xml:space="preserve"> to central </w:t>
+      </w:r>
+      <w:proofErr w:type="spellStart"/>
+      <w:r>
+        <w:rPr>
+          <w:lang w:val="en-US"/>
+        </w:rPr>
+        <w:t>aisa</w:t>
+      </w:r>
+      <w:proofErr w:type="spellEnd"/>
+      <w:r>
+        <w:rPr>
+          <w:lang w:val="en-US"/>
+        </w:rPr>
+        <w:t xml:space="preserve"> se </w:t>
+      </w:r>
+      <w:proofErr w:type="spellStart"/>
+      <w:r>
+        <w:rPr>
+          <w:lang w:val="en-US"/>
+        </w:rPr>
+        <w:t>nikal</w:t>
+      </w:r>
+      <w:proofErr w:type="spellEnd"/>
+      <w:r>
+        <w:rPr>
+          <w:lang w:val="en-US"/>
+        </w:rPr>
+        <w:t xml:space="preserve"> </w:t>
+      </w:r>
+      <w:proofErr w:type="spellStart"/>
+      <w:r>
+        <w:rPr>
+          <w:lang w:val="en-US"/>
+        </w:rPr>
+        <w:t>krrke</w:t>
+      </w:r>
+      <w:proofErr w:type="spellEnd"/>
+      <w:r>
+        <w:rPr>
+          <w:lang w:val="en-US"/>
+        </w:rPr>
+        <w:t xml:space="preserve">  </w:t>
+      </w:r>
+      <w:proofErr w:type="spellStart"/>
+      <w:r>
+        <w:rPr>
+          <w:lang w:val="en-US"/>
+        </w:rPr>
+        <w:t>ek</w:t>
+      </w:r>
+      <w:proofErr w:type="spellEnd"/>
+      <w:r>
+        <w:rPr>
+          <w:lang w:val="en-US"/>
+        </w:rPr>
+        <w:t xml:space="preserve"> branch </w:t>
+      </w:r>
+      <w:proofErr w:type="spellStart"/>
+      <w:r>
+        <w:rPr>
+          <w:lang w:val="en-US"/>
+        </w:rPr>
+        <w:t>inka</w:t>
+      </w:r>
+      <w:proofErr w:type="spellEnd"/>
+      <w:r>
+        <w:rPr>
+          <w:lang w:val="en-US"/>
+        </w:rPr>
+        <w:t xml:space="preserve"> Europe me </w:t>
+      </w:r>
+      <w:proofErr w:type="spellStart"/>
+      <w:r>
+        <w:rPr>
+          <w:lang w:val="en-US"/>
+        </w:rPr>
+        <w:t>chaal</w:t>
+      </w:r>
+      <w:proofErr w:type="spellEnd"/>
+      <w:r>
+        <w:rPr>
+          <w:lang w:val="en-US"/>
+        </w:rPr>
+        <w:t xml:space="preserve"> </w:t>
+      </w:r>
+      <w:proofErr w:type="spellStart"/>
+      <w:r>
+        <w:rPr>
+          <w:lang w:val="en-US"/>
+        </w:rPr>
+        <w:t>gaya</w:t>
+      </w:r>
+      <w:proofErr w:type="spellEnd"/>
+      <w:r>
+        <w:rPr>
+          <w:lang w:val="en-US"/>
+        </w:rPr>
+        <w:t xml:space="preserve"> </w:t>
+      </w:r>
+      <w:proofErr w:type="spellStart"/>
+      <w:r>
+        <w:rPr>
+          <w:lang w:val="en-US"/>
+        </w:rPr>
+        <w:t>aur</w:t>
+      </w:r>
+      <w:proofErr w:type="spellEnd"/>
+      <w:r>
+        <w:rPr>
+          <w:lang w:val="en-US"/>
+        </w:rPr>
+        <w:t xml:space="preserve"> </w:t>
+      </w:r>
+      <w:proofErr w:type="spellStart"/>
+      <w:r>
+        <w:rPr>
+          <w:lang w:val="en-US"/>
+        </w:rPr>
+        <w:t>ek</w:t>
+      </w:r>
+      <w:proofErr w:type="spellEnd"/>
+      <w:r>
+        <w:rPr>
+          <w:lang w:val="en-US"/>
+        </w:rPr>
+        <w:t xml:space="preserve"> </w:t>
+      </w:r>
+      <w:proofErr w:type="spellStart"/>
+      <w:r>
+        <w:rPr>
+          <w:lang w:val="en-US"/>
+        </w:rPr>
+        <w:t>india</w:t>
+      </w:r>
+      <w:proofErr w:type="spellEnd"/>
+      <w:r>
+        <w:rPr>
+          <w:lang w:val="en-US"/>
+        </w:rPr>
+        <w:t xml:space="preserve"> me </w:t>
+      </w:r>
+      <w:proofErr w:type="spellStart"/>
+      <w:r>
+        <w:rPr>
+          <w:lang w:val="en-US"/>
+        </w:rPr>
+        <w:t>aya</w:t>
+      </w:r>
+      <w:proofErr w:type="spellEnd"/>
+      <w:r>
+        <w:rPr>
+          <w:lang w:val="en-US"/>
+        </w:rPr>
+        <w:t xml:space="preserve"> </w:t>
+      </w:r>
+    </w:p>
+    <w:p>
+      <w:pPr>
+        <w:rPr>
+          <w:lang w:val="en-US"/>
+        </w:rPr>
+      </w:pPr>
+      <w:r>
+        <w:rPr>
+          <w:lang w:val="en-US"/>
+        </w:rPr>
+        <w:t xml:space="preserve">Hitler ne </w:t>
+      </w:r>
+      <w:proofErr w:type="spellStart"/>
+      <w:r>
+        <w:rPr>
+          <w:lang w:val="en-US"/>
+        </w:rPr>
+        <w:t>jo</w:t>
+      </w:r>
+      <w:proofErr w:type="spellEnd"/>
+      <w:r>
+        <w:rPr>
+          <w:lang w:val="en-US"/>
+        </w:rPr>
+        <w:t xml:space="preserve"> swastika use </w:t>
+      </w:r>
+      <w:proofErr w:type="spellStart"/>
+      <w:r>
+        <w:rPr>
+          <w:lang w:val="en-US"/>
+        </w:rPr>
+        <w:t>kyia</w:t>
+      </w:r>
+      <w:proofErr w:type="spellEnd"/>
+      <w:r>
+        <w:rPr>
+          <w:lang w:val="en-US"/>
+        </w:rPr>
+        <w:t xml:space="preserve"> </w:t>
+      </w:r>
+      <w:proofErr w:type="spellStart"/>
+      <w:proofErr w:type="gramStart"/>
+      <w:r>
+        <w:rPr>
+          <w:lang w:val="en-US"/>
+        </w:rPr>
+        <w:t>tha</w:t>
+      </w:r>
+      <w:proofErr w:type="spellEnd"/>
+      <w:r>
+        <w:rPr>
+          <w:lang w:val="en-US"/>
+        </w:rPr>
+        <w:t xml:space="preserve">  because</w:t>
+      </w:r>
+      <w:proofErr w:type="gramEnd"/>
+      <w:r>
+        <w:rPr>
+          <w:lang w:val="en-US"/>
+        </w:rPr>
+        <w:t xml:space="preserve"> </w:t>
+      </w:r>
+      <w:proofErr w:type="spellStart"/>
+      <w:r>
+        <w:rPr>
+          <w:lang w:val="en-US"/>
+        </w:rPr>
+        <w:t>hitler</w:t>
+      </w:r>
+      <w:proofErr w:type="spellEnd"/>
+      <w:r>
+        <w:rPr>
+          <w:lang w:val="en-US"/>
+        </w:rPr>
+        <w:t xml:space="preserve"> also traces </w:t>
+      </w:r>
+      <w:proofErr w:type="spellStart"/>
+      <w:r>
+        <w:rPr>
+          <w:lang w:val="en-US"/>
+        </w:rPr>
+        <w:t>thee</w:t>
+      </w:r>
+      <w:proofErr w:type="spellEnd"/>
+      <w:r>
+        <w:rPr>
+          <w:lang w:val="en-US"/>
+        </w:rPr>
+        <w:t xml:space="preserve"> origin European origin to Aryan  in same way north </w:t>
+      </w:r>
+      <w:proofErr w:type="spellStart"/>
+      <w:r>
+        <w:rPr>
+          <w:lang w:val="en-US"/>
+        </w:rPr>
+        <w:t>india</w:t>
+      </w:r>
+      <w:proofErr w:type="spellEnd"/>
+      <w:r>
+        <w:rPr>
+          <w:lang w:val="en-US"/>
+        </w:rPr>
+        <w:t xml:space="preserve"> is also traces their </w:t>
+      </w:r>
+      <w:proofErr w:type="spellStart"/>
+      <w:r>
+        <w:rPr>
+          <w:lang w:val="en-US"/>
+        </w:rPr>
+        <w:t>orin</w:t>
+      </w:r>
+      <w:proofErr w:type="spellEnd"/>
+      <w:r>
+        <w:rPr>
+          <w:lang w:val="en-US"/>
+        </w:rPr>
+        <w:t xml:space="preserve"> Aryan </w:t>
+      </w:r>
+    </w:p>
+    <w:p>
+      <w:pPr>
+        <w:rPr>
+          <w:lang w:val="en-US"/>
+        </w:rPr>
+      </w:pPr>
+      <w:r>
+        <w:rPr>
+          <w:lang w:val="en-US"/>
+        </w:rPr>
+        <w:t xml:space="preserve">So it is a speech group or it is a linguistic </w:t>
+      </w:r>
+      <w:proofErr w:type="spellStart"/>
+      <w:r>
+        <w:rPr>
+          <w:lang w:val="en-US"/>
+        </w:rPr>
+        <w:t>grouop</w:t>
+      </w:r>
+      <w:proofErr w:type="spellEnd"/>
+      <w:r>
+        <w:rPr>
+          <w:lang w:val="en-US"/>
+        </w:rPr>
+        <w:t xml:space="preserve"> </w:t>
+      </w:r>
+    </w:p>
+    <w:p>
+      <w:pPr>
+        <w:rPr>
+          <w:lang w:val="en-US"/>
+        </w:rPr>
+      </w:pPr>
+    </w:p>
+    <w:p>
+      <w:pPr>
+        <w:rPr>
+          <w:lang w:val="en-US"/>
+        </w:rPr>
+      </w:pPr>
+    </w:p>
+    <w:p>
+      <w:pPr>
+        <w:rPr>
+          <w:lang w:val="en-US"/>
+        </w:rPr>
+      </w:pPr>
+    </w:p>
+    <w:p>
+      <w:pPr>
+        <w:rPr>
+          <w:lang w:val="en-US"/>
+        </w:rPr>
+      </w:pPr>
+    </w:p>
+    <w:p>
+      <w:pPr>
+        <w:rPr>
+          <w:lang w:val="en-US"/>
+        </w:rPr>
+      </w:pPr>
+    </w:p>
+    <w:p>
+      <w:pPr>
+        <w:rPr>
+          <w:lang w:val="en-US"/>
+        </w:rPr>
+      </w:pPr>
+    </w:p>
+    <w:p>
+      <w:pPr>
+        <w:rPr>
+          <w:lang w:val="en-US"/>
+        </w:rPr>
+      </w:pPr>
+    </w:p>
+    <w:p>
+      <w:pPr>
+        <w:rPr>
+          <w:lang w:val="en-US"/>
+        </w:rPr>
+      </w:pPr>
+    </w:p>
+    <w:p>
+      <w:pPr>
+        <w:rPr>
+          <w:lang w:val="en-US"/>
+        </w:rPr>
+      </w:pPr>
+    </w:p>
+    <w:p>
+      <w:pPr>
+        <w:rPr>
+          <w:lang w:val="en-US"/>
+        </w:rPr>
+      </w:pPr>
+    </w:p>
+    <w:p>
+      <w:pPr>
+        <w:rPr>
+          <w:lang w:val="en-US"/>
+        </w:rPr>
+      </w:pPr>
+    </w:p>
+    <w:p>
+      <w:pPr>
+        <w:rPr>
+          <w:lang w:val="en-US"/>
+        </w:rPr>
+      </w:pPr>
+    </w:p>
+    <w:p>
+      <w:pPr>
+        <w:rPr>
+          <w:lang w:val="en-US"/>
+        </w:rPr>
+      </w:pPr>
+    </w:p>
+    <w:p>
+      <w:pPr>
+        <w:rPr>
+          <w:sz w:val="44"/>
+          <w:lang w:val="en-US"/>
+        </w:rPr>
+      </w:pPr>
+      <w:proofErr w:type="gramStart"/>
+      <w:r>
+        <w:rPr>
+          <w:sz w:val="44"/>
+          <w:highlight w:val="yellow"/>
+          <w:lang w:val="en-US"/>
+        </w:rPr>
+        <w:t>6</w:t>
+      </w:r>
+      <w:r>
+        <w:rPr>
+          <w:sz w:val="44"/>
+          <w:lang w:val="en-US"/>
+        </w:rPr>
+        <w:t xml:space="preserve">  </w:t>
+      </w:r>
+      <w:proofErr w:type="spellStart"/>
+      <w:r>
+        <w:rPr>
+          <w:sz w:val="44"/>
+          <w:lang w:val="en-US"/>
+        </w:rPr>
+        <w:t>Ans</w:t>
+      </w:r>
+      <w:proofErr w:type="spellEnd"/>
+      <w:proofErr w:type="gramEnd"/>
+      <w:r>
+        <w:rPr>
+          <w:sz w:val="44"/>
+          <w:lang w:val="en-US"/>
+        </w:rPr>
+        <w:t>: C</w:t>
       </w:r>
     </w:p>
     <w:p>
@@ -7645,12 +10113,932 @@
           <w:lang w:val="en-US"/>
         </w:rPr>
       </w:pPr>
-      <w:r>
-        <w:rPr>
+      <w:proofErr w:type="spellStart"/>
+      <w:r>
+        <w:rPr>
+          <w:lang w:val="en-US"/>
+        </w:rPr>
+        <w:t>Rigveda</w:t>
+      </w:r>
+      <w:proofErr w:type="spellEnd"/>
+      <w:r>
+        <w:rPr>
+          <w:lang w:val="en-US"/>
+        </w:rPr>
+        <w:t xml:space="preserve"> me </w:t>
+      </w:r>
+      <w:proofErr w:type="spellStart"/>
+      <w:r>
+        <w:rPr>
+          <w:lang w:val="en-US"/>
+        </w:rPr>
+        <w:t>hymes</w:t>
+      </w:r>
+      <w:proofErr w:type="spellEnd"/>
+      <w:r>
+        <w:rPr>
+          <w:lang w:val="en-US"/>
+        </w:rPr>
+        <w:t xml:space="preserve"> </w:t>
+      </w:r>
+      <w:proofErr w:type="gramStart"/>
+      <w:r>
+        <w:rPr>
+          <w:lang w:val="en-US"/>
+        </w:rPr>
+        <w:t xml:space="preserve">mile  </w:t>
+      </w:r>
+      <w:proofErr w:type="spellStart"/>
+      <w:r>
+        <w:rPr>
+          <w:lang w:val="en-US"/>
+        </w:rPr>
+        <w:t>hai</w:t>
+      </w:r>
+      <w:proofErr w:type="spellEnd"/>
+      <w:proofErr w:type="gramEnd"/>
+      <w:r>
+        <w:rPr>
+          <w:lang w:val="en-US"/>
+        </w:rPr>
+        <w:t xml:space="preserve"> means mantra </w:t>
+      </w:r>
+    </w:p>
+    <w:p>
+      <w:pPr>
+        <w:rPr>
+          <w:lang w:val="en-US"/>
+        </w:rPr>
+      </w:pPr>
+      <w:proofErr w:type="spellStart"/>
+      <w:r>
+        <w:rPr>
+          <w:lang w:val="en-US"/>
+        </w:rPr>
+        <w:t>Samveda</w:t>
+      </w:r>
+      <w:proofErr w:type="spellEnd"/>
+      <w:r>
+        <w:rPr>
+          <w:lang w:val="en-US"/>
+        </w:rPr>
+        <w:t xml:space="preserve"> me </w:t>
+      </w:r>
+      <w:proofErr w:type="spellStart"/>
+      <w:r>
+        <w:rPr>
+          <w:lang w:val="en-US"/>
+        </w:rPr>
+        <w:t>humne</w:t>
+      </w:r>
+      <w:proofErr w:type="spellEnd"/>
+      <w:r>
+        <w:rPr>
+          <w:lang w:val="en-US"/>
+        </w:rPr>
+        <w:t xml:space="preserve"> </w:t>
+      </w:r>
+      <w:proofErr w:type="spellStart"/>
+      <w:r>
+        <w:rPr>
+          <w:lang w:val="en-US"/>
+        </w:rPr>
+        <w:t>isko</w:t>
+      </w:r>
+      <w:proofErr w:type="spellEnd"/>
+      <w:r>
+        <w:rPr>
+          <w:lang w:val="en-US"/>
+        </w:rPr>
+        <w:t xml:space="preserve"> tune </w:t>
+      </w:r>
+      <w:proofErr w:type="spellStart"/>
+      <w:r>
+        <w:rPr>
+          <w:lang w:val="en-US"/>
+        </w:rPr>
+        <w:t>dyia</w:t>
+      </w:r>
+      <w:proofErr w:type="spellEnd"/>
+      <w:r>
+        <w:rPr>
+          <w:lang w:val="en-US"/>
+        </w:rPr>
+        <w:t xml:space="preserve"> </w:t>
+      </w:r>
+      <w:proofErr w:type="spellStart"/>
+      <w:r>
+        <w:rPr>
+          <w:lang w:val="en-US"/>
+        </w:rPr>
+        <w:t>tha</w:t>
+      </w:r>
+      <w:proofErr w:type="spellEnd"/>
+      <w:r>
+        <w:rPr>
+          <w:lang w:val="en-US"/>
+        </w:rPr>
+        <w:t xml:space="preserve"> </w:t>
+      </w:r>
+    </w:p>
+    <w:p>
+      <w:pPr>
+        <w:rPr>
+          <w:lang w:val="en-US"/>
+        </w:rPr>
+      </w:pPr>
+      <w:proofErr w:type="spellStart"/>
+      <w:r>
+        <w:rPr>
+          <w:lang w:val="en-US"/>
+        </w:rPr>
+        <w:t>Yajurveda</w:t>
+      </w:r>
+      <w:proofErr w:type="spellEnd"/>
+      <w:r>
+        <w:rPr>
+          <w:lang w:val="en-US"/>
+        </w:rPr>
+        <w:t xml:space="preserve"> – Start Rituals </w:t>
+      </w:r>
+      <w:proofErr w:type="gramStart"/>
+      <w:r>
+        <w:rPr>
+          <w:lang w:val="en-US"/>
+        </w:rPr>
+        <w:t>( certain</w:t>
+      </w:r>
+      <w:proofErr w:type="gramEnd"/>
+      <w:r>
+        <w:rPr>
+          <w:lang w:val="en-US"/>
+        </w:rPr>
+        <w:t xml:space="preserve"> practices that </w:t>
+      </w:r>
+      <w:proofErr w:type="spellStart"/>
+      <w:r>
+        <w:rPr>
+          <w:lang w:val="en-US"/>
+        </w:rPr>
+        <w:t>arre</w:t>
+      </w:r>
+      <w:proofErr w:type="spellEnd"/>
+      <w:r>
+        <w:rPr>
+          <w:lang w:val="en-US"/>
+        </w:rPr>
+        <w:t xml:space="preserve"> to be followed  along with </w:t>
+      </w:r>
+      <w:proofErr w:type="spellStart"/>
+      <w:r>
+        <w:rPr>
+          <w:lang w:val="en-US"/>
+        </w:rPr>
+        <w:t>hymes</w:t>
+      </w:r>
+      <w:proofErr w:type="spellEnd"/>
+      <w:r>
+        <w:rPr>
+          <w:lang w:val="en-US"/>
+        </w:rPr>
+        <w:t xml:space="preserve"> )</w:t>
+      </w:r>
+    </w:p>
+    <w:p>
+      <w:pPr>
+        <w:rPr>
+          <w:lang w:val="en-US"/>
+        </w:rPr>
+      </w:pPr>
+      <w:r>
+        <w:rPr>
+          <w:lang w:val="en-US"/>
+        </w:rPr>
+        <w:t xml:space="preserve">Example – agar </w:t>
+      </w:r>
+      <w:proofErr w:type="spellStart"/>
+      <w:r>
+        <w:rPr>
+          <w:lang w:val="en-US"/>
+        </w:rPr>
+        <w:t>ghar</w:t>
+      </w:r>
+      <w:proofErr w:type="spellEnd"/>
+      <w:r>
+        <w:rPr>
+          <w:lang w:val="en-US"/>
+        </w:rPr>
+        <w:t xml:space="preserve"> me </w:t>
+      </w:r>
+      <w:proofErr w:type="spellStart"/>
+      <w:r>
+        <w:rPr>
+          <w:lang w:val="en-US"/>
+        </w:rPr>
+        <w:t>vastu</w:t>
+      </w:r>
+      <w:proofErr w:type="spellEnd"/>
+      <w:r>
+        <w:rPr>
+          <w:lang w:val="en-US"/>
+        </w:rPr>
+        <w:t xml:space="preserve"> shanty </w:t>
+      </w:r>
+      <w:proofErr w:type="spellStart"/>
+      <w:r>
+        <w:rPr>
+          <w:lang w:val="en-US"/>
+        </w:rPr>
+        <w:t>karoge</w:t>
+      </w:r>
+      <w:proofErr w:type="spellEnd"/>
+      <w:r>
+        <w:rPr>
+          <w:lang w:val="en-US"/>
+        </w:rPr>
+        <w:t xml:space="preserve"> to home </w:t>
+      </w:r>
+      <w:proofErr w:type="spellStart"/>
+      <w:r>
+        <w:rPr>
+          <w:lang w:val="en-US"/>
+        </w:rPr>
+        <w:t>hawan</w:t>
+      </w:r>
+      <w:proofErr w:type="spellEnd"/>
+      <w:r>
+        <w:rPr>
+          <w:lang w:val="en-US"/>
+        </w:rPr>
+        <w:t xml:space="preserve"> </w:t>
+      </w:r>
+      <w:proofErr w:type="spellStart"/>
+      <w:r>
+        <w:rPr>
+          <w:lang w:val="en-US"/>
+        </w:rPr>
+        <w:t>hona</w:t>
+      </w:r>
+      <w:proofErr w:type="spellEnd"/>
+      <w:r>
+        <w:rPr>
+          <w:lang w:val="en-US"/>
+        </w:rPr>
+        <w:t xml:space="preserve"> </w:t>
+      </w:r>
+      <w:proofErr w:type="spellStart"/>
+      <w:r>
+        <w:rPr>
+          <w:lang w:val="en-US"/>
+        </w:rPr>
+        <w:t>zaroore</w:t>
+      </w:r>
+      <w:proofErr w:type="spellEnd"/>
+      <w:r>
+        <w:rPr>
+          <w:lang w:val="en-US"/>
+        </w:rPr>
+        <w:t xml:space="preserve"> </w:t>
+      </w:r>
+      <w:proofErr w:type="spellStart"/>
+      <w:r>
+        <w:rPr>
+          <w:lang w:val="en-US"/>
+        </w:rPr>
+        <w:t>hota</w:t>
+      </w:r>
+      <w:proofErr w:type="spellEnd"/>
+      <w:r>
+        <w:rPr>
+          <w:lang w:val="en-US"/>
+        </w:rPr>
+        <w:t xml:space="preserve"> </w:t>
+      </w:r>
+      <w:proofErr w:type="spellStart"/>
+      <w:proofErr w:type="gramStart"/>
+      <w:r>
+        <w:rPr>
+          <w:lang w:val="en-US"/>
+        </w:rPr>
+        <w:t>hai</w:t>
+      </w:r>
+      <w:proofErr w:type="spellEnd"/>
+      <w:r>
+        <w:rPr>
+          <w:lang w:val="en-US"/>
+        </w:rPr>
+        <w:t xml:space="preserve">  but</w:t>
+      </w:r>
+      <w:proofErr w:type="gramEnd"/>
+      <w:r>
+        <w:rPr>
+          <w:lang w:val="en-US"/>
+        </w:rPr>
+        <w:t xml:space="preserve"> agar </w:t>
+      </w:r>
+      <w:proofErr w:type="spellStart"/>
+      <w:r>
+        <w:rPr>
+          <w:lang w:val="en-US"/>
+        </w:rPr>
+        <w:t>satyanarayn</w:t>
+      </w:r>
+      <w:proofErr w:type="spellEnd"/>
+      <w:r>
+        <w:rPr>
+          <w:lang w:val="en-US"/>
+        </w:rPr>
+        <w:t xml:space="preserve"> </w:t>
+      </w:r>
+      <w:proofErr w:type="spellStart"/>
+      <w:r>
+        <w:rPr>
+          <w:lang w:val="en-US"/>
+        </w:rPr>
+        <w:t>ke</w:t>
+      </w:r>
+      <w:proofErr w:type="spellEnd"/>
+      <w:r>
+        <w:rPr>
+          <w:lang w:val="en-US"/>
+        </w:rPr>
+        <w:t xml:space="preserve"> </w:t>
+      </w:r>
+      <w:proofErr w:type="spellStart"/>
+      <w:r>
+        <w:rPr>
+          <w:lang w:val="en-US"/>
+        </w:rPr>
+        <w:t>puja</w:t>
+      </w:r>
+      <w:proofErr w:type="spellEnd"/>
+      <w:r>
+        <w:rPr>
+          <w:lang w:val="en-US"/>
+        </w:rPr>
+        <w:t xml:space="preserve"> </w:t>
+      </w:r>
+      <w:proofErr w:type="spellStart"/>
+      <w:r>
+        <w:rPr>
+          <w:lang w:val="en-US"/>
+        </w:rPr>
+        <w:t>karoge</w:t>
+      </w:r>
+      <w:proofErr w:type="spellEnd"/>
+      <w:r>
+        <w:rPr>
+          <w:lang w:val="en-US"/>
+        </w:rPr>
+        <w:t xml:space="preserve"> to </w:t>
+      </w:r>
+      <w:proofErr w:type="spellStart"/>
+      <w:r>
+        <w:rPr>
+          <w:lang w:val="en-US"/>
+        </w:rPr>
+        <w:t>husme</w:t>
+      </w:r>
+      <w:proofErr w:type="spellEnd"/>
+      <w:r>
+        <w:rPr>
+          <w:lang w:val="en-US"/>
+        </w:rPr>
+        <w:t xml:space="preserve"> home </w:t>
+      </w:r>
+      <w:proofErr w:type="spellStart"/>
+      <w:r>
+        <w:rPr>
+          <w:lang w:val="en-US"/>
+        </w:rPr>
+        <w:t>hawan</w:t>
+      </w:r>
+      <w:proofErr w:type="spellEnd"/>
+      <w:r>
+        <w:rPr>
+          <w:lang w:val="en-US"/>
+        </w:rPr>
+        <w:t xml:space="preserve"> </w:t>
+      </w:r>
+      <w:proofErr w:type="spellStart"/>
+      <w:r>
+        <w:rPr>
+          <w:lang w:val="en-US"/>
+        </w:rPr>
+        <w:t>nahi</w:t>
+      </w:r>
+      <w:proofErr w:type="spellEnd"/>
+      <w:r>
+        <w:rPr>
+          <w:lang w:val="en-US"/>
+        </w:rPr>
+        <w:t xml:space="preserve">  </w:t>
+      </w:r>
+      <w:proofErr w:type="spellStart"/>
+      <w:r>
+        <w:rPr>
+          <w:lang w:val="en-US"/>
+        </w:rPr>
+        <w:t>hota</w:t>
+      </w:r>
+      <w:proofErr w:type="spellEnd"/>
+      <w:r>
+        <w:rPr>
+          <w:lang w:val="en-US"/>
+        </w:rPr>
+        <w:t xml:space="preserve"> </w:t>
+      </w:r>
+      <w:proofErr w:type="spellStart"/>
+      <w:r>
+        <w:rPr>
+          <w:lang w:val="en-US"/>
+        </w:rPr>
+        <w:t>hai</w:t>
+      </w:r>
+      <w:proofErr w:type="spellEnd"/>
+      <w:r>
+        <w:rPr>
+          <w:lang w:val="en-US"/>
+        </w:rPr>
+        <w:t xml:space="preserve">  </w:t>
+      </w:r>
+    </w:p>
+    <w:p>
+      <w:pPr>
+        <w:rPr>
+          <w:lang w:val="en-US"/>
+        </w:rPr>
+      </w:pPr>
+      <w:r>
+        <w:rPr>
+          <w:lang w:val="en-US"/>
+        </w:rPr>
+        <w:t xml:space="preserve">Different mantras </w:t>
+      </w:r>
+      <w:proofErr w:type="spellStart"/>
+      <w:r>
+        <w:rPr>
+          <w:lang w:val="en-US"/>
+        </w:rPr>
+        <w:t>ke</w:t>
+      </w:r>
+      <w:proofErr w:type="spellEnd"/>
+      <w:r>
+        <w:rPr>
+          <w:lang w:val="en-US"/>
+        </w:rPr>
+        <w:t xml:space="preserve"> </w:t>
+      </w:r>
+      <w:proofErr w:type="spellStart"/>
+      <w:r>
+        <w:rPr>
+          <w:lang w:val="en-US"/>
+        </w:rPr>
+        <w:t>sath</w:t>
+      </w:r>
+      <w:proofErr w:type="spellEnd"/>
+      <w:r>
+        <w:rPr>
+          <w:lang w:val="en-US"/>
+        </w:rPr>
+        <w:t xml:space="preserve"> app different rituals </w:t>
+      </w:r>
+      <w:proofErr w:type="spellStart"/>
+      <w:r>
+        <w:rPr>
+          <w:lang w:val="en-US"/>
+        </w:rPr>
+        <w:t>karoge</w:t>
+      </w:r>
+      <w:proofErr w:type="spellEnd"/>
+      <w:r>
+        <w:rPr>
+          <w:lang w:val="en-US"/>
+        </w:rPr>
+        <w:t xml:space="preserve"> </w:t>
+      </w:r>
+    </w:p>
+    <w:p>
+      <w:pPr>
+        <w:rPr>
+          <w:lang w:val="en-US"/>
+        </w:rPr>
+      </w:pPr>
+      <w:proofErr w:type="spellStart"/>
+      <w:r>
+        <w:rPr>
+          <w:lang w:val="en-US"/>
+        </w:rPr>
+        <w:t>Rituasl</w:t>
+      </w:r>
+      <w:proofErr w:type="spellEnd"/>
+      <w:r>
+        <w:rPr>
+          <w:lang w:val="en-US"/>
+        </w:rPr>
+        <w:t xml:space="preserve"> – means different type of religious practices </w:t>
+      </w:r>
+    </w:p>
+    <w:p>
+      <w:pPr>
+        <w:rPr>
+          <w:lang w:val="en-US"/>
+        </w:rPr>
+      </w:pPr>
+    </w:p>
+    <w:p>
+      <w:pPr>
+        <w:rPr>
+          <w:lang w:val="en-US"/>
+        </w:rPr>
+      </w:pPr>
+      <w:proofErr w:type="spellStart"/>
+      <w:r>
+        <w:rPr>
+          <w:lang w:val="en-US"/>
+        </w:rPr>
+        <w:t>Atharveda</w:t>
+      </w:r>
+      <w:proofErr w:type="spellEnd"/>
+      <w:r>
+        <w:rPr>
+          <w:lang w:val="en-US"/>
+        </w:rPr>
+        <w:t xml:space="preserve"> – magical charms and spells </w:t>
+      </w:r>
+    </w:p>
+    <w:p>
+      <w:pPr>
+        <w:rPr>
+          <w:lang w:val="en-US"/>
+        </w:rPr>
+      </w:pPr>
+      <w:r>
+        <w:rPr>
+          <w:lang w:val="en-US"/>
+        </w:rPr>
+        <w:t xml:space="preserve">Tb </w:t>
+      </w:r>
+      <w:proofErr w:type="spellStart"/>
+      <w:r>
+        <w:rPr>
+          <w:lang w:val="en-US"/>
+        </w:rPr>
+        <w:t>ke</w:t>
+      </w:r>
+      <w:proofErr w:type="spellEnd"/>
+      <w:r>
+        <w:rPr>
+          <w:lang w:val="en-US"/>
+        </w:rPr>
+        <w:t xml:space="preserve"> </w:t>
+      </w:r>
+      <w:proofErr w:type="spellStart"/>
+      <w:r>
+        <w:rPr>
+          <w:lang w:val="en-US"/>
+        </w:rPr>
+        <w:t>jo</w:t>
+      </w:r>
+      <w:proofErr w:type="spellEnd"/>
+      <w:r>
+        <w:rPr>
+          <w:lang w:val="en-US"/>
+        </w:rPr>
+        <w:t xml:space="preserve"> non Aryan </w:t>
+      </w:r>
+      <w:proofErr w:type="gramStart"/>
+      <w:r>
+        <w:rPr>
+          <w:lang w:val="en-US"/>
+        </w:rPr>
+        <w:t xml:space="preserve">the  </w:t>
+      </w:r>
+      <w:proofErr w:type="spellStart"/>
+      <w:r>
+        <w:rPr>
+          <w:lang w:val="en-US"/>
+        </w:rPr>
+        <w:t>atharveda</w:t>
+      </w:r>
+      <w:proofErr w:type="spellEnd"/>
+      <w:proofErr w:type="gramEnd"/>
+      <w:r>
+        <w:rPr>
+          <w:lang w:val="en-US"/>
+        </w:rPr>
+        <w:t xml:space="preserve"> me </w:t>
+      </w:r>
+      <w:proofErr w:type="spellStart"/>
+      <w:r>
+        <w:rPr>
+          <w:lang w:val="en-US"/>
+        </w:rPr>
+        <w:t>uunke</w:t>
+      </w:r>
+      <w:proofErr w:type="spellEnd"/>
+      <w:r>
+        <w:rPr>
+          <w:lang w:val="en-US"/>
+        </w:rPr>
+        <w:t xml:space="preserve"> practices </w:t>
+      </w:r>
+      <w:proofErr w:type="spellStart"/>
+      <w:r>
+        <w:rPr>
+          <w:lang w:val="en-US"/>
+        </w:rPr>
+        <w:t>ke</w:t>
+      </w:r>
+      <w:proofErr w:type="spellEnd"/>
+      <w:r>
+        <w:rPr>
+          <w:lang w:val="en-US"/>
+        </w:rPr>
+        <w:t xml:space="preserve"> </w:t>
+      </w:r>
+      <w:proofErr w:type="spellStart"/>
+      <w:r>
+        <w:rPr>
+          <w:lang w:val="en-US"/>
+        </w:rPr>
+        <w:t>upar</w:t>
+      </w:r>
+      <w:proofErr w:type="spellEnd"/>
+      <w:r>
+        <w:rPr>
+          <w:lang w:val="en-US"/>
+        </w:rPr>
+        <w:t xml:space="preserve"> negative bate </w:t>
+      </w:r>
+      <w:proofErr w:type="spellStart"/>
+      <w:r>
+        <w:rPr>
+          <w:lang w:val="en-US"/>
+        </w:rPr>
+        <w:t>likh</w:t>
+      </w:r>
+      <w:proofErr w:type="spellEnd"/>
+      <w:r>
+        <w:rPr>
+          <w:lang w:val="en-US"/>
+        </w:rPr>
+        <w:t xml:space="preserve"> </w:t>
+      </w:r>
+      <w:proofErr w:type="spellStart"/>
+      <w:r>
+        <w:rPr>
+          <w:lang w:val="en-US"/>
+        </w:rPr>
+        <w:t>ke</w:t>
+      </w:r>
+      <w:proofErr w:type="spellEnd"/>
+      <w:r>
+        <w:rPr>
+          <w:lang w:val="en-US"/>
+        </w:rPr>
+        <w:t xml:space="preserve"> </w:t>
+      </w:r>
+      <w:proofErr w:type="spellStart"/>
+      <w:r>
+        <w:rPr>
+          <w:lang w:val="en-US"/>
+        </w:rPr>
+        <w:t>rakhta</w:t>
+      </w:r>
+      <w:proofErr w:type="spellEnd"/>
+      <w:r>
+        <w:rPr>
+          <w:lang w:val="en-US"/>
+        </w:rPr>
+        <w:t xml:space="preserve"> </w:t>
+      </w:r>
+      <w:proofErr w:type="spellStart"/>
+      <w:r>
+        <w:rPr>
+          <w:lang w:val="en-US"/>
+        </w:rPr>
+        <w:t>hai</w:t>
+      </w:r>
+      <w:proofErr w:type="spellEnd"/>
+      <w:r>
+        <w:rPr>
+          <w:lang w:val="en-US"/>
+        </w:rPr>
+        <w:t xml:space="preserve">  non Aryan </w:t>
+      </w:r>
+      <w:proofErr w:type="spellStart"/>
+      <w:r>
+        <w:rPr>
+          <w:lang w:val="en-US"/>
+        </w:rPr>
+        <w:t>ke</w:t>
+      </w:r>
+      <w:proofErr w:type="spellEnd"/>
+      <w:r>
+        <w:rPr>
+          <w:lang w:val="en-US"/>
+        </w:rPr>
+        <w:t xml:space="preserve"> </w:t>
+      </w:r>
+      <w:proofErr w:type="spellStart"/>
+      <w:r>
+        <w:rPr>
+          <w:lang w:val="en-US"/>
+        </w:rPr>
+        <w:t>jo</w:t>
+      </w:r>
+      <w:proofErr w:type="spellEnd"/>
+      <w:r>
+        <w:rPr>
+          <w:lang w:val="en-US"/>
+        </w:rPr>
+        <w:t xml:space="preserve"> religious practices the </w:t>
+      </w:r>
+      <w:proofErr w:type="spellStart"/>
+      <w:r>
+        <w:rPr>
+          <w:lang w:val="en-US"/>
+        </w:rPr>
+        <w:t>unko</w:t>
+      </w:r>
+      <w:proofErr w:type="spellEnd"/>
+      <w:r>
+        <w:rPr>
+          <w:lang w:val="en-US"/>
+        </w:rPr>
+        <w:t xml:space="preserve"> </w:t>
+      </w:r>
+      <w:proofErr w:type="spellStart"/>
+      <w:r>
+        <w:rPr>
+          <w:lang w:val="en-US"/>
+        </w:rPr>
+        <w:t>jadu</w:t>
+      </w:r>
+      <w:proofErr w:type="spellEnd"/>
+      <w:r>
+        <w:rPr>
+          <w:lang w:val="en-US"/>
+        </w:rPr>
+        <w:t xml:space="preserve"> </w:t>
+      </w:r>
+      <w:proofErr w:type="spellStart"/>
+      <w:r>
+        <w:rPr>
+          <w:lang w:val="en-US"/>
+        </w:rPr>
+        <w:t>tona</w:t>
+      </w:r>
+      <w:proofErr w:type="spellEnd"/>
+      <w:r>
+        <w:rPr>
+          <w:lang w:val="en-US"/>
+        </w:rPr>
+        <w:t xml:space="preserve"> he consider </w:t>
+      </w:r>
+      <w:proofErr w:type="spellStart"/>
+      <w:r>
+        <w:rPr>
+          <w:lang w:val="en-US"/>
+        </w:rPr>
+        <w:t>kyia</w:t>
+      </w:r>
+      <w:proofErr w:type="spellEnd"/>
+      <w:r>
+        <w:rPr>
+          <w:lang w:val="en-US"/>
+        </w:rPr>
+        <w:t xml:space="preserve"> </w:t>
+      </w:r>
+      <w:proofErr w:type="spellStart"/>
+      <w:r>
+        <w:rPr>
+          <w:lang w:val="en-US"/>
+        </w:rPr>
+        <w:t>jata</w:t>
+      </w:r>
+      <w:proofErr w:type="spellEnd"/>
+      <w:r>
+        <w:rPr>
+          <w:lang w:val="en-US"/>
+        </w:rPr>
+        <w:t xml:space="preserve"> </w:t>
+      </w:r>
+      <w:proofErr w:type="spellStart"/>
+      <w:r>
+        <w:rPr>
+          <w:lang w:val="en-US"/>
+        </w:rPr>
+        <w:t>tha</w:t>
+      </w:r>
+      <w:proofErr w:type="spellEnd"/>
+      <w:r>
+        <w:rPr>
+          <w:lang w:val="en-US"/>
+        </w:rPr>
+        <w:t xml:space="preserve"> </w:t>
+      </w:r>
+    </w:p>
+    <w:p>
+      <w:pPr>
+        <w:rPr>
+          <w:lang w:val="en-US"/>
+        </w:rPr>
+      </w:pPr>
+    </w:p>
+    <w:p>
+      <w:pPr>
+        <w:rPr>
+          <w:lang w:val="en-US"/>
+        </w:rPr>
+      </w:pPr>
+    </w:p>
+    <w:p>
+      <w:pPr>
+        <w:rPr>
+          <w:lang w:val="en-US"/>
+        </w:rPr>
+      </w:pPr>
+    </w:p>
+    <w:p>
+      <w:pPr>
+        <w:rPr>
+          <w:lang w:val="en-US"/>
+        </w:rPr>
+      </w:pPr>
+    </w:p>
+    <w:p>
+      <w:pPr>
+        <w:rPr>
+          <w:lang w:val="en-US"/>
+        </w:rPr>
+      </w:pPr>
+    </w:p>
+    <w:p>
+      <w:pPr>
+        <w:rPr>
+          <w:lang w:val="en-US"/>
+        </w:rPr>
+      </w:pPr>
+    </w:p>
+    <w:p>
+      <w:pPr>
+        <w:rPr>
+          <w:lang w:val="en-US"/>
+        </w:rPr>
+      </w:pPr>
+    </w:p>
+    <w:p>
+      <w:pPr>
+        <w:rPr>
+          <w:lang w:val="en-US"/>
+        </w:rPr>
+      </w:pPr>
+    </w:p>
+    <w:p>
+      <w:pPr>
+        <w:rPr>
+          <w:lang w:val="en-US"/>
+        </w:rPr>
+      </w:pPr>
+    </w:p>
+    <w:p>
+      <w:pPr>
+        <w:rPr>
+          <w:lang w:val="en-US"/>
+        </w:rPr>
+      </w:pPr>
+    </w:p>
+    <w:p>
+      <w:pPr>
+        <w:rPr>
+          <w:lang w:val="en-US"/>
+        </w:rPr>
+      </w:pPr>
+    </w:p>
+    <w:p>
+      <w:pPr>
+        <w:rPr>
+          <w:lang w:val="en-US"/>
+        </w:rPr>
+      </w:pPr>
+    </w:p>
+    <w:p>
+      <w:pPr>
+        <w:rPr>
+          <w:sz w:val="44"/>
+          <w:lang w:val="en-US"/>
+        </w:rPr>
+      </w:pPr>
+      <w:r>
+        <w:rPr>
+          <w:sz w:val="44"/>
+          <w:highlight w:val="yellow"/>
           <w:lang w:val="en-US"/>
         </w:rPr>
         <w:lastRenderedPageBreak/>
-        <w:t>14</w:t>
+        <w:t>7</w:t>
       </w:r>
     </w:p>
     <w:p>
@@ -7717,36 +11105,15 @@
           <w:lang w:val="en-US"/>
         </w:rPr>
       </w:pPr>
-    </w:p>
-    <w:p>
-      <w:pPr>
-        <w:rPr>
-          <w:lang w:val="en-US"/>
-        </w:rPr>
-      </w:pPr>
-      <w:r>
-        <w:rPr>
-          <w:lang w:val="en-US"/>
-        </w:rPr>
-        <w:t>15</w:t>
-      </w:r>
-    </w:p>
-    <w:p>
-      <w:pPr>
-        <w:rPr>
-          <w:lang w:val="en-US"/>
-        </w:rPr>
-      </w:pPr>
-      <w:r>
-        <w:rPr>
-          <w:noProof/>
+      <w:r>
+        <w:rPr>
           <w:lang w:val="en-US"/>
         </w:rPr>
         <w:drawing>
           <wp:inline distT="0" distB="0" distL="0" distR="0">
             <wp:extent cx="4962525" cy="1647825"/>
             <wp:effectExtent l="19050" t="0" r="9525" b="0"/>
-            <wp:docPr id="39" name="Picture 39" descr="C:\Users\Dell\Downloads\9.png"/>
+            <wp:docPr id="1" name="Picture 39" descr="C:\Users\Dell\Downloads\9.png"/>
             <wp:cNvGraphicFramePr>
               <a:graphicFrameLocks xmlns:a="http://schemas.openxmlformats.org/drawingml/2006/main" noChangeAspect="1"/>
             </wp:cNvGraphicFramePr>
@@ -7795,19 +11162,3223 @@
           <w:lang w:val="en-US"/>
         </w:rPr>
       </w:pPr>
-    </w:p>
-    <w:p>
-      <w:pPr>
-        <w:rPr>
-          <w:lang w:val="en-US"/>
-        </w:rPr>
-      </w:pPr>
-      <w:r>
-        <w:rPr>
-          <w:lang w:val="en-US"/>
-        </w:rPr>
-        <w:t>16</w:t>
-      </w:r>
+      <w:proofErr w:type="gramStart"/>
+      <w:r>
+        <w:rPr>
+          <w:lang w:val="en-US"/>
+        </w:rPr>
+        <w:t>ANS :</w:t>
+      </w:r>
+      <w:proofErr w:type="gramEnd"/>
+      <w:r>
+        <w:rPr>
+          <w:lang w:val="en-US"/>
+        </w:rPr>
+        <w:t xml:space="preserve"> C</w:t>
+      </w:r>
+    </w:p>
+    <w:p>
+      <w:pPr>
+        <w:rPr>
+          <w:lang w:val="en-US"/>
+        </w:rPr>
+      </w:pPr>
+      <w:r>
+        <w:rPr>
+          <w:lang w:val="en-US"/>
+        </w:rPr>
+        <w:t xml:space="preserve">Aryans  </w:t>
+      </w:r>
+      <w:proofErr w:type="spellStart"/>
+      <w:r>
+        <w:rPr>
+          <w:lang w:val="en-US"/>
+        </w:rPr>
+        <w:t>ke</w:t>
+      </w:r>
+      <w:proofErr w:type="spellEnd"/>
+      <w:r>
+        <w:rPr>
+          <w:lang w:val="en-US"/>
+        </w:rPr>
+        <w:t xml:space="preserve"> religion </w:t>
+      </w:r>
+      <w:proofErr w:type="spellStart"/>
+      <w:r>
+        <w:rPr>
+          <w:lang w:val="en-US"/>
+        </w:rPr>
+        <w:t>ko</w:t>
+      </w:r>
+      <w:proofErr w:type="spellEnd"/>
+      <w:r>
+        <w:rPr>
+          <w:lang w:val="en-US"/>
+        </w:rPr>
+        <w:t xml:space="preserve"> hum </w:t>
+      </w:r>
+      <w:proofErr w:type="spellStart"/>
+      <w:r>
+        <w:rPr>
+          <w:lang w:val="en-US"/>
+        </w:rPr>
+        <w:t>bolte</w:t>
+      </w:r>
+      <w:proofErr w:type="spellEnd"/>
+      <w:r>
+        <w:rPr>
+          <w:lang w:val="en-US"/>
+        </w:rPr>
+        <w:t xml:space="preserve"> </w:t>
+      </w:r>
+      <w:proofErr w:type="spellStart"/>
+      <w:r>
+        <w:rPr>
+          <w:lang w:val="en-US"/>
+        </w:rPr>
+        <w:t>hai</w:t>
+      </w:r>
+      <w:proofErr w:type="spellEnd"/>
+      <w:r>
+        <w:rPr>
+          <w:lang w:val="en-US"/>
+        </w:rPr>
+        <w:t xml:space="preserve"> sacrificial </w:t>
+      </w:r>
+      <w:proofErr w:type="spellStart"/>
+      <w:r>
+        <w:rPr>
+          <w:lang w:val="en-US"/>
+        </w:rPr>
+        <w:t>relilgion</w:t>
+      </w:r>
+      <w:proofErr w:type="spellEnd"/>
+      <w:r>
+        <w:rPr>
+          <w:lang w:val="en-US"/>
+        </w:rPr>
+        <w:t xml:space="preserve"> </w:t>
+      </w:r>
+      <w:proofErr w:type="spellStart"/>
+      <w:r>
+        <w:rPr>
+          <w:lang w:val="en-US"/>
+        </w:rPr>
+        <w:t>tha</w:t>
+      </w:r>
+      <w:proofErr w:type="spellEnd"/>
+      <w:r>
+        <w:rPr>
+          <w:lang w:val="en-US"/>
+        </w:rPr>
+        <w:t xml:space="preserve">  means humans </w:t>
+      </w:r>
+      <w:proofErr w:type="spellStart"/>
+      <w:r>
+        <w:rPr>
+          <w:lang w:val="en-US"/>
+        </w:rPr>
+        <w:t>ko</w:t>
+      </w:r>
+      <w:proofErr w:type="spellEnd"/>
+      <w:r>
+        <w:rPr>
+          <w:lang w:val="en-US"/>
+        </w:rPr>
+        <w:t xml:space="preserve"> certain benefit to </w:t>
+      </w:r>
+      <w:proofErr w:type="spellStart"/>
+      <w:r>
+        <w:rPr>
+          <w:lang w:val="en-US"/>
+        </w:rPr>
+        <w:t>chaye</w:t>
+      </w:r>
+      <w:proofErr w:type="spellEnd"/>
+      <w:r>
+        <w:rPr>
+          <w:lang w:val="en-US"/>
+        </w:rPr>
+        <w:t xml:space="preserve"> </w:t>
+      </w:r>
+      <w:proofErr w:type="spellStart"/>
+      <w:r>
+        <w:rPr>
+          <w:lang w:val="en-US"/>
+        </w:rPr>
+        <w:t>hote</w:t>
+      </w:r>
+      <w:proofErr w:type="spellEnd"/>
+      <w:r>
+        <w:rPr>
+          <w:lang w:val="en-US"/>
+        </w:rPr>
+        <w:t xml:space="preserve"> the </w:t>
+      </w:r>
+      <w:proofErr w:type="spellStart"/>
+      <w:r>
+        <w:rPr>
+          <w:lang w:val="en-US"/>
+        </w:rPr>
+        <w:t>bhagwan</w:t>
+      </w:r>
+      <w:proofErr w:type="spellEnd"/>
+      <w:r>
+        <w:rPr>
+          <w:lang w:val="en-US"/>
+        </w:rPr>
+        <w:t xml:space="preserve"> se  </w:t>
+      </w:r>
+      <w:proofErr w:type="spellStart"/>
+      <w:r>
+        <w:rPr>
+          <w:lang w:val="en-US"/>
+        </w:rPr>
+        <w:t>bhangwan</w:t>
+      </w:r>
+      <w:proofErr w:type="spellEnd"/>
+      <w:r>
+        <w:rPr>
+          <w:lang w:val="en-US"/>
+        </w:rPr>
+        <w:t xml:space="preserve"> </w:t>
+      </w:r>
+      <w:proofErr w:type="spellStart"/>
+      <w:r>
+        <w:rPr>
+          <w:lang w:val="en-US"/>
+        </w:rPr>
+        <w:t>ko</w:t>
+      </w:r>
+      <w:proofErr w:type="spellEnd"/>
+      <w:r>
+        <w:rPr>
+          <w:lang w:val="en-US"/>
+        </w:rPr>
+        <w:t xml:space="preserve"> </w:t>
+      </w:r>
+      <w:proofErr w:type="spellStart"/>
+      <w:r>
+        <w:rPr>
+          <w:lang w:val="en-US"/>
+        </w:rPr>
+        <w:t>sush</w:t>
+      </w:r>
+      <w:proofErr w:type="spellEnd"/>
+      <w:r>
+        <w:rPr>
+          <w:lang w:val="en-US"/>
+        </w:rPr>
+        <w:t xml:space="preserve"> </w:t>
+      </w:r>
+      <w:proofErr w:type="spellStart"/>
+      <w:r>
+        <w:rPr>
+          <w:lang w:val="en-US"/>
+        </w:rPr>
+        <w:t>karne</w:t>
+      </w:r>
+      <w:proofErr w:type="spellEnd"/>
+      <w:r>
+        <w:rPr>
+          <w:lang w:val="en-US"/>
+        </w:rPr>
+        <w:t xml:space="preserve"> </w:t>
+      </w:r>
+      <w:proofErr w:type="spellStart"/>
+      <w:r>
+        <w:rPr>
+          <w:lang w:val="en-US"/>
+        </w:rPr>
+        <w:t>ke</w:t>
+      </w:r>
+      <w:proofErr w:type="spellEnd"/>
+      <w:r>
+        <w:rPr>
+          <w:lang w:val="en-US"/>
+        </w:rPr>
+        <w:t xml:space="preserve"> </w:t>
+      </w:r>
+      <w:proofErr w:type="spellStart"/>
+      <w:r>
+        <w:rPr>
+          <w:lang w:val="en-US"/>
+        </w:rPr>
+        <w:t>lyei</w:t>
+      </w:r>
+      <w:proofErr w:type="spellEnd"/>
+      <w:r>
+        <w:rPr>
+          <w:lang w:val="en-US"/>
+        </w:rPr>
+        <w:t xml:space="preserve"> ancient time per </w:t>
+      </w:r>
+      <w:proofErr w:type="spellStart"/>
+      <w:r>
+        <w:rPr>
+          <w:lang w:val="en-US"/>
+        </w:rPr>
+        <w:t>bhe</w:t>
+      </w:r>
+      <w:proofErr w:type="spellEnd"/>
+      <w:r>
+        <w:rPr>
+          <w:lang w:val="en-US"/>
+        </w:rPr>
+        <w:t xml:space="preserve"> </w:t>
+      </w:r>
+      <w:proofErr w:type="spellStart"/>
+      <w:r>
+        <w:rPr>
+          <w:lang w:val="en-US"/>
+        </w:rPr>
+        <w:t>aise</w:t>
+      </w:r>
+      <w:proofErr w:type="spellEnd"/>
+      <w:r>
+        <w:rPr>
+          <w:lang w:val="en-US"/>
+        </w:rPr>
+        <w:t xml:space="preserve"> he sacrificial </w:t>
+      </w:r>
+      <w:proofErr w:type="spellStart"/>
+      <w:r>
+        <w:rPr>
+          <w:lang w:val="en-US"/>
+        </w:rPr>
+        <w:t>elemnt</w:t>
+      </w:r>
+      <w:proofErr w:type="spellEnd"/>
+      <w:r>
+        <w:rPr>
+          <w:lang w:val="en-US"/>
+        </w:rPr>
+        <w:t xml:space="preserve"> </w:t>
+      </w:r>
+      <w:proofErr w:type="spellStart"/>
+      <w:r>
+        <w:rPr>
+          <w:lang w:val="en-US"/>
+        </w:rPr>
+        <w:t>milte</w:t>
+      </w:r>
+      <w:proofErr w:type="spellEnd"/>
+      <w:r>
+        <w:rPr>
+          <w:lang w:val="en-US"/>
+        </w:rPr>
+        <w:t xml:space="preserve"> </w:t>
+      </w:r>
+      <w:proofErr w:type="spellStart"/>
+      <w:r>
+        <w:rPr>
+          <w:lang w:val="en-US"/>
+        </w:rPr>
+        <w:t>hai</w:t>
+      </w:r>
+      <w:proofErr w:type="spellEnd"/>
+      <w:r>
+        <w:rPr>
+          <w:lang w:val="en-US"/>
+        </w:rPr>
+        <w:t xml:space="preserve"> </w:t>
+      </w:r>
+      <w:proofErr w:type="spellStart"/>
+      <w:r>
+        <w:rPr>
+          <w:lang w:val="en-US"/>
+        </w:rPr>
+        <w:t>jjjinme</w:t>
+      </w:r>
+      <w:proofErr w:type="spellEnd"/>
+      <w:r>
+        <w:rPr>
+          <w:lang w:val="en-US"/>
+        </w:rPr>
+        <w:t xml:space="preserve"> </w:t>
+      </w:r>
+      <w:proofErr w:type="spellStart"/>
+      <w:r>
+        <w:rPr>
+          <w:lang w:val="en-US"/>
+        </w:rPr>
+        <w:t>bhagawan</w:t>
+      </w:r>
+      <w:proofErr w:type="spellEnd"/>
+      <w:r>
+        <w:rPr>
+          <w:lang w:val="en-US"/>
+        </w:rPr>
+        <w:t xml:space="preserve"> </w:t>
+      </w:r>
+      <w:proofErr w:type="spellStart"/>
+      <w:r>
+        <w:rPr>
+          <w:lang w:val="en-US"/>
+        </w:rPr>
+        <w:t>ko</w:t>
+      </w:r>
+      <w:proofErr w:type="spellEnd"/>
+      <w:r>
+        <w:rPr>
+          <w:lang w:val="en-US"/>
+        </w:rPr>
+        <w:t xml:space="preserve"> </w:t>
+      </w:r>
+      <w:proofErr w:type="spellStart"/>
+      <w:r>
+        <w:rPr>
+          <w:lang w:val="en-US"/>
+        </w:rPr>
+        <w:t>kush</w:t>
+      </w:r>
+      <w:proofErr w:type="spellEnd"/>
+      <w:r>
+        <w:rPr>
+          <w:lang w:val="en-US"/>
+        </w:rPr>
+        <w:t xml:space="preserve"> </w:t>
+      </w:r>
+      <w:proofErr w:type="spellStart"/>
+      <w:r>
+        <w:rPr>
+          <w:lang w:val="en-US"/>
+        </w:rPr>
+        <w:t>krke</w:t>
+      </w:r>
+      <w:proofErr w:type="spellEnd"/>
+      <w:r>
+        <w:rPr>
+          <w:lang w:val="en-US"/>
+        </w:rPr>
+        <w:t xml:space="preserve"> materials tic world pleasure </w:t>
+      </w:r>
+      <w:proofErr w:type="spellStart"/>
+      <w:r>
+        <w:rPr>
+          <w:lang w:val="en-US"/>
+        </w:rPr>
+        <w:t>ko</w:t>
+      </w:r>
+      <w:proofErr w:type="spellEnd"/>
+      <w:r>
+        <w:rPr>
+          <w:lang w:val="en-US"/>
+        </w:rPr>
+        <w:t xml:space="preserve"> gain </w:t>
+      </w:r>
+      <w:proofErr w:type="spellStart"/>
+      <w:r>
+        <w:rPr>
+          <w:lang w:val="en-US"/>
+        </w:rPr>
+        <w:t>krne</w:t>
+      </w:r>
+      <w:proofErr w:type="spellEnd"/>
+      <w:r>
+        <w:rPr>
+          <w:lang w:val="en-US"/>
+        </w:rPr>
+        <w:t xml:space="preserve"> k </w:t>
+      </w:r>
+      <w:proofErr w:type="spellStart"/>
+      <w:r>
+        <w:rPr>
+          <w:lang w:val="en-US"/>
+        </w:rPr>
+        <w:t>lyiee</w:t>
+      </w:r>
+      <w:proofErr w:type="spellEnd"/>
+      <w:r>
+        <w:rPr>
+          <w:lang w:val="en-US"/>
+        </w:rPr>
+        <w:t xml:space="preserve"> </w:t>
+      </w:r>
+      <w:proofErr w:type="spellStart"/>
+      <w:r>
+        <w:rPr>
+          <w:lang w:val="en-US"/>
+        </w:rPr>
+        <w:t>hota</w:t>
+      </w:r>
+      <w:proofErr w:type="spellEnd"/>
+      <w:r>
+        <w:rPr>
+          <w:lang w:val="en-US"/>
+        </w:rPr>
+        <w:t xml:space="preserve"> </w:t>
+      </w:r>
+      <w:proofErr w:type="spellStart"/>
+      <w:r>
+        <w:rPr>
+          <w:lang w:val="en-US"/>
+        </w:rPr>
+        <w:t>tha</w:t>
+      </w:r>
+      <w:proofErr w:type="spellEnd"/>
+      <w:r>
+        <w:rPr>
+          <w:lang w:val="en-US"/>
+        </w:rPr>
+        <w:t xml:space="preserve"> </w:t>
+      </w:r>
+    </w:p>
+    <w:p>
+      <w:pPr>
+        <w:rPr>
+          <w:lang w:val="en-US"/>
+        </w:rPr>
+      </w:pPr>
+      <w:proofErr w:type="spellStart"/>
+      <w:r>
+        <w:rPr>
+          <w:lang w:val="en-US"/>
+        </w:rPr>
+        <w:t>Regveda</w:t>
+      </w:r>
+      <w:proofErr w:type="spellEnd"/>
+      <w:r>
+        <w:rPr>
+          <w:lang w:val="en-US"/>
+        </w:rPr>
+        <w:t xml:space="preserve"> me </w:t>
+      </w:r>
+      <w:proofErr w:type="spellStart"/>
+      <w:r>
+        <w:rPr>
+          <w:lang w:val="en-US"/>
+        </w:rPr>
+        <w:t>bhe</w:t>
+      </w:r>
+      <w:proofErr w:type="spellEnd"/>
+      <w:r>
+        <w:rPr>
+          <w:lang w:val="en-US"/>
+        </w:rPr>
+        <w:t xml:space="preserve"> </w:t>
+      </w:r>
+      <w:proofErr w:type="spellStart"/>
+      <w:r>
+        <w:rPr>
+          <w:lang w:val="en-US"/>
+        </w:rPr>
+        <w:t>mante</w:t>
+      </w:r>
+      <w:proofErr w:type="spellEnd"/>
+      <w:r>
+        <w:rPr>
+          <w:lang w:val="en-US"/>
+        </w:rPr>
+        <w:t xml:space="preserve"> the </w:t>
+      </w:r>
+      <w:proofErr w:type="spellStart"/>
+      <w:r>
+        <w:rPr>
+          <w:lang w:val="en-US"/>
+        </w:rPr>
+        <w:t>ki</w:t>
+      </w:r>
+      <w:proofErr w:type="spellEnd"/>
+      <w:r>
+        <w:rPr>
+          <w:lang w:val="en-US"/>
+        </w:rPr>
+        <w:t xml:space="preserve"> sacrifice </w:t>
+      </w:r>
+      <w:proofErr w:type="spellStart"/>
+      <w:r>
+        <w:rPr>
+          <w:lang w:val="en-US"/>
+        </w:rPr>
+        <w:t>kro</w:t>
+      </w:r>
+      <w:proofErr w:type="spellEnd"/>
+      <w:r>
+        <w:rPr>
+          <w:lang w:val="en-US"/>
+        </w:rPr>
+        <w:t xml:space="preserve"> </w:t>
+      </w:r>
+      <w:proofErr w:type="spellStart"/>
+      <w:r>
+        <w:rPr>
+          <w:lang w:val="en-US"/>
+        </w:rPr>
+        <w:t>aur</w:t>
+      </w:r>
+      <w:proofErr w:type="spellEnd"/>
+      <w:r>
+        <w:rPr>
+          <w:lang w:val="en-US"/>
+        </w:rPr>
+        <w:t xml:space="preserve"> </w:t>
+      </w:r>
+      <w:proofErr w:type="spellStart"/>
+      <w:r>
+        <w:rPr>
+          <w:lang w:val="en-US"/>
+        </w:rPr>
+        <w:t>bhgwan</w:t>
+      </w:r>
+      <w:proofErr w:type="spellEnd"/>
+      <w:r>
+        <w:rPr>
+          <w:lang w:val="en-US"/>
+        </w:rPr>
+        <w:t xml:space="preserve"> </w:t>
+      </w:r>
+      <w:proofErr w:type="spellStart"/>
+      <w:proofErr w:type="gramStart"/>
+      <w:r>
+        <w:rPr>
+          <w:lang w:val="en-US"/>
+        </w:rPr>
+        <w:t>kush</w:t>
+      </w:r>
+      <w:proofErr w:type="spellEnd"/>
+      <w:proofErr w:type="gramEnd"/>
+      <w:r>
+        <w:rPr>
+          <w:lang w:val="en-US"/>
+        </w:rPr>
+        <w:t xml:space="preserve"> </w:t>
+      </w:r>
+      <w:proofErr w:type="spellStart"/>
+      <w:r>
+        <w:rPr>
+          <w:lang w:val="en-US"/>
+        </w:rPr>
+        <w:t>hoga</w:t>
+      </w:r>
+      <w:proofErr w:type="spellEnd"/>
+      <w:r>
+        <w:rPr>
+          <w:lang w:val="en-US"/>
+        </w:rPr>
+        <w:t xml:space="preserve"> </w:t>
+      </w:r>
+      <w:proofErr w:type="spellStart"/>
+      <w:r>
+        <w:rPr>
+          <w:lang w:val="en-US"/>
+        </w:rPr>
+        <w:t>aur</w:t>
+      </w:r>
+      <w:proofErr w:type="spellEnd"/>
+      <w:r>
+        <w:rPr>
+          <w:lang w:val="en-US"/>
+        </w:rPr>
+        <w:t xml:space="preserve"> </w:t>
+      </w:r>
+      <w:proofErr w:type="spellStart"/>
+      <w:r>
+        <w:rPr>
+          <w:lang w:val="en-US"/>
+        </w:rPr>
+        <w:t>vardan</w:t>
+      </w:r>
+      <w:proofErr w:type="spellEnd"/>
+      <w:r>
+        <w:rPr>
+          <w:lang w:val="en-US"/>
+        </w:rPr>
+        <w:t xml:space="preserve"> </w:t>
+      </w:r>
+      <w:proofErr w:type="spellStart"/>
+      <w:r>
+        <w:rPr>
+          <w:lang w:val="en-US"/>
+        </w:rPr>
+        <w:t>dega</w:t>
+      </w:r>
+      <w:proofErr w:type="spellEnd"/>
+      <w:r>
+        <w:rPr>
+          <w:lang w:val="en-US"/>
+        </w:rPr>
+        <w:t xml:space="preserve"> </w:t>
+      </w:r>
+    </w:p>
+    <w:p>
+      <w:pPr>
+        <w:rPr>
+          <w:lang w:val="en-US"/>
+        </w:rPr>
+      </w:pPr>
+      <w:r>
+        <w:rPr>
+          <w:lang w:val="en-US"/>
+        </w:rPr>
+        <w:t xml:space="preserve">Is </w:t>
+      </w:r>
+      <w:proofErr w:type="spellStart"/>
+      <w:r>
+        <w:rPr>
+          <w:lang w:val="en-US"/>
+        </w:rPr>
+        <w:t>religios</w:t>
+      </w:r>
+      <w:proofErr w:type="spellEnd"/>
+      <w:r>
+        <w:rPr>
+          <w:lang w:val="en-US"/>
+        </w:rPr>
+        <w:t xml:space="preserve"> practices </w:t>
+      </w:r>
+      <w:proofErr w:type="spellStart"/>
+      <w:r>
+        <w:rPr>
+          <w:lang w:val="en-US"/>
+        </w:rPr>
+        <w:t>ko</w:t>
+      </w:r>
+      <w:proofErr w:type="spellEnd"/>
+      <w:r>
+        <w:rPr>
+          <w:lang w:val="en-US"/>
+        </w:rPr>
+        <w:t xml:space="preserve"> challenge </w:t>
+      </w:r>
+      <w:proofErr w:type="spellStart"/>
+      <w:r>
+        <w:rPr>
+          <w:lang w:val="en-US"/>
+        </w:rPr>
+        <w:t>milna</w:t>
+      </w:r>
+      <w:proofErr w:type="spellEnd"/>
+      <w:r>
+        <w:rPr>
+          <w:lang w:val="en-US"/>
+        </w:rPr>
+        <w:t xml:space="preserve"> </w:t>
+      </w:r>
+      <w:proofErr w:type="spellStart"/>
+      <w:r>
+        <w:rPr>
+          <w:lang w:val="en-US"/>
+        </w:rPr>
+        <w:t>chalu</w:t>
+      </w:r>
+      <w:proofErr w:type="spellEnd"/>
+      <w:r>
+        <w:rPr>
+          <w:lang w:val="en-US"/>
+        </w:rPr>
+        <w:t xml:space="preserve"> </w:t>
+      </w:r>
+      <w:proofErr w:type="spellStart"/>
+      <w:r>
+        <w:rPr>
+          <w:lang w:val="en-US"/>
+        </w:rPr>
+        <w:t>hua</w:t>
+      </w:r>
+      <w:proofErr w:type="spellEnd"/>
+      <w:r>
+        <w:rPr>
+          <w:lang w:val="en-US"/>
+        </w:rPr>
+        <w:t xml:space="preserve"> on 9</w:t>
+      </w:r>
+      <w:r>
+        <w:rPr>
+          <w:vertAlign w:val="superscript"/>
+          <w:lang w:val="en-US"/>
+        </w:rPr>
+        <w:t>th</w:t>
+      </w:r>
+      <w:r>
+        <w:rPr>
+          <w:lang w:val="en-US"/>
+        </w:rPr>
+        <w:t xml:space="preserve"> to 10</w:t>
+      </w:r>
+      <w:r>
+        <w:rPr>
+          <w:vertAlign w:val="superscript"/>
+          <w:lang w:val="en-US"/>
+        </w:rPr>
+        <w:t>th</w:t>
+      </w:r>
+      <w:r>
+        <w:rPr>
+          <w:lang w:val="en-US"/>
+        </w:rPr>
+        <w:t xml:space="preserve"> </w:t>
+      </w:r>
+      <w:proofErr w:type="spellStart"/>
+      <w:r>
+        <w:rPr>
+          <w:lang w:val="en-US"/>
+        </w:rPr>
+        <w:t>centary</w:t>
+      </w:r>
+      <w:proofErr w:type="spellEnd"/>
+      <w:r>
+        <w:rPr>
+          <w:lang w:val="en-US"/>
+        </w:rPr>
+        <w:t xml:space="preserve"> AD onward is </w:t>
+      </w:r>
+      <w:proofErr w:type="spellStart"/>
+      <w:r>
+        <w:rPr>
+          <w:lang w:val="en-US"/>
+        </w:rPr>
+        <w:t>cenatry</w:t>
+      </w:r>
+      <w:proofErr w:type="spellEnd"/>
+      <w:r>
+        <w:rPr>
+          <w:lang w:val="en-US"/>
+        </w:rPr>
+        <w:t xml:space="preserve"> me </w:t>
+      </w:r>
+      <w:proofErr w:type="spellStart"/>
+      <w:r>
+        <w:rPr>
+          <w:lang w:val="en-US"/>
+        </w:rPr>
+        <w:t>bhakit</w:t>
+      </w:r>
+      <w:proofErr w:type="spellEnd"/>
+      <w:r>
+        <w:rPr>
+          <w:lang w:val="en-US"/>
+        </w:rPr>
+        <w:t xml:space="preserve"> ka element </w:t>
+      </w:r>
+      <w:proofErr w:type="spellStart"/>
+      <w:r>
+        <w:rPr>
+          <w:lang w:val="en-US"/>
+        </w:rPr>
+        <w:t>hindu</w:t>
+      </w:r>
+      <w:proofErr w:type="spellEnd"/>
+      <w:r>
+        <w:rPr>
+          <w:lang w:val="en-US"/>
+        </w:rPr>
+        <w:t xml:space="preserve"> religion me </w:t>
+      </w:r>
+      <w:proofErr w:type="spellStart"/>
+      <w:r>
+        <w:rPr>
+          <w:lang w:val="en-US"/>
+        </w:rPr>
+        <w:t>aa</w:t>
+      </w:r>
+      <w:proofErr w:type="spellEnd"/>
+      <w:r>
+        <w:rPr>
+          <w:lang w:val="en-US"/>
+        </w:rPr>
+        <w:t xml:space="preserve"> </w:t>
+      </w:r>
+      <w:proofErr w:type="spellStart"/>
+      <w:r>
+        <w:rPr>
+          <w:lang w:val="en-US"/>
+        </w:rPr>
+        <w:t>chauka</w:t>
+      </w:r>
+      <w:proofErr w:type="spellEnd"/>
+      <w:r>
+        <w:rPr>
+          <w:lang w:val="en-US"/>
+        </w:rPr>
+        <w:t xml:space="preserve"> </w:t>
+      </w:r>
+      <w:proofErr w:type="spellStart"/>
+      <w:proofErr w:type="gramStart"/>
+      <w:r>
+        <w:rPr>
+          <w:lang w:val="en-US"/>
+        </w:rPr>
+        <w:t>tha</w:t>
+      </w:r>
+      <w:proofErr w:type="spellEnd"/>
+      <w:r>
+        <w:rPr>
+          <w:lang w:val="en-US"/>
+        </w:rPr>
+        <w:t xml:space="preserve">  </w:t>
+      </w:r>
+      <w:proofErr w:type="spellStart"/>
+      <w:r>
+        <w:rPr>
+          <w:lang w:val="en-US"/>
+        </w:rPr>
+        <w:t>bhakti</w:t>
+      </w:r>
+      <w:proofErr w:type="spellEnd"/>
+      <w:proofErr w:type="gramEnd"/>
+      <w:r>
+        <w:rPr>
+          <w:lang w:val="en-US"/>
+        </w:rPr>
+        <w:t xml:space="preserve"> ka </w:t>
+      </w:r>
+      <w:proofErr w:type="spellStart"/>
+      <w:r>
+        <w:rPr>
+          <w:lang w:val="en-US"/>
+        </w:rPr>
+        <w:t>matlab</w:t>
+      </w:r>
+      <w:proofErr w:type="spellEnd"/>
+      <w:r>
+        <w:rPr>
+          <w:lang w:val="en-US"/>
+        </w:rPr>
+        <w:t xml:space="preserve"> </w:t>
+      </w:r>
+      <w:proofErr w:type="spellStart"/>
+      <w:r>
+        <w:rPr>
+          <w:lang w:val="en-US"/>
+        </w:rPr>
+        <w:t>tha</w:t>
+      </w:r>
+      <w:proofErr w:type="spellEnd"/>
+      <w:r>
+        <w:rPr>
+          <w:lang w:val="en-US"/>
+        </w:rPr>
+        <w:t xml:space="preserve"> </w:t>
+      </w:r>
+      <w:proofErr w:type="spellStart"/>
+      <w:r>
+        <w:rPr>
+          <w:lang w:val="en-US"/>
+        </w:rPr>
+        <w:t>ke</w:t>
+      </w:r>
+      <w:proofErr w:type="spellEnd"/>
+      <w:r>
+        <w:rPr>
+          <w:lang w:val="en-US"/>
+        </w:rPr>
+        <w:t xml:space="preserve"> </w:t>
+      </w:r>
+      <w:proofErr w:type="spellStart"/>
+      <w:r>
+        <w:rPr>
+          <w:lang w:val="en-US"/>
+        </w:rPr>
+        <w:t>apke</w:t>
+      </w:r>
+      <w:proofErr w:type="spellEnd"/>
+      <w:r>
+        <w:rPr>
+          <w:lang w:val="en-US"/>
+        </w:rPr>
+        <w:t xml:space="preserve"> life </w:t>
+      </w:r>
+      <w:proofErr w:type="spellStart"/>
+      <w:r>
+        <w:rPr>
+          <w:lang w:val="en-US"/>
+        </w:rPr>
+        <w:t>ko</w:t>
+      </w:r>
+      <w:proofErr w:type="spellEnd"/>
+      <w:r>
+        <w:rPr>
+          <w:lang w:val="en-US"/>
+        </w:rPr>
+        <w:t xml:space="preserve"> </w:t>
+      </w:r>
+      <w:proofErr w:type="spellStart"/>
+      <w:r>
+        <w:rPr>
+          <w:lang w:val="en-US"/>
+        </w:rPr>
+        <w:t>jo</w:t>
+      </w:r>
+      <w:proofErr w:type="spellEnd"/>
+      <w:r>
+        <w:rPr>
+          <w:lang w:val="en-US"/>
+        </w:rPr>
+        <w:t xml:space="preserve"> ultimate purpose </w:t>
+      </w:r>
+      <w:proofErr w:type="spellStart"/>
+      <w:r>
+        <w:rPr>
+          <w:lang w:val="en-US"/>
+        </w:rPr>
+        <w:t>hai</w:t>
+      </w:r>
+      <w:proofErr w:type="spellEnd"/>
+      <w:r>
+        <w:rPr>
+          <w:lang w:val="en-US"/>
+        </w:rPr>
+        <w:t xml:space="preserve">  earthly pleasure </w:t>
+      </w:r>
+      <w:proofErr w:type="spellStart"/>
+      <w:r>
+        <w:rPr>
+          <w:lang w:val="en-US"/>
+        </w:rPr>
+        <w:t>nahi</w:t>
+      </w:r>
+      <w:proofErr w:type="spellEnd"/>
+      <w:r>
+        <w:rPr>
+          <w:lang w:val="en-US"/>
+        </w:rPr>
+        <w:t xml:space="preserve"> </w:t>
+      </w:r>
+      <w:proofErr w:type="spellStart"/>
+      <w:r>
+        <w:rPr>
+          <w:lang w:val="en-US"/>
+        </w:rPr>
+        <w:t>hai</w:t>
+      </w:r>
+      <w:proofErr w:type="spellEnd"/>
+      <w:r>
+        <w:rPr>
+          <w:lang w:val="en-US"/>
+        </w:rPr>
+        <w:t xml:space="preserve">  life ka main purpose </w:t>
+      </w:r>
+      <w:proofErr w:type="spellStart"/>
+      <w:r>
+        <w:rPr>
+          <w:lang w:val="en-US"/>
+        </w:rPr>
+        <w:t>hai</w:t>
+      </w:r>
+      <w:proofErr w:type="spellEnd"/>
+      <w:r>
+        <w:rPr>
+          <w:lang w:val="en-US"/>
+        </w:rPr>
+        <w:t xml:space="preserve"> </w:t>
+      </w:r>
+      <w:proofErr w:type="spellStart"/>
+      <w:r>
+        <w:rPr>
+          <w:lang w:val="en-US"/>
+        </w:rPr>
+        <w:t>moksh</w:t>
+      </w:r>
+      <w:proofErr w:type="spellEnd"/>
+      <w:r>
+        <w:rPr>
+          <w:lang w:val="en-US"/>
+        </w:rPr>
+        <w:t xml:space="preserve">  </w:t>
+      </w:r>
+      <w:proofErr w:type="spellStart"/>
+      <w:r>
+        <w:rPr>
+          <w:lang w:val="en-US"/>
+        </w:rPr>
+        <w:t>moksh</w:t>
+      </w:r>
+      <w:proofErr w:type="spellEnd"/>
+      <w:r>
+        <w:rPr>
+          <w:lang w:val="en-US"/>
+        </w:rPr>
+        <w:t xml:space="preserve"> </w:t>
+      </w:r>
+      <w:proofErr w:type="spellStart"/>
+      <w:r>
+        <w:rPr>
+          <w:lang w:val="en-US"/>
+        </w:rPr>
+        <w:t>apko</w:t>
+      </w:r>
+      <w:proofErr w:type="spellEnd"/>
+      <w:r>
+        <w:rPr>
+          <w:lang w:val="en-US"/>
+        </w:rPr>
+        <w:t xml:space="preserve"> </w:t>
+      </w:r>
+      <w:proofErr w:type="spellStart"/>
+      <w:r>
+        <w:rPr>
+          <w:lang w:val="en-US"/>
+        </w:rPr>
+        <w:t>tb</w:t>
+      </w:r>
+      <w:proofErr w:type="spellEnd"/>
+      <w:r>
+        <w:rPr>
+          <w:lang w:val="en-US"/>
+        </w:rPr>
+        <w:t xml:space="preserve"> </w:t>
+      </w:r>
+      <w:proofErr w:type="spellStart"/>
+      <w:r>
+        <w:rPr>
+          <w:lang w:val="en-US"/>
+        </w:rPr>
+        <w:t>milega</w:t>
+      </w:r>
+      <w:proofErr w:type="spellEnd"/>
+      <w:r>
+        <w:rPr>
+          <w:lang w:val="en-US"/>
+        </w:rPr>
+        <w:t xml:space="preserve"> jab </w:t>
+      </w:r>
+      <w:proofErr w:type="spellStart"/>
+      <w:r>
+        <w:rPr>
+          <w:lang w:val="en-US"/>
+        </w:rPr>
+        <w:t>aap</w:t>
+      </w:r>
+      <w:proofErr w:type="spellEnd"/>
+      <w:r>
+        <w:rPr>
+          <w:lang w:val="en-US"/>
+        </w:rPr>
+        <w:t xml:space="preserve"> </w:t>
+      </w:r>
+      <w:proofErr w:type="spellStart"/>
+      <w:r>
+        <w:rPr>
+          <w:lang w:val="en-US"/>
+        </w:rPr>
+        <w:t>bhagwan</w:t>
+      </w:r>
+      <w:proofErr w:type="spellEnd"/>
+      <w:r>
+        <w:rPr>
+          <w:lang w:val="en-US"/>
+        </w:rPr>
+        <w:t xml:space="preserve"> </w:t>
+      </w:r>
+      <w:proofErr w:type="spellStart"/>
+      <w:r>
+        <w:rPr>
+          <w:lang w:val="en-US"/>
+        </w:rPr>
+        <w:t>ke</w:t>
+      </w:r>
+      <w:proofErr w:type="spellEnd"/>
+      <w:r>
+        <w:rPr>
+          <w:lang w:val="en-US"/>
+        </w:rPr>
+        <w:t xml:space="preserve"> </w:t>
+      </w:r>
+      <w:proofErr w:type="spellStart"/>
+      <w:r>
+        <w:rPr>
+          <w:lang w:val="en-US"/>
+        </w:rPr>
+        <w:t>sache</w:t>
+      </w:r>
+      <w:proofErr w:type="spellEnd"/>
+      <w:r>
+        <w:rPr>
+          <w:lang w:val="en-US"/>
+        </w:rPr>
+        <w:t xml:space="preserve"> man se </w:t>
+      </w:r>
+      <w:proofErr w:type="spellStart"/>
+      <w:r>
+        <w:rPr>
+          <w:lang w:val="en-US"/>
+        </w:rPr>
+        <w:t>puja</w:t>
+      </w:r>
+      <w:proofErr w:type="spellEnd"/>
+      <w:r>
+        <w:rPr>
+          <w:lang w:val="en-US"/>
+        </w:rPr>
+        <w:t xml:space="preserve"> </w:t>
+      </w:r>
+      <w:proofErr w:type="spellStart"/>
+      <w:r>
+        <w:rPr>
+          <w:lang w:val="en-US"/>
+        </w:rPr>
+        <w:t>archan</w:t>
+      </w:r>
+      <w:proofErr w:type="spellEnd"/>
+      <w:r>
+        <w:rPr>
+          <w:lang w:val="en-US"/>
+        </w:rPr>
+        <w:t xml:space="preserve"> </w:t>
+      </w:r>
+      <w:proofErr w:type="spellStart"/>
+      <w:r>
+        <w:rPr>
+          <w:lang w:val="en-US"/>
+        </w:rPr>
+        <w:t>karoge</w:t>
+      </w:r>
+      <w:proofErr w:type="spellEnd"/>
+      <w:r>
+        <w:rPr>
+          <w:lang w:val="en-US"/>
+        </w:rPr>
+        <w:t xml:space="preserve"> </w:t>
+      </w:r>
+      <w:proofErr w:type="spellStart"/>
+      <w:r>
+        <w:rPr>
+          <w:lang w:val="en-US"/>
+        </w:rPr>
+        <w:t>prarthan</w:t>
+      </w:r>
+      <w:proofErr w:type="spellEnd"/>
+      <w:r>
+        <w:rPr>
+          <w:lang w:val="en-US"/>
+        </w:rPr>
+        <w:t xml:space="preserve"> </w:t>
+      </w:r>
+      <w:proofErr w:type="spellStart"/>
+      <w:r>
+        <w:rPr>
+          <w:lang w:val="en-US"/>
+        </w:rPr>
+        <w:t>karoge</w:t>
+      </w:r>
+      <w:proofErr w:type="spellEnd"/>
+      <w:r>
+        <w:rPr>
+          <w:lang w:val="en-US"/>
+        </w:rPr>
+        <w:t xml:space="preserve"> </w:t>
+      </w:r>
+    </w:p>
+    <w:p>
+      <w:pPr>
+        <w:rPr>
+          <w:lang w:val="en-US"/>
+        </w:rPr>
+      </w:pPr>
+      <w:r>
+        <w:rPr>
+          <w:lang w:val="en-US"/>
+        </w:rPr>
+        <w:t xml:space="preserve"> </w:t>
+      </w:r>
+      <w:proofErr w:type="spellStart"/>
+      <w:r>
+        <w:rPr>
+          <w:lang w:val="en-US"/>
+        </w:rPr>
+        <w:t>Isme</w:t>
+      </w:r>
+      <w:proofErr w:type="spellEnd"/>
+      <w:r>
+        <w:rPr>
+          <w:lang w:val="en-US"/>
+        </w:rPr>
+        <w:t xml:space="preserve"> </w:t>
+      </w:r>
+      <w:proofErr w:type="spellStart"/>
+      <w:r>
+        <w:rPr>
+          <w:lang w:val="en-US"/>
+        </w:rPr>
+        <w:t>mante</w:t>
+      </w:r>
+      <w:proofErr w:type="spellEnd"/>
+      <w:r>
+        <w:rPr>
+          <w:lang w:val="en-US"/>
+        </w:rPr>
+        <w:t xml:space="preserve"> the </w:t>
+      </w:r>
+      <w:proofErr w:type="spellStart"/>
+      <w:r>
+        <w:rPr>
+          <w:lang w:val="en-US"/>
+        </w:rPr>
+        <w:t>ki</w:t>
+      </w:r>
+      <w:proofErr w:type="spellEnd"/>
+      <w:r>
+        <w:rPr>
+          <w:lang w:val="en-US"/>
+        </w:rPr>
+        <w:t xml:space="preserve"> </w:t>
+      </w:r>
+      <w:proofErr w:type="spellStart"/>
+      <w:r>
+        <w:rPr>
+          <w:lang w:val="en-US"/>
+        </w:rPr>
+        <w:t>koi</w:t>
+      </w:r>
+      <w:proofErr w:type="spellEnd"/>
+      <w:r>
+        <w:rPr>
+          <w:lang w:val="en-US"/>
+        </w:rPr>
+        <w:t xml:space="preserve"> </w:t>
+      </w:r>
+      <w:proofErr w:type="spellStart"/>
+      <w:r>
+        <w:rPr>
+          <w:lang w:val="en-US"/>
+        </w:rPr>
+        <w:t>bhe</w:t>
+      </w:r>
+      <w:proofErr w:type="spellEnd"/>
+      <w:r>
+        <w:rPr>
+          <w:lang w:val="en-US"/>
+        </w:rPr>
+        <w:t xml:space="preserve"> sacrifice mat </w:t>
+      </w:r>
+      <w:proofErr w:type="spellStart"/>
+      <w:r>
+        <w:rPr>
+          <w:lang w:val="en-US"/>
+        </w:rPr>
+        <w:t>karo</w:t>
+      </w:r>
+      <w:proofErr w:type="spellEnd"/>
+      <w:r>
+        <w:rPr>
+          <w:lang w:val="en-US"/>
+        </w:rPr>
+        <w:t xml:space="preserve"> app </w:t>
+      </w:r>
+      <w:proofErr w:type="spellStart"/>
+      <w:r>
+        <w:rPr>
+          <w:lang w:val="en-US"/>
+        </w:rPr>
+        <w:t>sirf</w:t>
+      </w:r>
+      <w:proofErr w:type="spellEnd"/>
+      <w:r>
+        <w:rPr>
+          <w:lang w:val="en-US"/>
+        </w:rPr>
+        <w:t xml:space="preserve"> </w:t>
+      </w:r>
+      <w:proofErr w:type="spellStart"/>
+      <w:r>
+        <w:rPr>
+          <w:lang w:val="en-US"/>
+        </w:rPr>
+        <w:t>bhagan</w:t>
+      </w:r>
+      <w:proofErr w:type="spellEnd"/>
+      <w:r>
+        <w:rPr>
+          <w:lang w:val="en-US"/>
+        </w:rPr>
+        <w:t xml:space="preserve"> </w:t>
+      </w:r>
+      <w:proofErr w:type="spellStart"/>
+      <w:r>
+        <w:rPr>
+          <w:lang w:val="en-US"/>
+        </w:rPr>
+        <w:t>ke</w:t>
+      </w:r>
+      <w:proofErr w:type="spellEnd"/>
+      <w:r>
+        <w:rPr>
+          <w:lang w:val="en-US"/>
+        </w:rPr>
+        <w:t xml:space="preserve"> </w:t>
+      </w:r>
+      <w:proofErr w:type="spellStart"/>
+      <w:r>
+        <w:rPr>
+          <w:lang w:val="en-US"/>
+        </w:rPr>
+        <w:t>bhakte</w:t>
+      </w:r>
+      <w:proofErr w:type="spellEnd"/>
+      <w:r>
+        <w:rPr>
+          <w:lang w:val="en-US"/>
+        </w:rPr>
+        <w:t xml:space="preserve"> </w:t>
+      </w:r>
+      <w:proofErr w:type="spellStart"/>
+      <w:r>
+        <w:rPr>
+          <w:lang w:val="en-US"/>
+        </w:rPr>
+        <w:t>sache</w:t>
+      </w:r>
+      <w:proofErr w:type="spellEnd"/>
+      <w:r>
+        <w:rPr>
+          <w:lang w:val="en-US"/>
+        </w:rPr>
+        <w:t xml:space="preserve"> man se </w:t>
+      </w:r>
+      <w:proofErr w:type="spellStart"/>
+      <w:r>
+        <w:rPr>
+          <w:lang w:val="en-US"/>
+        </w:rPr>
+        <w:t>karo</w:t>
+      </w:r>
+      <w:proofErr w:type="spellEnd"/>
+      <w:r>
+        <w:rPr>
+          <w:lang w:val="en-US"/>
+        </w:rPr>
+        <w:t xml:space="preserve"> </w:t>
+      </w:r>
+      <w:proofErr w:type="spellStart"/>
+      <w:r>
+        <w:rPr>
+          <w:lang w:val="en-US"/>
+        </w:rPr>
+        <w:t>aur</w:t>
+      </w:r>
+      <w:proofErr w:type="spellEnd"/>
+      <w:r>
+        <w:rPr>
+          <w:lang w:val="en-US"/>
+        </w:rPr>
+        <w:t xml:space="preserve"> at the time of die </w:t>
+      </w:r>
+      <w:proofErr w:type="spellStart"/>
+      <w:r>
+        <w:rPr>
+          <w:lang w:val="en-US"/>
+        </w:rPr>
+        <w:t>apka</w:t>
+      </w:r>
+      <w:proofErr w:type="spellEnd"/>
+      <w:r>
+        <w:rPr>
+          <w:lang w:val="en-US"/>
+        </w:rPr>
+        <w:t xml:space="preserve"> </w:t>
+      </w:r>
+      <w:proofErr w:type="spellStart"/>
+      <w:proofErr w:type="gramStart"/>
+      <w:r>
+        <w:rPr>
+          <w:lang w:val="en-US"/>
+        </w:rPr>
+        <w:t>jo</w:t>
+      </w:r>
+      <w:proofErr w:type="spellEnd"/>
+      <w:proofErr w:type="gramEnd"/>
+      <w:r>
+        <w:rPr>
+          <w:lang w:val="en-US"/>
+        </w:rPr>
+        <w:t xml:space="preserve"> </w:t>
+      </w:r>
+      <w:proofErr w:type="spellStart"/>
+      <w:r>
+        <w:rPr>
+          <w:lang w:val="en-US"/>
+        </w:rPr>
+        <w:t>eathly</w:t>
+      </w:r>
+      <w:proofErr w:type="spellEnd"/>
+      <w:r>
+        <w:rPr>
+          <w:lang w:val="en-US"/>
+        </w:rPr>
+        <w:t xml:space="preserve"> </w:t>
+      </w:r>
+      <w:proofErr w:type="spellStart"/>
+      <w:r>
+        <w:rPr>
+          <w:lang w:val="en-US"/>
+        </w:rPr>
+        <w:t>pleasue</w:t>
+      </w:r>
+      <w:proofErr w:type="spellEnd"/>
+      <w:r>
+        <w:rPr>
+          <w:lang w:val="en-US"/>
+        </w:rPr>
+        <w:t xml:space="preserve"> se attachment </w:t>
+      </w:r>
+      <w:proofErr w:type="spellStart"/>
+      <w:r>
+        <w:rPr>
+          <w:lang w:val="en-US"/>
+        </w:rPr>
+        <w:t>moh</w:t>
+      </w:r>
+      <w:proofErr w:type="spellEnd"/>
+      <w:r>
+        <w:rPr>
+          <w:lang w:val="en-US"/>
+        </w:rPr>
+        <w:t xml:space="preserve"> </w:t>
+      </w:r>
+      <w:proofErr w:type="spellStart"/>
+      <w:r>
+        <w:rPr>
+          <w:lang w:val="en-US"/>
+        </w:rPr>
+        <w:t>khtm</w:t>
+      </w:r>
+      <w:proofErr w:type="spellEnd"/>
+      <w:r>
+        <w:rPr>
+          <w:lang w:val="en-US"/>
+        </w:rPr>
+        <w:t xml:space="preserve"> ho </w:t>
+      </w:r>
+      <w:proofErr w:type="spellStart"/>
+      <w:r>
+        <w:rPr>
+          <w:lang w:val="en-US"/>
+        </w:rPr>
+        <w:t>jayga</w:t>
+      </w:r>
+      <w:proofErr w:type="spellEnd"/>
+      <w:r>
+        <w:rPr>
+          <w:lang w:val="en-US"/>
+        </w:rPr>
+        <w:t xml:space="preserve"> </w:t>
+      </w:r>
+      <w:proofErr w:type="spellStart"/>
+      <w:r>
+        <w:rPr>
+          <w:lang w:val="en-US"/>
+        </w:rPr>
+        <w:t>thb</w:t>
+      </w:r>
+      <w:proofErr w:type="spellEnd"/>
+      <w:r>
+        <w:rPr>
+          <w:lang w:val="en-US"/>
+        </w:rPr>
+        <w:t xml:space="preserve"> </w:t>
+      </w:r>
+      <w:proofErr w:type="spellStart"/>
+      <w:r>
+        <w:rPr>
+          <w:lang w:val="en-US"/>
+        </w:rPr>
+        <w:t>apko</w:t>
+      </w:r>
+      <w:proofErr w:type="spellEnd"/>
+      <w:r>
+        <w:rPr>
+          <w:lang w:val="en-US"/>
+        </w:rPr>
+        <w:t xml:space="preserve"> </w:t>
+      </w:r>
+      <w:proofErr w:type="spellStart"/>
+      <w:r>
+        <w:rPr>
+          <w:lang w:val="en-US"/>
+        </w:rPr>
+        <w:t>moksh</w:t>
+      </w:r>
+      <w:proofErr w:type="spellEnd"/>
+      <w:r>
+        <w:rPr>
+          <w:lang w:val="en-US"/>
+        </w:rPr>
+        <w:t xml:space="preserve"> </w:t>
+      </w:r>
+      <w:proofErr w:type="spellStart"/>
+      <w:r>
+        <w:rPr>
+          <w:lang w:val="en-US"/>
+        </w:rPr>
+        <w:t>milenga</w:t>
+      </w:r>
+      <w:proofErr w:type="spellEnd"/>
+      <w:r>
+        <w:rPr>
+          <w:lang w:val="en-US"/>
+        </w:rPr>
+        <w:t xml:space="preserve"> </w:t>
+      </w:r>
+    </w:p>
+    <w:p>
+      <w:pPr>
+        <w:rPr>
+          <w:lang w:val="en-US"/>
+        </w:rPr>
+      </w:pPr>
+    </w:p>
+    <w:p>
+      <w:pPr>
+        <w:rPr>
+          <w:lang w:val="en-US"/>
+        </w:rPr>
+      </w:pPr>
+      <w:proofErr w:type="spellStart"/>
+      <w:r>
+        <w:rPr>
+          <w:lang w:val="en-US"/>
+        </w:rPr>
+        <w:t>Bhakti</w:t>
+      </w:r>
+      <w:proofErr w:type="spellEnd"/>
+      <w:r>
+        <w:rPr>
+          <w:lang w:val="en-US"/>
+        </w:rPr>
+        <w:t xml:space="preserve"> cult </w:t>
+      </w:r>
+      <w:proofErr w:type="spellStart"/>
+      <w:r>
+        <w:rPr>
+          <w:lang w:val="en-US"/>
+        </w:rPr>
+        <w:t>hai</w:t>
+      </w:r>
+      <w:proofErr w:type="spellEnd"/>
+      <w:r>
+        <w:rPr>
+          <w:lang w:val="en-US"/>
+        </w:rPr>
+        <w:t xml:space="preserve"> ye – </w:t>
+      </w:r>
+      <w:proofErr w:type="spellStart"/>
+      <w:r>
+        <w:rPr>
+          <w:lang w:val="en-US"/>
+        </w:rPr>
+        <w:t>medival</w:t>
+      </w:r>
+      <w:proofErr w:type="spellEnd"/>
+      <w:r>
+        <w:rPr>
+          <w:lang w:val="en-US"/>
+        </w:rPr>
+        <w:t xml:space="preserve"> </w:t>
+      </w:r>
+      <w:proofErr w:type="spellStart"/>
+      <w:proofErr w:type="gramStart"/>
+      <w:r>
+        <w:rPr>
+          <w:lang w:val="en-US"/>
+        </w:rPr>
+        <w:t>india</w:t>
+      </w:r>
+      <w:proofErr w:type="spellEnd"/>
+      <w:proofErr w:type="gramEnd"/>
+      <w:r>
+        <w:rPr>
+          <w:lang w:val="en-US"/>
+        </w:rPr>
+        <w:t xml:space="preserve"> me </w:t>
+      </w:r>
+      <w:proofErr w:type="spellStart"/>
+      <w:r>
+        <w:rPr>
+          <w:lang w:val="en-US"/>
+        </w:rPr>
+        <w:t>statu</w:t>
+      </w:r>
+      <w:proofErr w:type="spellEnd"/>
+      <w:r>
+        <w:rPr>
+          <w:lang w:val="en-US"/>
+        </w:rPr>
+        <w:t xml:space="preserve"> </w:t>
+      </w:r>
+      <w:proofErr w:type="spellStart"/>
+      <w:r>
+        <w:rPr>
+          <w:lang w:val="en-US"/>
+        </w:rPr>
+        <w:t>hua</w:t>
+      </w:r>
+      <w:proofErr w:type="spellEnd"/>
+      <w:r>
+        <w:rPr>
+          <w:lang w:val="en-US"/>
+        </w:rPr>
+        <w:t xml:space="preserve"> 9 to 10 </w:t>
+      </w:r>
+      <w:proofErr w:type="spellStart"/>
+      <w:r>
+        <w:rPr>
+          <w:lang w:val="en-US"/>
+        </w:rPr>
+        <w:t>cenatry</w:t>
+      </w:r>
+      <w:proofErr w:type="spellEnd"/>
+      <w:r>
+        <w:rPr>
+          <w:lang w:val="en-US"/>
+        </w:rPr>
+        <w:t xml:space="preserve"> onward </w:t>
+      </w:r>
+      <w:proofErr w:type="spellStart"/>
+      <w:r>
+        <w:rPr>
+          <w:lang w:val="en-US"/>
+        </w:rPr>
+        <w:t>hindu</w:t>
+      </w:r>
+      <w:proofErr w:type="spellEnd"/>
+      <w:r>
+        <w:rPr>
+          <w:lang w:val="en-US"/>
+        </w:rPr>
+        <w:t xml:space="preserve"> religion </w:t>
+      </w:r>
+      <w:proofErr w:type="spellStart"/>
+      <w:r>
+        <w:rPr>
+          <w:lang w:val="en-US"/>
+        </w:rPr>
+        <w:t>ko</w:t>
+      </w:r>
+      <w:proofErr w:type="spellEnd"/>
+      <w:r>
+        <w:rPr>
+          <w:lang w:val="en-US"/>
+        </w:rPr>
+        <w:t xml:space="preserve"> revival </w:t>
+      </w:r>
+      <w:proofErr w:type="spellStart"/>
+      <w:r>
+        <w:rPr>
+          <w:lang w:val="en-US"/>
+        </w:rPr>
+        <w:t>karne</w:t>
+      </w:r>
+      <w:proofErr w:type="spellEnd"/>
+      <w:r>
+        <w:rPr>
+          <w:lang w:val="en-US"/>
+        </w:rPr>
+        <w:t xml:space="preserve"> ka </w:t>
+      </w:r>
+      <w:proofErr w:type="spellStart"/>
+      <w:r>
+        <w:rPr>
+          <w:lang w:val="en-US"/>
+        </w:rPr>
+        <w:t>kaam</w:t>
+      </w:r>
+      <w:proofErr w:type="spellEnd"/>
+      <w:r>
+        <w:rPr>
+          <w:lang w:val="en-US"/>
+        </w:rPr>
+        <w:t xml:space="preserve"> </w:t>
+      </w:r>
+      <w:proofErr w:type="spellStart"/>
+      <w:r>
+        <w:rPr>
+          <w:lang w:val="en-US"/>
+        </w:rPr>
+        <w:t>kyia</w:t>
+      </w:r>
+      <w:proofErr w:type="spellEnd"/>
+      <w:r>
+        <w:rPr>
+          <w:lang w:val="en-US"/>
+        </w:rPr>
+        <w:t xml:space="preserve"> </w:t>
+      </w:r>
+      <w:proofErr w:type="spellStart"/>
+      <w:r>
+        <w:rPr>
+          <w:lang w:val="en-US"/>
+        </w:rPr>
+        <w:t>tha</w:t>
+      </w:r>
+      <w:proofErr w:type="spellEnd"/>
+      <w:r>
+        <w:rPr>
+          <w:lang w:val="en-US"/>
+        </w:rPr>
+        <w:t xml:space="preserve"> </w:t>
+      </w:r>
+      <w:proofErr w:type="spellStart"/>
+      <w:r>
+        <w:rPr>
+          <w:lang w:val="en-US"/>
+        </w:rPr>
+        <w:t>aadi</w:t>
+      </w:r>
+      <w:proofErr w:type="spellEnd"/>
+      <w:r>
+        <w:rPr>
+          <w:lang w:val="en-US"/>
+        </w:rPr>
+        <w:t xml:space="preserve"> </w:t>
+      </w:r>
+      <w:proofErr w:type="spellStart"/>
+      <w:r>
+        <w:rPr>
+          <w:lang w:val="en-US"/>
+        </w:rPr>
+        <w:t>shankrachayra</w:t>
+      </w:r>
+      <w:proofErr w:type="spellEnd"/>
+      <w:r>
+        <w:rPr>
+          <w:lang w:val="en-US"/>
+        </w:rPr>
+        <w:t xml:space="preserve"> ne </w:t>
+      </w:r>
+    </w:p>
+    <w:p>
+      <w:pPr>
+        <w:rPr>
+          <w:lang w:val="en-US"/>
+        </w:rPr>
+      </w:pPr>
+      <w:proofErr w:type="spellStart"/>
+      <w:r>
+        <w:rPr>
+          <w:lang w:val="en-US"/>
+        </w:rPr>
+        <w:t>Adi</w:t>
+      </w:r>
+      <w:proofErr w:type="spellEnd"/>
+      <w:r>
+        <w:rPr>
+          <w:lang w:val="en-US"/>
+        </w:rPr>
+        <w:t xml:space="preserve"> </w:t>
+      </w:r>
+      <w:proofErr w:type="spellStart"/>
+      <w:r>
+        <w:rPr>
+          <w:lang w:val="en-US"/>
+        </w:rPr>
+        <w:t>shankrachay</w:t>
+      </w:r>
+      <w:proofErr w:type="spellEnd"/>
+      <w:r>
+        <w:rPr>
+          <w:lang w:val="en-US"/>
+        </w:rPr>
+        <w:t xml:space="preserve"> brought the </w:t>
+      </w:r>
+      <w:proofErr w:type="spellStart"/>
+      <w:r>
+        <w:rPr>
+          <w:lang w:val="en-US"/>
+        </w:rPr>
+        <w:t>bhakit</w:t>
+      </w:r>
+      <w:proofErr w:type="spellEnd"/>
+      <w:r>
+        <w:rPr>
+          <w:lang w:val="en-US"/>
+        </w:rPr>
+        <w:t xml:space="preserve"> </w:t>
+      </w:r>
+      <w:proofErr w:type="gramStart"/>
+      <w:r>
+        <w:rPr>
+          <w:lang w:val="en-US"/>
+        </w:rPr>
+        <w:t xml:space="preserve">cult  </w:t>
+      </w:r>
+      <w:proofErr w:type="spellStart"/>
+      <w:r>
+        <w:rPr>
+          <w:lang w:val="en-US"/>
+        </w:rPr>
+        <w:t>ke</w:t>
+      </w:r>
+      <w:proofErr w:type="spellEnd"/>
+      <w:proofErr w:type="gramEnd"/>
+      <w:r>
+        <w:rPr>
+          <w:lang w:val="en-US"/>
+        </w:rPr>
+        <w:t xml:space="preserve"> </w:t>
+      </w:r>
+      <w:proofErr w:type="spellStart"/>
+      <w:r>
+        <w:rPr>
+          <w:lang w:val="en-US"/>
+        </w:rPr>
+        <w:t>bhagwan</w:t>
+      </w:r>
+      <w:proofErr w:type="spellEnd"/>
+      <w:r>
+        <w:rPr>
+          <w:lang w:val="en-US"/>
+        </w:rPr>
+        <w:t xml:space="preserve"> </w:t>
+      </w:r>
+      <w:proofErr w:type="spellStart"/>
+      <w:r>
+        <w:rPr>
+          <w:lang w:val="en-US"/>
+        </w:rPr>
+        <w:t>ke</w:t>
+      </w:r>
+      <w:proofErr w:type="spellEnd"/>
+      <w:r>
+        <w:rPr>
+          <w:lang w:val="en-US"/>
+        </w:rPr>
+        <w:t xml:space="preserve"> </w:t>
+      </w:r>
+      <w:proofErr w:type="spellStart"/>
+      <w:r>
+        <w:rPr>
+          <w:lang w:val="en-US"/>
+        </w:rPr>
+        <w:t>puja</w:t>
+      </w:r>
+      <w:proofErr w:type="spellEnd"/>
+      <w:r>
+        <w:rPr>
+          <w:lang w:val="en-US"/>
+        </w:rPr>
+        <w:t xml:space="preserve"> </w:t>
+      </w:r>
+      <w:proofErr w:type="spellStart"/>
+      <w:r>
+        <w:rPr>
+          <w:lang w:val="en-US"/>
+        </w:rPr>
+        <w:t>archan</w:t>
+      </w:r>
+      <w:proofErr w:type="spellEnd"/>
+      <w:r>
+        <w:rPr>
+          <w:lang w:val="en-US"/>
+        </w:rPr>
+        <w:t xml:space="preserve"> </w:t>
+      </w:r>
+      <w:proofErr w:type="spellStart"/>
+      <w:r>
+        <w:rPr>
+          <w:lang w:val="en-US"/>
+        </w:rPr>
+        <w:t>karo</w:t>
+      </w:r>
+      <w:proofErr w:type="spellEnd"/>
+      <w:r>
+        <w:rPr>
+          <w:lang w:val="en-US"/>
+        </w:rPr>
+        <w:t xml:space="preserve"> with the purpose of </w:t>
+      </w:r>
+      <w:proofErr w:type="spellStart"/>
+      <w:r>
+        <w:rPr>
+          <w:lang w:val="en-US"/>
+        </w:rPr>
+        <w:t>moksh</w:t>
+      </w:r>
+      <w:proofErr w:type="spellEnd"/>
+      <w:r>
+        <w:rPr>
+          <w:lang w:val="en-US"/>
+        </w:rPr>
+        <w:t xml:space="preserve"> </w:t>
+      </w:r>
+      <w:r>
+        <w:rPr>
+          <w:lang w:val="en-US"/>
+        </w:rPr>
+        <w:t xml:space="preserve">then ye cult </w:t>
+      </w:r>
+      <w:proofErr w:type="spellStart"/>
+      <w:r>
+        <w:rPr>
+          <w:lang w:val="en-US"/>
+        </w:rPr>
+        <w:t>apko</w:t>
+      </w:r>
+      <w:proofErr w:type="spellEnd"/>
+      <w:r>
+        <w:rPr>
+          <w:lang w:val="en-US"/>
+        </w:rPr>
+        <w:t xml:space="preserve"> </w:t>
+      </w:r>
+      <w:proofErr w:type="spellStart"/>
+      <w:r>
+        <w:rPr>
+          <w:lang w:val="en-US"/>
+        </w:rPr>
+        <w:t>sirf</w:t>
+      </w:r>
+      <w:proofErr w:type="spellEnd"/>
+      <w:r>
+        <w:rPr>
+          <w:lang w:val="en-US"/>
+        </w:rPr>
+        <w:t xml:space="preserve"> </w:t>
+      </w:r>
+      <w:proofErr w:type="spellStart"/>
+      <w:r>
+        <w:rPr>
+          <w:lang w:val="en-US"/>
+        </w:rPr>
+        <w:t>medival</w:t>
+      </w:r>
+      <w:proofErr w:type="spellEnd"/>
+      <w:r>
+        <w:rPr>
+          <w:lang w:val="en-US"/>
+        </w:rPr>
+        <w:t xml:space="preserve"> </w:t>
+      </w:r>
+      <w:proofErr w:type="spellStart"/>
+      <w:r>
+        <w:rPr>
+          <w:lang w:val="en-US"/>
+        </w:rPr>
+        <w:t>india</w:t>
+      </w:r>
+      <w:proofErr w:type="spellEnd"/>
+      <w:r>
+        <w:rPr>
+          <w:lang w:val="en-US"/>
+        </w:rPr>
+        <w:t xml:space="preserve"> me he </w:t>
+      </w:r>
+      <w:proofErr w:type="spellStart"/>
+      <w:r>
+        <w:rPr>
+          <w:lang w:val="en-US"/>
+        </w:rPr>
+        <w:t>dekhne</w:t>
+      </w:r>
+      <w:proofErr w:type="spellEnd"/>
+      <w:r>
+        <w:rPr>
+          <w:lang w:val="en-US"/>
+        </w:rPr>
+        <w:t xml:space="preserve"> </w:t>
+      </w:r>
+    </w:p>
+    <w:p>
+      <w:pPr>
+        <w:rPr>
+          <w:lang w:val="en-US"/>
+        </w:rPr>
+      </w:pPr>
+      <w:r>
+        <w:rPr>
+          <w:lang w:val="en-US"/>
+        </w:rPr>
+        <w:t xml:space="preserve">Fir jab modern </w:t>
+      </w:r>
+      <w:proofErr w:type="spellStart"/>
+      <w:r>
+        <w:rPr>
+          <w:lang w:val="en-US"/>
+        </w:rPr>
+        <w:t>india</w:t>
+      </w:r>
+      <w:proofErr w:type="spellEnd"/>
+      <w:r>
+        <w:rPr>
+          <w:lang w:val="en-US"/>
+        </w:rPr>
+        <w:t xml:space="preserve"> </w:t>
+      </w:r>
+      <w:proofErr w:type="spellStart"/>
+      <w:r>
+        <w:rPr>
+          <w:lang w:val="en-US"/>
+        </w:rPr>
+        <w:t>chalu</w:t>
+      </w:r>
+      <w:proofErr w:type="spellEnd"/>
+      <w:r>
+        <w:rPr>
+          <w:lang w:val="en-US"/>
+        </w:rPr>
+        <w:t xml:space="preserve"> </w:t>
+      </w:r>
+      <w:proofErr w:type="spellStart"/>
+      <w:r>
+        <w:rPr>
+          <w:lang w:val="en-US"/>
+        </w:rPr>
+        <w:t>hua</w:t>
+      </w:r>
+      <w:proofErr w:type="spellEnd"/>
+      <w:r>
+        <w:rPr>
+          <w:lang w:val="en-US"/>
+        </w:rPr>
+        <w:t xml:space="preserve"> </w:t>
+      </w:r>
+      <w:proofErr w:type="spellStart"/>
+      <w:r>
+        <w:rPr>
+          <w:lang w:val="en-US"/>
+        </w:rPr>
+        <w:t>tb</w:t>
+      </w:r>
+      <w:proofErr w:type="spellEnd"/>
+      <w:r>
+        <w:rPr>
+          <w:lang w:val="en-US"/>
+        </w:rPr>
+        <w:t xml:space="preserve"> fir se </w:t>
+      </w:r>
+      <w:proofErr w:type="spellStart"/>
+      <w:r>
+        <w:rPr>
+          <w:lang w:val="en-US"/>
+        </w:rPr>
+        <w:t>bhakti</w:t>
+      </w:r>
+      <w:proofErr w:type="spellEnd"/>
+      <w:r>
+        <w:rPr>
+          <w:lang w:val="en-US"/>
+        </w:rPr>
+        <w:t xml:space="preserve"> </w:t>
+      </w:r>
+      <w:proofErr w:type="spellStart"/>
+      <w:r>
+        <w:rPr>
+          <w:lang w:val="en-US"/>
+        </w:rPr>
+        <w:t>chale</w:t>
+      </w:r>
+      <w:proofErr w:type="spellEnd"/>
+      <w:r>
+        <w:rPr>
+          <w:lang w:val="en-US"/>
+        </w:rPr>
+        <w:t xml:space="preserve"> </w:t>
+      </w:r>
+      <w:proofErr w:type="spellStart"/>
+      <w:r>
+        <w:rPr>
+          <w:lang w:val="en-US"/>
+        </w:rPr>
+        <w:t>gae</w:t>
+      </w:r>
+      <w:proofErr w:type="spellEnd"/>
+      <w:r>
+        <w:rPr>
+          <w:lang w:val="en-US"/>
+        </w:rPr>
+        <w:t xml:space="preserve"> </w:t>
+      </w:r>
+      <w:proofErr w:type="spellStart"/>
+      <w:r>
+        <w:rPr>
+          <w:lang w:val="en-US"/>
+        </w:rPr>
+        <w:t>aur</w:t>
+      </w:r>
+      <w:proofErr w:type="spellEnd"/>
+      <w:r>
+        <w:rPr>
+          <w:lang w:val="en-US"/>
+        </w:rPr>
+        <w:t xml:space="preserve"> logon ne </w:t>
+      </w:r>
+      <w:proofErr w:type="spellStart"/>
+      <w:r>
+        <w:rPr>
+          <w:lang w:val="en-US"/>
+        </w:rPr>
+        <w:t>puja</w:t>
+      </w:r>
+      <w:proofErr w:type="spellEnd"/>
+      <w:r>
+        <w:rPr>
+          <w:lang w:val="en-US"/>
+        </w:rPr>
+        <w:t xml:space="preserve"> </w:t>
+      </w:r>
+      <w:proofErr w:type="spellStart"/>
+      <w:r>
+        <w:rPr>
+          <w:lang w:val="en-US"/>
+        </w:rPr>
+        <w:t>acrahcan</w:t>
+      </w:r>
+      <w:proofErr w:type="spellEnd"/>
+      <w:r>
+        <w:rPr>
+          <w:lang w:val="en-US"/>
+        </w:rPr>
+        <w:t xml:space="preserve"> </w:t>
+      </w:r>
+      <w:proofErr w:type="spellStart"/>
+      <w:r>
+        <w:rPr>
+          <w:lang w:val="en-US"/>
+        </w:rPr>
+        <w:t>sirf</w:t>
+      </w:r>
+      <w:proofErr w:type="spellEnd"/>
+      <w:r>
+        <w:rPr>
+          <w:lang w:val="en-US"/>
+        </w:rPr>
+        <w:t xml:space="preserve"> </w:t>
+      </w:r>
+      <w:proofErr w:type="spellStart"/>
+      <w:r>
+        <w:rPr>
+          <w:lang w:val="en-US"/>
+        </w:rPr>
+        <w:t>materialsitc</w:t>
+      </w:r>
+      <w:proofErr w:type="spellEnd"/>
+      <w:r>
+        <w:rPr>
+          <w:lang w:val="en-US"/>
+        </w:rPr>
+        <w:t xml:space="preserve"> </w:t>
+      </w:r>
+      <w:proofErr w:type="spellStart"/>
+      <w:r>
+        <w:rPr>
+          <w:lang w:val="en-US"/>
+        </w:rPr>
+        <w:t>chezo</w:t>
+      </w:r>
+      <w:proofErr w:type="spellEnd"/>
+      <w:r>
+        <w:rPr>
+          <w:lang w:val="en-US"/>
+        </w:rPr>
+        <w:t xml:space="preserve"> </w:t>
+      </w:r>
+      <w:proofErr w:type="spellStart"/>
+      <w:r>
+        <w:rPr>
+          <w:lang w:val="en-US"/>
+        </w:rPr>
+        <w:t>ke</w:t>
+      </w:r>
+      <w:proofErr w:type="spellEnd"/>
+      <w:r>
+        <w:rPr>
+          <w:lang w:val="en-US"/>
+        </w:rPr>
+        <w:t xml:space="preserve"> </w:t>
+      </w:r>
+      <w:proofErr w:type="spellStart"/>
+      <w:r>
+        <w:rPr>
+          <w:lang w:val="en-US"/>
+        </w:rPr>
+        <w:t>lyei</w:t>
+      </w:r>
+      <w:proofErr w:type="spellEnd"/>
+      <w:r>
+        <w:rPr>
+          <w:lang w:val="en-US"/>
+        </w:rPr>
+        <w:t xml:space="preserve"> </w:t>
+      </w:r>
+      <w:proofErr w:type="spellStart"/>
+      <w:r>
+        <w:rPr>
+          <w:lang w:val="en-US"/>
+        </w:rPr>
+        <w:t>karna</w:t>
+      </w:r>
+      <w:proofErr w:type="spellEnd"/>
+      <w:r>
+        <w:rPr>
+          <w:lang w:val="en-US"/>
+        </w:rPr>
+        <w:t xml:space="preserve"> start </w:t>
+      </w:r>
+      <w:proofErr w:type="spellStart"/>
+      <w:r>
+        <w:rPr>
+          <w:lang w:val="en-US"/>
+        </w:rPr>
+        <w:t>kr</w:t>
+      </w:r>
+      <w:proofErr w:type="spellEnd"/>
+      <w:r>
+        <w:rPr>
+          <w:lang w:val="en-US"/>
+        </w:rPr>
+        <w:t xml:space="preserve"> </w:t>
+      </w:r>
+      <w:proofErr w:type="spellStart"/>
+      <w:r>
+        <w:rPr>
+          <w:lang w:val="en-US"/>
+        </w:rPr>
+        <w:t>dyai</w:t>
+      </w:r>
+      <w:proofErr w:type="spellEnd"/>
+      <w:r>
+        <w:rPr>
+          <w:lang w:val="en-US"/>
+        </w:rPr>
+        <w:t xml:space="preserve">  </w:t>
+      </w:r>
+      <w:proofErr w:type="spellStart"/>
+      <w:r>
+        <w:rPr>
+          <w:lang w:val="en-US"/>
+        </w:rPr>
+        <w:t>kuchg</w:t>
+      </w:r>
+      <w:proofErr w:type="spellEnd"/>
+      <w:r>
+        <w:rPr>
+          <w:lang w:val="en-US"/>
+        </w:rPr>
+        <w:t xml:space="preserve">   earthily pleasure </w:t>
+      </w:r>
+      <w:proofErr w:type="spellStart"/>
+      <w:r>
+        <w:rPr>
+          <w:lang w:val="en-US"/>
+        </w:rPr>
+        <w:t>humko</w:t>
+      </w:r>
+      <w:proofErr w:type="spellEnd"/>
+      <w:r>
+        <w:rPr>
+          <w:lang w:val="en-US"/>
+        </w:rPr>
+        <w:t xml:space="preserve"> mile hum </w:t>
+      </w:r>
+      <w:proofErr w:type="spellStart"/>
+      <w:r>
+        <w:rPr>
+          <w:lang w:val="en-US"/>
+        </w:rPr>
+        <w:t>uske</w:t>
+      </w:r>
+      <w:proofErr w:type="spellEnd"/>
+      <w:r>
+        <w:rPr>
+          <w:lang w:val="en-US"/>
+        </w:rPr>
+        <w:t xml:space="preserve"> </w:t>
+      </w:r>
+      <w:proofErr w:type="spellStart"/>
+      <w:r>
+        <w:rPr>
+          <w:lang w:val="en-US"/>
+        </w:rPr>
+        <w:t>lyie</w:t>
+      </w:r>
+      <w:proofErr w:type="spellEnd"/>
+      <w:r>
+        <w:rPr>
+          <w:lang w:val="en-US"/>
+        </w:rPr>
+        <w:t xml:space="preserve"> </w:t>
+      </w:r>
+      <w:proofErr w:type="spellStart"/>
+      <w:r>
+        <w:rPr>
+          <w:lang w:val="en-US"/>
+        </w:rPr>
+        <w:t>puja</w:t>
+      </w:r>
+      <w:proofErr w:type="spellEnd"/>
+      <w:r>
+        <w:rPr>
+          <w:lang w:val="en-US"/>
+        </w:rPr>
+        <w:t xml:space="preserve"> </w:t>
+      </w:r>
+      <w:proofErr w:type="spellStart"/>
+      <w:r>
+        <w:rPr>
+          <w:lang w:val="en-US"/>
+        </w:rPr>
+        <w:t>archan</w:t>
+      </w:r>
+      <w:proofErr w:type="spellEnd"/>
+      <w:r>
+        <w:rPr>
+          <w:lang w:val="en-US"/>
+        </w:rPr>
+        <w:t xml:space="preserve"> </w:t>
+      </w:r>
+      <w:proofErr w:type="spellStart"/>
+      <w:r>
+        <w:rPr>
+          <w:lang w:val="en-US"/>
+        </w:rPr>
+        <w:t>krte</w:t>
+      </w:r>
+      <w:proofErr w:type="spellEnd"/>
+      <w:r>
+        <w:rPr>
+          <w:lang w:val="en-US"/>
+        </w:rPr>
+        <w:t xml:space="preserve"> </w:t>
+      </w:r>
+      <w:proofErr w:type="spellStart"/>
+      <w:r>
+        <w:rPr>
+          <w:lang w:val="en-US"/>
+        </w:rPr>
+        <w:t>hai</w:t>
+      </w:r>
+      <w:proofErr w:type="spellEnd"/>
+      <w:r>
+        <w:rPr>
+          <w:lang w:val="en-US"/>
+        </w:rPr>
+        <w:t xml:space="preserve"> modern n=</w:t>
+      </w:r>
+      <w:proofErr w:type="spellStart"/>
+      <w:r>
+        <w:rPr>
+          <w:lang w:val="en-US"/>
+        </w:rPr>
+        <w:t>inda</w:t>
+      </w:r>
+      <w:proofErr w:type="spellEnd"/>
+      <w:r>
+        <w:rPr>
+          <w:lang w:val="en-US"/>
+        </w:rPr>
+        <w:t xml:space="preserve"> me </w:t>
+      </w:r>
+      <w:proofErr w:type="spellStart"/>
+      <w:r>
+        <w:rPr>
+          <w:lang w:val="en-US"/>
+        </w:rPr>
+        <w:t>bhakti</w:t>
+      </w:r>
+      <w:proofErr w:type="spellEnd"/>
+      <w:r>
+        <w:rPr>
+          <w:lang w:val="en-US"/>
+        </w:rPr>
+        <w:t xml:space="preserve"> </w:t>
+      </w:r>
+      <w:proofErr w:type="spellStart"/>
+      <w:r>
+        <w:rPr>
+          <w:lang w:val="en-US"/>
+        </w:rPr>
+        <w:t>chalee</w:t>
+      </w:r>
+      <w:proofErr w:type="spellEnd"/>
+      <w:r>
+        <w:rPr>
+          <w:lang w:val="en-US"/>
+        </w:rPr>
+        <w:t xml:space="preserve"> </w:t>
+      </w:r>
+      <w:proofErr w:type="spellStart"/>
+      <w:r>
+        <w:rPr>
+          <w:lang w:val="en-US"/>
+        </w:rPr>
+        <w:t>gae</w:t>
+      </w:r>
+      <w:proofErr w:type="spellEnd"/>
+      <w:r>
+        <w:rPr>
+          <w:lang w:val="en-US"/>
+        </w:rPr>
+        <w:t xml:space="preserve">  we worship for </w:t>
+      </w:r>
+      <w:proofErr w:type="spellStart"/>
+      <w:r>
+        <w:rPr>
+          <w:lang w:val="en-US"/>
+        </w:rPr>
+        <w:t>materialstic</w:t>
+      </w:r>
+      <w:proofErr w:type="spellEnd"/>
+      <w:r>
+        <w:rPr>
+          <w:lang w:val="en-US"/>
+        </w:rPr>
+        <w:t xml:space="preserve"> world </w:t>
+      </w:r>
+      <w:proofErr w:type="spellStart"/>
+      <w:r>
+        <w:rPr>
+          <w:lang w:val="en-US"/>
+        </w:rPr>
+        <w:t>elment</w:t>
+      </w:r>
+      <w:proofErr w:type="spellEnd"/>
+      <w:r>
+        <w:rPr>
+          <w:lang w:val="en-US"/>
+        </w:rPr>
+        <w:t xml:space="preserve"> things </w:t>
+      </w:r>
+    </w:p>
+    <w:p>
+      <w:pPr>
+        <w:rPr>
+          <w:lang w:val="en-US"/>
+        </w:rPr>
+      </w:pPr>
+    </w:p>
+    <w:p>
+      <w:pPr>
+        <w:rPr>
+          <w:lang w:val="en-US"/>
+        </w:rPr>
+      </w:pPr>
+      <w:r>
+        <w:rPr>
+          <w:lang w:val="en-US"/>
+        </w:rPr>
+        <w:t xml:space="preserve">So </w:t>
+      </w:r>
+      <w:proofErr w:type="spellStart"/>
+      <w:r>
+        <w:rPr>
+          <w:lang w:val="en-US"/>
+        </w:rPr>
+        <w:t>bhakti</w:t>
+      </w:r>
+      <w:proofErr w:type="spellEnd"/>
+      <w:r>
+        <w:rPr>
+          <w:lang w:val="en-US"/>
+        </w:rPr>
+        <w:t xml:space="preserve"> word </w:t>
+      </w:r>
+      <w:proofErr w:type="spellStart"/>
+      <w:r>
+        <w:rPr>
+          <w:lang w:val="en-US"/>
+        </w:rPr>
+        <w:t>hai</w:t>
+      </w:r>
+      <w:proofErr w:type="spellEnd"/>
+      <w:r>
+        <w:rPr>
+          <w:lang w:val="en-US"/>
+        </w:rPr>
+        <w:t xml:space="preserve"> ye </w:t>
+      </w:r>
+      <w:proofErr w:type="spellStart"/>
+      <w:r>
+        <w:rPr>
+          <w:lang w:val="en-US"/>
+        </w:rPr>
+        <w:t>medival</w:t>
+      </w:r>
+      <w:proofErr w:type="spellEnd"/>
+      <w:r>
+        <w:rPr>
+          <w:lang w:val="en-US"/>
+        </w:rPr>
+        <w:t xml:space="preserve"> </w:t>
+      </w:r>
+      <w:proofErr w:type="spellStart"/>
+      <w:proofErr w:type="gramStart"/>
+      <w:r>
+        <w:rPr>
+          <w:lang w:val="en-US"/>
+        </w:rPr>
+        <w:t>india</w:t>
+      </w:r>
+      <w:proofErr w:type="spellEnd"/>
+      <w:proofErr w:type="gramEnd"/>
+      <w:r>
+        <w:rPr>
+          <w:lang w:val="en-US"/>
+        </w:rPr>
+        <w:t xml:space="preserve"> me introduce </w:t>
+      </w:r>
+      <w:proofErr w:type="spellStart"/>
+      <w:r>
+        <w:rPr>
+          <w:lang w:val="en-US"/>
+        </w:rPr>
+        <w:t>hua</w:t>
+      </w:r>
+      <w:proofErr w:type="spellEnd"/>
+      <w:r>
+        <w:rPr>
+          <w:lang w:val="en-US"/>
+        </w:rPr>
+        <w:t xml:space="preserve"> </w:t>
+      </w:r>
+      <w:proofErr w:type="spellStart"/>
+      <w:r>
+        <w:rPr>
+          <w:lang w:val="en-US"/>
+        </w:rPr>
+        <w:t>tha</w:t>
+      </w:r>
+      <w:proofErr w:type="spellEnd"/>
+      <w:r>
+        <w:rPr>
+          <w:lang w:val="en-US"/>
+        </w:rPr>
+        <w:t xml:space="preserve"> ye </w:t>
+      </w:r>
+      <w:proofErr w:type="spellStart"/>
+      <w:r>
+        <w:rPr>
+          <w:lang w:val="en-US"/>
+        </w:rPr>
+        <w:t>vedic</w:t>
+      </w:r>
+      <w:proofErr w:type="spellEnd"/>
+      <w:r>
+        <w:rPr>
+          <w:lang w:val="en-US"/>
+        </w:rPr>
+        <w:t xml:space="preserve"> period me </w:t>
+      </w:r>
+      <w:proofErr w:type="spellStart"/>
+      <w:r>
+        <w:rPr>
+          <w:lang w:val="en-US"/>
+        </w:rPr>
+        <w:t>nahi</w:t>
+      </w:r>
+      <w:proofErr w:type="spellEnd"/>
+      <w:r>
+        <w:rPr>
+          <w:lang w:val="en-US"/>
+        </w:rPr>
+        <w:t xml:space="preserve"> </w:t>
+      </w:r>
+      <w:proofErr w:type="spellStart"/>
+      <w:r>
+        <w:rPr>
+          <w:lang w:val="en-US"/>
+        </w:rPr>
+        <w:t>tha</w:t>
+      </w:r>
+      <w:proofErr w:type="spellEnd"/>
+      <w:r>
+        <w:rPr>
+          <w:lang w:val="en-US"/>
+        </w:rPr>
+        <w:t xml:space="preserve">  </w:t>
+      </w:r>
+    </w:p>
+    <w:p>
+      <w:pPr>
+        <w:rPr>
+          <w:lang w:val="en-US"/>
+        </w:rPr>
+      </w:pPr>
+      <w:r>
+        <w:rPr>
+          <w:lang w:val="en-US"/>
+        </w:rPr>
+        <w:lastRenderedPageBreak/>
+        <w:t xml:space="preserve">So 1 and 4 option is </w:t>
+      </w:r>
+      <w:proofErr w:type="spellStart"/>
+      <w:proofErr w:type="gramStart"/>
+      <w:r>
+        <w:rPr>
+          <w:lang w:val="en-US"/>
+        </w:rPr>
+        <w:t>elemnate</w:t>
+      </w:r>
+      <w:proofErr w:type="spellEnd"/>
+      <w:r>
+        <w:rPr>
+          <w:lang w:val="en-US"/>
+        </w:rPr>
+        <w:t xml:space="preserve">  image</w:t>
+      </w:r>
+      <w:proofErr w:type="gramEnd"/>
+      <w:r>
+        <w:rPr>
+          <w:lang w:val="en-US"/>
+        </w:rPr>
+        <w:t xml:space="preserve"> </w:t>
+      </w:r>
+      <w:proofErr w:type="spellStart"/>
+      <w:r>
+        <w:rPr>
+          <w:lang w:val="en-US"/>
+        </w:rPr>
+        <w:t>worrdship</w:t>
+      </w:r>
+      <w:proofErr w:type="spellEnd"/>
+      <w:r>
+        <w:rPr>
+          <w:lang w:val="en-US"/>
+        </w:rPr>
+        <w:t xml:space="preserve"> stated in </w:t>
+      </w:r>
+      <w:proofErr w:type="spellStart"/>
+      <w:r>
+        <w:rPr>
+          <w:lang w:val="en-US"/>
+        </w:rPr>
+        <w:t>india</w:t>
+      </w:r>
+      <w:proofErr w:type="spellEnd"/>
+      <w:r>
+        <w:rPr>
+          <w:lang w:val="en-US"/>
+        </w:rPr>
+        <w:t xml:space="preserve"> </w:t>
+      </w:r>
+      <w:proofErr w:type="spellStart"/>
+      <w:r>
+        <w:rPr>
+          <w:lang w:val="en-US"/>
+        </w:rPr>
+        <w:t>gupta</w:t>
+      </w:r>
+      <w:proofErr w:type="spellEnd"/>
+      <w:r>
+        <w:rPr>
+          <w:lang w:val="en-US"/>
+        </w:rPr>
+        <w:t xml:space="preserve"> period onward  so different type of Buddhist image </w:t>
+      </w:r>
+      <w:proofErr w:type="spellStart"/>
+      <w:r>
+        <w:rPr>
+          <w:lang w:val="en-US"/>
+        </w:rPr>
+        <w:t>jain</w:t>
+      </w:r>
+      <w:proofErr w:type="spellEnd"/>
+      <w:r>
+        <w:rPr>
+          <w:lang w:val="en-US"/>
+        </w:rPr>
+        <w:t xml:space="preserve"> image and different god image </w:t>
+      </w:r>
+      <w:r>
+        <w:rPr>
+          <w:lang w:val="en-US"/>
+        </w:rPr>
+        <w:t xml:space="preserve"> earliest time per kb </w:t>
+      </w:r>
+      <w:proofErr w:type="spellStart"/>
+      <w:r>
+        <w:rPr>
+          <w:lang w:val="en-US"/>
+        </w:rPr>
+        <w:t>banan</w:t>
+      </w:r>
+      <w:proofErr w:type="spellEnd"/>
+      <w:r>
+        <w:rPr>
+          <w:lang w:val="en-US"/>
+        </w:rPr>
+        <w:t xml:space="preserve"> </w:t>
+      </w:r>
+      <w:proofErr w:type="spellStart"/>
+      <w:r>
+        <w:rPr>
+          <w:lang w:val="en-US"/>
+        </w:rPr>
+        <w:t>chalue</w:t>
+      </w:r>
+      <w:proofErr w:type="spellEnd"/>
+      <w:r>
+        <w:rPr>
+          <w:lang w:val="en-US"/>
+        </w:rPr>
+        <w:t xml:space="preserve"> hue to answer is </w:t>
+      </w:r>
+      <w:proofErr w:type="spellStart"/>
+      <w:r>
+        <w:rPr>
+          <w:lang w:val="en-US"/>
+        </w:rPr>
+        <w:t>gupta</w:t>
+      </w:r>
+      <w:proofErr w:type="spellEnd"/>
+      <w:r>
+        <w:rPr>
+          <w:lang w:val="en-US"/>
+        </w:rPr>
+        <w:t xml:space="preserve"> period onward </w:t>
+      </w:r>
+    </w:p>
+    <w:p>
+      <w:pPr>
+        <w:rPr>
+          <w:lang w:val="en-US"/>
+        </w:rPr>
+      </w:pPr>
+    </w:p>
+    <w:p>
+      <w:pPr>
+        <w:rPr>
+          <w:lang w:val="en-US"/>
+        </w:rPr>
+      </w:pPr>
+      <w:r>
+        <w:rPr>
+          <w:lang w:val="en-US"/>
+        </w:rPr>
+        <w:t xml:space="preserve">To answer is c worship of nature and </w:t>
+      </w:r>
+      <w:proofErr w:type="spellStart"/>
+      <w:proofErr w:type="gramStart"/>
+      <w:r>
+        <w:rPr>
+          <w:lang w:val="en-US"/>
+        </w:rPr>
+        <w:t>yajna</w:t>
+      </w:r>
+      <w:proofErr w:type="spellEnd"/>
+      <w:r>
+        <w:rPr>
+          <w:lang w:val="en-US"/>
+        </w:rPr>
+        <w:t xml:space="preserve">  rituals</w:t>
+      </w:r>
+      <w:proofErr w:type="gramEnd"/>
+      <w:r>
+        <w:rPr>
+          <w:lang w:val="en-US"/>
+        </w:rPr>
+        <w:t xml:space="preserve"> </w:t>
+      </w:r>
+      <w:proofErr w:type="spellStart"/>
+      <w:r>
+        <w:rPr>
+          <w:lang w:val="en-US"/>
+        </w:rPr>
+        <w:t>karoge</w:t>
+      </w:r>
+      <w:proofErr w:type="spellEnd"/>
+      <w:r>
+        <w:rPr>
+          <w:lang w:val="en-US"/>
+        </w:rPr>
+        <w:t xml:space="preserve"> to </w:t>
+      </w:r>
+      <w:proofErr w:type="spellStart"/>
+      <w:r>
+        <w:rPr>
+          <w:lang w:val="en-US"/>
+        </w:rPr>
+        <w:t>apko</w:t>
+      </w:r>
+      <w:proofErr w:type="spellEnd"/>
+      <w:r>
+        <w:rPr>
+          <w:lang w:val="en-US"/>
+        </w:rPr>
+        <w:t xml:space="preserve"> </w:t>
+      </w:r>
+      <w:proofErr w:type="spellStart"/>
+      <w:r>
+        <w:rPr>
+          <w:lang w:val="en-US"/>
+        </w:rPr>
+        <w:t>uske</w:t>
+      </w:r>
+      <w:proofErr w:type="spellEnd"/>
+      <w:r>
+        <w:rPr>
+          <w:lang w:val="en-US"/>
+        </w:rPr>
+        <w:t xml:space="preserve"> </w:t>
+      </w:r>
+      <w:proofErr w:type="spellStart"/>
+      <w:r>
+        <w:rPr>
+          <w:lang w:val="en-US"/>
+        </w:rPr>
+        <w:t>lyie</w:t>
+      </w:r>
+      <w:proofErr w:type="spellEnd"/>
+      <w:r>
+        <w:rPr>
+          <w:lang w:val="en-US"/>
+        </w:rPr>
+        <w:t xml:space="preserve"> </w:t>
+      </w:r>
+      <w:proofErr w:type="spellStart"/>
+      <w:r>
+        <w:rPr>
+          <w:lang w:val="en-US"/>
+        </w:rPr>
+        <w:t>yajna</w:t>
+      </w:r>
+      <w:proofErr w:type="spellEnd"/>
+      <w:r>
+        <w:rPr>
+          <w:lang w:val="en-US"/>
+        </w:rPr>
+        <w:t xml:space="preserve"> </w:t>
+      </w:r>
+      <w:proofErr w:type="spellStart"/>
+      <w:r>
+        <w:rPr>
+          <w:lang w:val="en-US"/>
+        </w:rPr>
+        <w:t>yugya</w:t>
+      </w:r>
+      <w:proofErr w:type="spellEnd"/>
+      <w:r>
+        <w:rPr>
+          <w:lang w:val="en-US"/>
+        </w:rPr>
+        <w:t xml:space="preserve"> </w:t>
+      </w:r>
+      <w:proofErr w:type="spellStart"/>
+      <w:r>
+        <w:rPr>
+          <w:lang w:val="en-US"/>
+        </w:rPr>
+        <w:t>karna</w:t>
+      </w:r>
+      <w:proofErr w:type="spellEnd"/>
+      <w:r>
+        <w:rPr>
+          <w:lang w:val="en-US"/>
+        </w:rPr>
+        <w:t xml:space="preserve"> </w:t>
+      </w:r>
+      <w:proofErr w:type="spellStart"/>
+      <w:r>
+        <w:rPr>
+          <w:lang w:val="en-US"/>
+        </w:rPr>
+        <w:t>padega</w:t>
+      </w:r>
+      <w:proofErr w:type="spellEnd"/>
+      <w:r>
+        <w:rPr>
+          <w:lang w:val="en-US"/>
+        </w:rPr>
+        <w:t xml:space="preserve">  </w:t>
+      </w:r>
+      <w:proofErr w:type="spellStart"/>
+      <w:r>
+        <w:rPr>
+          <w:lang w:val="en-US"/>
+        </w:rPr>
+        <w:t>regveda</w:t>
+      </w:r>
+      <w:proofErr w:type="spellEnd"/>
+      <w:r>
+        <w:rPr>
+          <w:lang w:val="en-US"/>
+        </w:rPr>
+        <w:t xml:space="preserve">  god </w:t>
+      </w:r>
+      <w:proofErr w:type="spellStart"/>
+      <w:r>
+        <w:rPr>
+          <w:lang w:val="en-US"/>
+        </w:rPr>
+        <w:t>hai</w:t>
+      </w:r>
+      <w:proofErr w:type="spellEnd"/>
+      <w:r>
+        <w:rPr>
+          <w:lang w:val="en-US"/>
+        </w:rPr>
+        <w:t xml:space="preserve"> – </w:t>
+      </w:r>
+      <w:proofErr w:type="spellStart"/>
+      <w:r>
+        <w:rPr>
+          <w:lang w:val="en-US"/>
+        </w:rPr>
+        <w:t>indra</w:t>
+      </w:r>
+      <w:proofErr w:type="spellEnd"/>
+      <w:r>
+        <w:rPr>
+          <w:lang w:val="en-US"/>
+        </w:rPr>
+        <w:t xml:space="preserve"> , </w:t>
+      </w:r>
+      <w:proofErr w:type="spellStart"/>
+      <w:r>
+        <w:rPr>
+          <w:lang w:val="en-US"/>
+        </w:rPr>
+        <w:t>agni</w:t>
+      </w:r>
+      <w:proofErr w:type="spellEnd"/>
+      <w:r>
+        <w:rPr>
+          <w:lang w:val="en-US"/>
+        </w:rPr>
+        <w:t xml:space="preserve">, </w:t>
+      </w:r>
+      <w:proofErr w:type="spellStart"/>
+      <w:r>
+        <w:rPr>
+          <w:lang w:val="en-US"/>
+        </w:rPr>
+        <w:t>varun</w:t>
+      </w:r>
+      <w:proofErr w:type="spellEnd"/>
+      <w:r>
+        <w:rPr>
+          <w:lang w:val="en-US"/>
+        </w:rPr>
+        <w:t xml:space="preserve">, soma ye </w:t>
+      </w:r>
+      <w:proofErr w:type="spellStart"/>
+      <w:r>
+        <w:rPr>
+          <w:lang w:val="en-US"/>
+        </w:rPr>
+        <w:t>sabhe</w:t>
+      </w:r>
+      <w:proofErr w:type="spellEnd"/>
+      <w:r>
+        <w:rPr>
+          <w:lang w:val="en-US"/>
+        </w:rPr>
+        <w:t xml:space="preserve"> </w:t>
+      </w:r>
+      <w:proofErr w:type="spellStart"/>
+      <w:r>
+        <w:rPr>
+          <w:lang w:val="en-US"/>
+        </w:rPr>
+        <w:t>jo</w:t>
+      </w:r>
+      <w:proofErr w:type="spellEnd"/>
+      <w:r>
+        <w:rPr>
+          <w:lang w:val="en-US"/>
+        </w:rPr>
+        <w:t xml:space="preserve"> </w:t>
+      </w:r>
+      <w:proofErr w:type="spellStart"/>
+      <w:r>
+        <w:rPr>
+          <w:lang w:val="en-US"/>
+        </w:rPr>
+        <w:t>hai</w:t>
+      </w:r>
+      <w:proofErr w:type="spellEnd"/>
+      <w:r>
+        <w:rPr>
+          <w:lang w:val="en-US"/>
+        </w:rPr>
+        <w:t xml:space="preserve"> </w:t>
+      </w:r>
+      <w:proofErr w:type="spellStart"/>
+      <w:r>
+        <w:rPr>
+          <w:lang w:val="en-US"/>
+        </w:rPr>
+        <w:t>wo</w:t>
+      </w:r>
+      <w:proofErr w:type="spellEnd"/>
+      <w:r>
+        <w:rPr>
+          <w:lang w:val="en-US"/>
+        </w:rPr>
+        <w:t xml:space="preserve"> natural element </w:t>
+      </w:r>
+      <w:proofErr w:type="spellStart"/>
+      <w:r>
+        <w:rPr>
+          <w:lang w:val="en-US"/>
+        </w:rPr>
+        <w:t>hai</w:t>
+      </w:r>
+      <w:proofErr w:type="spellEnd"/>
+      <w:r>
+        <w:rPr>
+          <w:lang w:val="en-US"/>
+        </w:rPr>
+        <w:t xml:space="preserve">  so nature worship is there and sacrifices </w:t>
+      </w:r>
+      <w:proofErr w:type="spellStart"/>
+      <w:r>
+        <w:rPr>
+          <w:lang w:val="en-US"/>
+        </w:rPr>
+        <w:t>karna</w:t>
+      </w:r>
+      <w:proofErr w:type="spellEnd"/>
+      <w:r>
+        <w:rPr>
+          <w:lang w:val="en-US"/>
+        </w:rPr>
+        <w:t xml:space="preserve"> </w:t>
+      </w:r>
+      <w:proofErr w:type="spellStart"/>
+      <w:r>
+        <w:rPr>
+          <w:lang w:val="en-US"/>
+        </w:rPr>
+        <w:t>hai</w:t>
+      </w:r>
+      <w:proofErr w:type="spellEnd"/>
+      <w:r>
+        <w:rPr>
+          <w:lang w:val="en-US"/>
+        </w:rPr>
+        <w:t xml:space="preserve"> to bade </w:t>
+      </w:r>
+      <w:proofErr w:type="spellStart"/>
+      <w:r>
+        <w:rPr>
+          <w:lang w:val="en-US"/>
+        </w:rPr>
+        <w:t>bade</w:t>
+      </w:r>
+      <w:proofErr w:type="spellEnd"/>
+      <w:r>
+        <w:rPr>
+          <w:lang w:val="en-US"/>
+        </w:rPr>
+        <w:t xml:space="preserve"> </w:t>
+      </w:r>
+      <w:proofErr w:type="spellStart"/>
+      <w:r>
+        <w:rPr>
+          <w:lang w:val="en-US"/>
+        </w:rPr>
+        <w:t>yugya</w:t>
+      </w:r>
+      <w:proofErr w:type="spellEnd"/>
+      <w:r>
+        <w:rPr>
+          <w:lang w:val="en-US"/>
+        </w:rPr>
+        <w:t xml:space="preserve"> </w:t>
+      </w:r>
+      <w:proofErr w:type="spellStart"/>
+      <w:r>
+        <w:rPr>
+          <w:lang w:val="en-US"/>
+        </w:rPr>
+        <w:t>karne</w:t>
+      </w:r>
+      <w:proofErr w:type="spellEnd"/>
+      <w:r>
+        <w:rPr>
+          <w:lang w:val="en-US"/>
+        </w:rPr>
+        <w:t xml:space="preserve"> </w:t>
+      </w:r>
+      <w:proofErr w:type="spellStart"/>
+      <w:r>
+        <w:rPr>
+          <w:lang w:val="en-US"/>
+        </w:rPr>
+        <w:t>padte</w:t>
+      </w:r>
+      <w:proofErr w:type="spellEnd"/>
+      <w:r>
+        <w:rPr>
+          <w:lang w:val="en-US"/>
+        </w:rPr>
+        <w:t xml:space="preserve"> the </w:t>
+      </w:r>
+    </w:p>
+    <w:p>
+      <w:pPr>
+        <w:rPr>
+          <w:lang w:val="en-US"/>
+        </w:rPr>
+      </w:pPr>
+    </w:p>
+    <w:p>
+      <w:pPr>
+        <w:rPr>
+          <w:lang w:val="en-US"/>
+        </w:rPr>
+      </w:pPr>
+    </w:p>
+    <w:p>
+      <w:pPr>
+        <w:rPr>
+          <w:lang w:val="en-US"/>
+        </w:rPr>
+      </w:pPr>
+    </w:p>
+    <w:p>
+      <w:pPr>
+        <w:rPr>
+          <w:sz w:val="40"/>
+          <w:lang w:val="en-US"/>
+        </w:rPr>
+      </w:pPr>
+      <w:r>
+        <w:rPr>
+          <w:sz w:val="40"/>
+          <w:highlight w:val="yellow"/>
+          <w:lang w:val="en-US"/>
+        </w:rPr>
+        <w:t>8</w:t>
+      </w:r>
+    </w:p>
+    <w:p>
+      <w:pPr>
+        <w:rPr>
+          <w:lang w:val="en-US"/>
+        </w:rPr>
+      </w:pPr>
+      <w:r>
+        <w:rPr>
+          <w:lang w:val="en-US"/>
+        </w:rPr>
+        <w:t xml:space="preserve"> </w:t>
+      </w:r>
+      <w:proofErr w:type="spellStart"/>
+      <w:r>
+        <w:rPr>
+          <w:lang w:val="en-US"/>
+        </w:rPr>
+        <w:t>Ans</w:t>
+      </w:r>
+      <w:proofErr w:type="spellEnd"/>
+      <w:r>
+        <w:rPr>
+          <w:lang w:val="en-US"/>
+        </w:rPr>
+        <w:t xml:space="preserve">:  </w:t>
+      </w:r>
+      <w:proofErr w:type="spellStart"/>
+      <w:r>
+        <w:rPr>
+          <w:lang w:val="en-US"/>
+        </w:rPr>
+        <w:t>Mundkaupneshad</w:t>
+      </w:r>
+      <w:proofErr w:type="spellEnd"/>
+      <w:r>
+        <w:rPr>
+          <w:lang w:val="en-US"/>
+        </w:rPr>
+        <w:t xml:space="preserve"> D </w:t>
+      </w:r>
+    </w:p>
+    <w:p>
+      <w:pPr>
+        <w:rPr>
+          <w:lang w:val="en-US"/>
+        </w:rPr>
+      </w:pPr>
     </w:p>
     <w:p>
       <w:pPr>
@@ -10691,7 +17262,7 @@
   <a:extraClrSchemeLst/>
   <a:extLst>
     <a:ext uri="{05A4C25C-085E-4340-85A3-A5531E510DB2}">
-      <thm15:themeFamily xmlns="" xmlns:thm15="http://schemas.microsoft.com/office/thememl/2012/main" name="Office Theme" id="{62F939B6-93AF-4DB8-9C6B-D6C7DFDC589F}" vid="{4A3C46E8-61CC-4603-A589-7422A47A8E4A}"/>
+      <thm15:themeFamily xmlns:thm15="http://schemas.microsoft.com/office/thememl/2012/main" xmlns="" name="Office Theme" id="{62F939B6-93AF-4DB8-9C6B-D6C7DFDC589F}" vid="{4A3C46E8-61CC-4603-A589-7422A47A8E4A}"/>
     </a:ext>
   </a:extLst>
 </a:theme>
